--- a/lab2/Шаталин_02.docx
+++ b/lab2/Шаталин_02.docx
@@ -6,49 +6,58 @@
       <w:pPr>
         <w:jc w:val="center"/>
         <w:rPr>
-          <w:sz w:val="28"/>
-          <w:szCs w:val="28"/>
-        </w:rPr>
-      </w:pPr>
-      <w:r>
-        <w:rPr>
-          <w:sz w:val="28"/>
-          <w:szCs w:val="28"/>
-        </w:rPr>
-        <w:t xml:space="preserve">Лабараторная работа </w:t>
-      </w:r>
-      <w:r>
-        <w:rPr>
-          <w:sz w:val="28"/>
-          <w:szCs w:val="28"/>
-        </w:rPr>
-        <w:t>2</w:t>
+          <w:b/>
+          <w:bCs/>
+          <w:sz w:val="28"/>
+          <w:szCs w:val="28"/>
+        </w:rPr>
+      </w:pPr>
+      <w:r>
+        <w:rPr>
+          <w:b/>
+          <w:bCs/>
+          <w:sz w:val="28"/>
+          <w:szCs w:val="28"/>
+        </w:rPr>
+        <w:t xml:space="preserve">2 </w:t>
+      </w:r>
+      <w:r>
+        <w:rPr>
+          <w:b/>
+          <w:bCs/>
+          <w:sz w:val="28"/>
+          <w:szCs w:val="28"/>
+        </w:rPr>
+        <w:t>Принципы объектно-ориентированного программирования</w:t>
       </w:r>
     </w:p>
     <w:p>
       <w:pPr>
         <w:jc w:val="center"/>
         <w:rPr>
-          <w:sz w:val="28"/>
-          <w:szCs w:val="28"/>
-        </w:rPr>
-      </w:pPr>
-      <w:r>
-        <w:rPr>
-          <w:sz w:val="28"/>
-          <w:szCs w:val="28"/>
-        </w:rPr>
-        <w:t>Принципы объектно-ориентированного программирования</w:t>
-      </w:r>
+          <w:b/>
+          <w:bCs/>
+          <w:sz w:val="28"/>
+          <w:szCs w:val="28"/>
+        </w:rPr>
+      </w:pPr>
     </w:p>
     <w:p>
       <w:pPr>
         <w:ind w:firstLine="709"/>
-        <w:rPr>
-          <w:sz w:val="28"/>
-          <w:szCs w:val="28"/>
-        </w:rPr>
-      </w:pPr>
+        <w:jc w:val="both"/>
+        <w:rPr>
+          <w:sz w:val="28"/>
+          <w:szCs w:val="28"/>
+        </w:rPr>
+      </w:pPr>
+      <w:r>
+        <w:rPr>
+          <w:sz w:val="28"/>
+          <w:szCs w:val="28"/>
+        </w:rPr>
+        <w:tab/>
+      </w:r>
       <w:r>
         <w:rPr>
           <w:sz w:val="28"/>
@@ -93,6 +102,7 @@
         <w:rPr>
           <w:sz w:val="28"/>
           <w:szCs w:val="28"/>
+          <w:lang w:val="en-US"/>
         </w:rPr>
       </w:pPr>
       <w:r>
@@ -106,6 +116,7 @@
         <w:rPr>
           <w:sz w:val="28"/>
           <w:szCs w:val="28"/>
+          <w:lang w:val="en-US"/>
         </w:rPr>
         <w:t xml:space="preserve"> </w:t>
       </w:r>
@@ -120,6 +131,7 @@
         <w:rPr>
           <w:sz w:val="28"/>
           <w:szCs w:val="28"/>
+          <w:lang w:val="en-US"/>
         </w:rPr>
         <w:t>:</w:t>
       </w:r>
@@ -133,18 +145,20 @@
         <w:rPr>
           <w:rFonts w:ascii="Cascadia Mono" w:hAnsi="Cascadia Mono" w:cs="Cascadia Mono"/>
           <w:color w:val="000000"/>
-          <w:sz w:val="19"/>
-          <w:szCs w:val="19"/>
-          <w:highlight w:val="white"/>
+          <w:sz w:val="28"/>
+          <w:szCs w:val="28"/>
+          <w:highlight w:val="white"/>
+          <w:lang w:val="en-US"/>
         </w:rPr>
       </w:pPr>
       <w:r>
         <w:rPr>
           <w:rFonts w:ascii="Cascadia Mono" w:hAnsi="Cascadia Mono" w:cs="Cascadia Mono"/>
           <w:color w:val="0000FF"/>
-          <w:sz w:val="19"/>
-          <w:szCs w:val="19"/>
-          <w:highlight w:val="white"/>
+          <w:sz w:val="28"/>
+          <w:szCs w:val="28"/>
+          <w:highlight w:val="white"/>
+          <w:lang w:val="en-US"/>
         </w:rPr>
         <w:t>using</w:t>
       </w:r>
@@ -152,9 +166,10 @@
         <w:rPr>
           <w:rFonts w:ascii="Cascadia Mono" w:hAnsi="Cascadia Mono" w:cs="Cascadia Mono"/>
           <w:color w:val="000000"/>
-          <w:sz w:val="19"/>
-          <w:szCs w:val="19"/>
-          <w:highlight w:val="white"/>
+          <w:sz w:val="28"/>
+          <w:szCs w:val="28"/>
+          <w:highlight w:val="white"/>
+          <w:lang w:val="en-US"/>
         </w:rPr>
         <w:t xml:space="preserve"> System;</w:t>
       </w:r>
@@ -165,6 +180,7 @@
         <w:rPr>
           <w:sz w:val="28"/>
           <w:szCs w:val="28"/>
+          <w:lang w:val="en-US"/>
         </w:rPr>
       </w:pPr>
     </w:p>
@@ -177,8 +193,8 @@
         <w:rPr>
           <w:rFonts w:ascii="Cascadia Mono" w:hAnsi="Cascadia Mono" w:cs="Cascadia Mono"/>
           <w:color w:val="000000"/>
-          <w:sz w:val="19"/>
-          <w:szCs w:val="19"/>
+          <w:sz w:val="28"/>
+          <w:szCs w:val="28"/>
           <w:highlight w:val="white"/>
           <w:lang w:val="en-US"/>
         </w:rPr>
@@ -187,8 +203,8 @@
         <w:rPr>
           <w:rFonts w:ascii="Cascadia Mono" w:hAnsi="Cascadia Mono" w:cs="Cascadia Mono"/>
           <w:color w:val="0000FF"/>
-          <w:sz w:val="19"/>
-          <w:szCs w:val="19"/>
+          <w:sz w:val="28"/>
+          <w:szCs w:val="28"/>
           <w:highlight w:val="white"/>
           <w:lang w:val="en-US"/>
         </w:rPr>
@@ -198,8 +214,8 @@
         <w:rPr>
           <w:rFonts w:ascii="Cascadia Mono" w:hAnsi="Cascadia Mono" w:cs="Cascadia Mono"/>
           <w:color w:val="000000"/>
-          <w:sz w:val="19"/>
-          <w:szCs w:val="19"/>
+          <w:sz w:val="28"/>
+          <w:szCs w:val="28"/>
           <w:highlight w:val="white"/>
           <w:lang w:val="en-US"/>
         </w:rPr>
@@ -209,8 +225,8 @@
         <w:rPr>
           <w:rFonts w:ascii="Cascadia Mono" w:hAnsi="Cascadia Mono" w:cs="Cascadia Mono"/>
           <w:color w:val="2B91AF"/>
-          <w:sz w:val="19"/>
-          <w:szCs w:val="19"/>
+          <w:sz w:val="28"/>
+          <w:szCs w:val="28"/>
           <w:highlight w:val="white"/>
           <w:lang w:val="en-US"/>
         </w:rPr>
@@ -226,8 +242,8 @@
         <w:rPr>
           <w:rFonts w:ascii="Cascadia Mono" w:hAnsi="Cascadia Mono" w:cs="Cascadia Mono"/>
           <w:color w:val="000000"/>
-          <w:sz w:val="19"/>
-          <w:szCs w:val="19"/>
+          <w:sz w:val="28"/>
+          <w:szCs w:val="28"/>
           <w:highlight w:val="white"/>
           <w:lang w:val="en-US"/>
         </w:rPr>
@@ -236,8 +252,8 @@
         <w:rPr>
           <w:rFonts w:ascii="Cascadia Mono" w:hAnsi="Cascadia Mono" w:cs="Cascadia Mono"/>
           <w:color w:val="000000"/>
-          <w:sz w:val="19"/>
-          <w:szCs w:val="19"/>
+          <w:sz w:val="28"/>
+          <w:szCs w:val="28"/>
           <w:highlight w:val="white"/>
           <w:lang w:val="en-US"/>
         </w:rPr>
@@ -253,8 +269,8 @@
         <w:rPr>
           <w:rFonts w:ascii="Cascadia Mono" w:hAnsi="Cascadia Mono" w:cs="Cascadia Mono"/>
           <w:color w:val="000000"/>
-          <w:sz w:val="19"/>
-          <w:szCs w:val="19"/>
+          <w:sz w:val="28"/>
+          <w:szCs w:val="28"/>
           <w:highlight w:val="white"/>
           <w:lang w:val="en-US"/>
         </w:rPr>
@@ -263,8 +279,8 @@
         <w:rPr>
           <w:rFonts w:ascii="Cascadia Mono" w:hAnsi="Cascadia Mono" w:cs="Cascadia Mono"/>
           <w:color w:val="000000"/>
-          <w:sz w:val="19"/>
-          <w:szCs w:val="19"/>
+          <w:sz w:val="28"/>
+          <w:szCs w:val="28"/>
           <w:highlight w:val="white"/>
           <w:lang w:val="en-US"/>
         </w:rPr>
@@ -274,8 +290,8 @@
         <w:rPr>
           <w:rFonts w:ascii="Cascadia Mono" w:hAnsi="Cascadia Mono" w:cs="Cascadia Mono"/>
           <w:color w:val="0000FF"/>
-          <w:sz w:val="19"/>
-          <w:szCs w:val="19"/>
+          <w:sz w:val="28"/>
+          <w:szCs w:val="28"/>
           <w:highlight w:val="white"/>
           <w:lang w:val="en-US"/>
         </w:rPr>
@@ -285,8 +301,8 @@
         <w:rPr>
           <w:rFonts w:ascii="Cascadia Mono" w:hAnsi="Cascadia Mono" w:cs="Cascadia Mono"/>
           <w:color w:val="000000"/>
-          <w:sz w:val="19"/>
-          <w:szCs w:val="19"/>
+          <w:sz w:val="28"/>
+          <w:szCs w:val="28"/>
           <w:highlight w:val="white"/>
           <w:lang w:val="en-US"/>
         </w:rPr>
@@ -296,8 +312,8 @@
         <w:rPr>
           <w:rFonts w:ascii="Cascadia Mono" w:hAnsi="Cascadia Mono" w:cs="Cascadia Mono"/>
           <w:color w:val="0000FF"/>
-          <w:sz w:val="19"/>
-          <w:szCs w:val="19"/>
+          <w:sz w:val="28"/>
+          <w:szCs w:val="28"/>
           <w:highlight w:val="white"/>
           <w:lang w:val="en-US"/>
         </w:rPr>
@@ -307,12 +323,36 @@
         <w:rPr>
           <w:rFonts w:ascii="Cascadia Mono" w:hAnsi="Cascadia Mono" w:cs="Cascadia Mono"/>
           <w:color w:val="000000"/>
-          <w:sz w:val="19"/>
-          <w:szCs w:val="19"/>
+          <w:sz w:val="28"/>
+          <w:szCs w:val="28"/>
           <w:highlight w:val="white"/>
           <w:lang w:val="en-US"/>
         </w:rPr>
-        <w:t xml:space="preserve"> Main()</w:t>
+        <w:t xml:space="preserve"> </w:t>
+      </w:r>
+      <w:proofErr w:type="gramStart"/>
+      <w:r>
+        <w:rPr>
+          <w:rFonts w:ascii="Cascadia Mono" w:hAnsi="Cascadia Mono" w:cs="Cascadia Mono"/>
+          <w:color w:val="000000"/>
+          <w:sz w:val="28"/>
+          <w:szCs w:val="28"/>
+          <w:highlight w:val="white"/>
+          <w:lang w:val="en-US"/>
+        </w:rPr>
+        <w:t>Main(</w:t>
+      </w:r>
+      <w:proofErr w:type="gramEnd"/>
+      <w:r>
+        <w:rPr>
+          <w:rFonts w:ascii="Cascadia Mono" w:hAnsi="Cascadia Mono" w:cs="Cascadia Mono"/>
+          <w:color w:val="000000"/>
+          <w:sz w:val="28"/>
+          <w:szCs w:val="28"/>
+          <w:highlight w:val="white"/>
+          <w:lang w:val="en-US"/>
+        </w:rPr>
+        <w:t>)</w:t>
       </w:r>
     </w:p>
     <w:p>
@@ -324,8 +364,8 @@
         <w:rPr>
           <w:rFonts w:ascii="Cascadia Mono" w:hAnsi="Cascadia Mono" w:cs="Cascadia Mono"/>
           <w:color w:val="000000"/>
-          <w:sz w:val="19"/>
-          <w:szCs w:val="19"/>
+          <w:sz w:val="28"/>
+          <w:szCs w:val="28"/>
           <w:highlight w:val="white"/>
           <w:lang w:val="en-US"/>
         </w:rPr>
@@ -334,8 +374,8 @@
         <w:rPr>
           <w:rFonts w:ascii="Cascadia Mono" w:hAnsi="Cascadia Mono" w:cs="Cascadia Mono"/>
           <w:color w:val="000000"/>
-          <w:sz w:val="19"/>
-          <w:szCs w:val="19"/>
+          <w:sz w:val="28"/>
+          <w:szCs w:val="28"/>
           <w:highlight w:val="white"/>
           <w:lang w:val="en-US"/>
         </w:rPr>
@@ -351,8 +391,8 @@
         <w:rPr>
           <w:rFonts w:ascii="Cascadia Mono" w:hAnsi="Cascadia Mono" w:cs="Cascadia Mono"/>
           <w:color w:val="000000"/>
-          <w:sz w:val="19"/>
-          <w:szCs w:val="19"/>
+          <w:sz w:val="28"/>
+          <w:szCs w:val="28"/>
           <w:highlight w:val="white"/>
           <w:lang w:val="en-US"/>
         </w:rPr>
@@ -361,8 +401,8 @@
         <w:rPr>
           <w:rFonts w:ascii="Cascadia Mono" w:hAnsi="Cascadia Mono" w:cs="Cascadia Mono"/>
           <w:color w:val="000000"/>
-          <w:sz w:val="19"/>
-          <w:szCs w:val="19"/>
+          <w:sz w:val="28"/>
+          <w:szCs w:val="28"/>
           <w:highlight w:val="white"/>
           <w:lang w:val="en-US"/>
         </w:rPr>
@@ -372,8 +412,8 @@
         <w:rPr>
           <w:rFonts w:ascii="Cascadia Mono" w:hAnsi="Cascadia Mono" w:cs="Cascadia Mono"/>
           <w:color w:val="0000FF"/>
-          <w:sz w:val="19"/>
-          <w:szCs w:val="19"/>
+          <w:sz w:val="28"/>
+          <w:szCs w:val="28"/>
           <w:highlight w:val="white"/>
           <w:lang w:val="en-US"/>
         </w:rPr>
@@ -383,8 +423,8 @@
         <w:rPr>
           <w:rFonts w:ascii="Cascadia Mono" w:hAnsi="Cascadia Mono" w:cs="Cascadia Mono"/>
           <w:color w:val="000000"/>
-          <w:sz w:val="19"/>
-          <w:szCs w:val="19"/>
+          <w:sz w:val="28"/>
+          <w:szCs w:val="28"/>
           <w:highlight w:val="white"/>
           <w:lang w:val="en-US"/>
         </w:rPr>
@@ -400,127 +440,81 @@
         <w:rPr>
           <w:rFonts w:ascii="Cascadia Mono" w:hAnsi="Cascadia Mono" w:cs="Cascadia Mono"/>
           <w:color w:val="000000"/>
-          <w:sz w:val="19"/>
-          <w:szCs w:val="19"/>
+          <w:sz w:val="28"/>
+          <w:szCs w:val="28"/>
+          <w:highlight w:val="white"/>
+        </w:rPr>
+      </w:pPr>
+      <w:r>
+        <w:rPr>
+          <w:rFonts w:ascii="Cascadia Mono" w:hAnsi="Cascadia Mono" w:cs="Cascadia Mono"/>
+          <w:color w:val="000000"/>
+          <w:sz w:val="28"/>
+          <w:szCs w:val="28"/>
           <w:highlight w:val="white"/>
           <w:lang w:val="en-US"/>
         </w:rPr>
-      </w:pPr>
+        <w:t xml:space="preserve">        </w:t>
+      </w:r>
+      <w:r>
+        <w:rPr>
+          <w:rFonts w:ascii="Cascadia Mono" w:hAnsi="Cascadia Mono" w:cs="Cascadia Mono"/>
+          <w:color w:val="2B91AF"/>
+          <w:sz w:val="28"/>
+          <w:szCs w:val="28"/>
+          <w:highlight w:val="white"/>
+          <w:lang w:val="en-US"/>
+        </w:rPr>
+        <w:t>Console</w:t>
+      </w:r>
       <w:r>
         <w:rPr>
           <w:rFonts w:ascii="Cascadia Mono" w:hAnsi="Cascadia Mono" w:cs="Cascadia Mono"/>
           <w:color w:val="000000"/>
-          <w:sz w:val="19"/>
-          <w:szCs w:val="19"/>
+          <w:sz w:val="28"/>
+          <w:szCs w:val="28"/>
+          <w:highlight w:val="white"/>
+        </w:rPr>
+        <w:t>.</w:t>
+      </w:r>
+      <w:r>
+        <w:rPr>
+          <w:rFonts w:ascii="Cascadia Mono" w:hAnsi="Cascadia Mono" w:cs="Cascadia Mono"/>
+          <w:color w:val="000000"/>
+          <w:sz w:val="28"/>
+          <w:szCs w:val="28"/>
           <w:highlight w:val="white"/>
           <w:lang w:val="en-US"/>
         </w:rPr>
-        <w:t xml:space="preserve">        </w:t>
-      </w:r>
-      <w:r>
-        <w:rPr>
-          <w:rFonts w:ascii="Cascadia Mono" w:hAnsi="Cascadia Mono" w:cs="Cascadia Mono"/>
-          <w:color w:val="2B91AF"/>
-          <w:sz w:val="19"/>
-          <w:szCs w:val="19"/>
-          <w:highlight w:val="white"/>
-          <w:lang w:val="en-US"/>
-        </w:rPr>
-        <w:t>Console</w:t>
+        <w:t>Write</w:t>
       </w:r>
       <w:r>
         <w:rPr>
           <w:rFonts w:ascii="Cascadia Mono" w:hAnsi="Cascadia Mono" w:cs="Cascadia Mono"/>
           <w:color w:val="000000"/>
-          <w:sz w:val="19"/>
-          <w:szCs w:val="19"/>
-          <w:highlight w:val="white"/>
-          <w:lang w:val="en-US"/>
-        </w:rPr>
-        <w:t>.Write(</w:t>
+          <w:sz w:val="28"/>
+          <w:szCs w:val="28"/>
+          <w:highlight w:val="white"/>
+        </w:rPr>
+        <w:t>(</w:t>
       </w:r>
       <w:r>
         <w:rPr>
           <w:rFonts w:ascii="Cascadia Mono" w:hAnsi="Cascadia Mono" w:cs="Cascadia Mono"/>
           <w:color w:val="A31515"/>
-          <w:sz w:val="19"/>
-          <w:szCs w:val="19"/>
-          <w:highlight w:val="white"/>
-          <w:lang w:val="en-US"/>
-        </w:rPr>
-        <w:t>"</w:t>
-      </w:r>
-      <w:r>
-        <w:rPr>
-          <w:rFonts w:ascii="Cascadia Mono" w:hAnsi="Cascadia Mono" w:cs="Cascadia Mono"/>
-          <w:color w:val="A31515"/>
-          <w:sz w:val="19"/>
-          <w:szCs w:val="19"/>
-          <w:highlight w:val="white"/>
-        </w:rPr>
-        <w:t>Введите</w:t>
-      </w:r>
-      <w:r>
-        <w:rPr>
-          <w:rFonts w:ascii="Cascadia Mono" w:hAnsi="Cascadia Mono" w:cs="Cascadia Mono"/>
-          <w:color w:val="A31515"/>
-          <w:sz w:val="19"/>
-          <w:szCs w:val="19"/>
-          <w:highlight w:val="white"/>
-          <w:lang w:val="en-US"/>
-        </w:rPr>
-        <w:t xml:space="preserve"> </w:t>
-      </w:r>
-      <w:r>
-        <w:rPr>
-          <w:rFonts w:ascii="Cascadia Mono" w:hAnsi="Cascadia Mono" w:cs="Cascadia Mono"/>
-          <w:color w:val="A31515"/>
-          <w:sz w:val="19"/>
-          <w:szCs w:val="19"/>
-          <w:highlight w:val="white"/>
-        </w:rPr>
-        <w:t>первое</w:t>
-      </w:r>
-      <w:r>
-        <w:rPr>
-          <w:rFonts w:ascii="Cascadia Mono" w:hAnsi="Cascadia Mono" w:cs="Cascadia Mono"/>
-          <w:color w:val="A31515"/>
-          <w:sz w:val="19"/>
-          <w:szCs w:val="19"/>
-          <w:highlight w:val="white"/>
-          <w:lang w:val="en-US"/>
-        </w:rPr>
-        <w:t xml:space="preserve"> </w:t>
-      </w:r>
-      <w:r>
-        <w:rPr>
-          <w:rFonts w:ascii="Cascadia Mono" w:hAnsi="Cascadia Mono" w:cs="Cascadia Mono"/>
-          <w:color w:val="A31515"/>
-          <w:sz w:val="19"/>
-          <w:szCs w:val="19"/>
-          <w:highlight w:val="white"/>
-        </w:rPr>
-        <w:t>число</w:t>
-      </w:r>
-      <w:r>
-        <w:rPr>
-          <w:rFonts w:ascii="Cascadia Mono" w:hAnsi="Cascadia Mono" w:cs="Cascadia Mono"/>
-          <w:color w:val="A31515"/>
-          <w:sz w:val="19"/>
-          <w:szCs w:val="19"/>
-          <w:highlight w:val="white"/>
-          <w:lang w:val="en-US"/>
-        </w:rPr>
-        <w:t>: "</w:t>
+          <w:sz w:val="28"/>
+          <w:szCs w:val="28"/>
+          <w:highlight w:val="white"/>
+        </w:rPr>
+        <w:t>"Введите первое число: "</w:t>
       </w:r>
       <w:r>
         <w:rPr>
           <w:rFonts w:ascii="Cascadia Mono" w:hAnsi="Cascadia Mono" w:cs="Cascadia Mono"/>
           <w:color w:val="000000"/>
-          <w:sz w:val="19"/>
-          <w:szCs w:val="19"/>
-          <w:highlight w:val="white"/>
-          <w:lang w:val="en-US"/>
+          <w:sz w:val="28"/>
+          <w:szCs w:val="28"/>
+          <w:highlight w:val="white"/>
         </w:rPr>
         <w:t>);</w:t>
       </w:r>
@@ -534,8 +528,8 @@
         <w:rPr>
           <w:rFonts w:ascii="Cascadia Mono" w:hAnsi="Cascadia Mono" w:cs="Cascadia Mono"/>
           <w:color w:val="000000"/>
-          <w:sz w:val="19"/>
-          <w:szCs w:val="19"/>
+          <w:sz w:val="28"/>
+          <w:szCs w:val="28"/>
           <w:highlight w:val="white"/>
           <w:lang w:val="en-US"/>
         </w:rPr>
@@ -544,19 +538,30 @@
         <w:rPr>
           <w:rFonts w:ascii="Cascadia Mono" w:hAnsi="Cascadia Mono" w:cs="Cascadia Mono"/>
           <w:color w:val="000000"/>
-          <w:sz w:val="19"/>
-          <w:szCs w:val="19"/>
+          <w:sz w:val="28"/>
+          <w:szCs w:val="28"/>
+          <w:highlight w:val="white"/>
+        </w:rPr>
+        <w:t xml:space="preserve">        </w:t>
+      </w:r>
+      <w:r>
+        <w:rPr>
+          <w:rFonts w:ascii="Cascadia Mono" w:hAnsi="Cascadia Mono" w:cs="Cascadia Mono"/>
+          <w:color w:val="000000"/>
+          <w:sz w:val="28"/>
+          <w:szCs w:val="28"/>
           <w:highlight w:val="white"/>
           <w:lang w:val="en-US"/>
         </w:rPr>
-        <w:t xml:space="preserve">        num1 = </w:t>
-      </w:r>
+        <w:t xml:space="preserve">num1 = </w:t>
+      </w:r>
+      <w:proofErr w:type="spellStart"/>
       <w:r>
         <w:rPr>
           <w:rFonts w:ascii="Cascadia Mono" w:hAnsi="Cascadia Mono" w:cs="Cascadia Mono"/>
           <w:color w:val="2B91AF"/>
-          <w:sz w:val="19"/>
-          <w:szCs w:val="19"/>
+          <w:sz w:val="28"/>
+          <w:szCs w:val="28"/>
           <w:highlight w:val="white"/>
           <w:lang w:val="en-US"/>
         </w:rPr>
@@ -566,19 +571,32 @@
         <w:rPr>
           <w:rFonts w:ascii="Cascadia Mono" w:hAnsi="Cascadia Mono" w:cs="Cascadia Mono"/>
           <w:color w:val="000000"/>
-          <w:sz w:val="19"/>
-          <w:szCs w:val="19"/>
+          <w:sz w:val="28"/>
+          <w:szCs w:val="28"/>
           <w:highlight w:val="white"/>
           <w:lang w:val="en-US"/>
         </w:rPr>
-        <w:t>.ToDouble(</w:t>
-      </w:r>
+        <w:t>.ToDouble</w:t>
+      </w:r>
+      <w:proofErr w:type="spellEnd"/>
+      <w:r>
+        <w:rPr>
+          <w:rFonts w:ascii="Cascadia Mono" w:hAnsi="Cascadia Mono" w:cs="Cascadia Mono"/>
+          <w:color w:val="000000"/>
+          <w:sz w:val="28"/>
+          <w:szCs w:val="28"/>
+          <w:highlight w:val="white"/>
+          <w:lang w:val="en-US"/>
+        </w:rPr>
+        <w:t>(</w:t>
+      </w:r>
+      <w:proofErr w:type="spellStart"/>
       <w:r>
         <w:rPr>
           <w:rFonts w:ascii="Cascadia Mono" w:hAnsi="Cascadia Mono" w:cs="Cascadia Mono"/>
           <w:color w:val="2B91AF"/>
-          <w:sz w:val="19"/>
-          <w:szCs w:val="19"/>
+          <w:sz w:val="28"/>
+          <w:szCs w:val="28"/>
           <w:highlight w:val="white"/>
           <w:lang w:val="en-US"/>
         </w:rPr>
@@ -588,12 +606,24 @@
         <w:rPr>
           <w:rFonts w:ascii="Cascadia Mono" w:hAnsi="Cascadia Mono" w:cs="Cascadia Mono"/>
           <w:color w:val="000000"/>
-          <w:sz w:val="19"/>
-          <w:szCs w:val="19"/>
+          <w:sz w:val="28"/>
+          <w:szCs w:val="28"/>
           <w:highlight w:val="white"/>
           <w:lang w:val="en-US"/>
         </w:rPr>
-        <w:t>.ReadLine());</w:t>
+        <w:t>.ReadLine</w:t>
+      </w:r>
+      <w:proofErr w:type="spellEnd"/>
+      <w:r>
+        <w:rPr>
+          <w:rFonts w:ascii="Cascadia Mono" w:hAnsi="Cascadia Mono" w:cs="Cascadia Mono"/>
+          <w:color w:val="000000"/>
+          <w:sz w:val="28"/>
+          <w:szCs w:val="28"/>
+          <w:highlight w:val="white"/>
+          <w:lang w:val="en-US"/>
+        </w:rPr>
+        <w:t>());</w:t>
       </w:r>
     </w:p>
     <w:p>
@@ -605,8 +635,8 @@
         <w:rPr>
           <w:rFonts w:ascii="Cascadia Mono" w:hAnsi="Cascadia Mono" w:cs="Cascadia Mono"/>
           <w:color w:val="000000"/>
-          <w:sz w:val="19"/>
-          <w:szCs w:val="19"/>
+          <w:sz w:val="28"/>
+          <w:szCs w:val="28"/>
           <w:highlight w:val="white"/>
         </w:rPr>
       </w:pPr>
@@ -614,19 +644,20 @@
         <w:rPr>
           <w:rFonts w:ascii="Cascadia Mono" w:hAnsi="Cascadia Mono" w:cs="Cascadia Mono"/>
           <w:color w:val="000000"/>
-          <w:sz w:val="19"/>
-          <w:szCs w:val="19"/>
+          <w:sz w:val="28"/>
+          <w:szCs w:val="28"/>
           <w:highlight w:val="white"/>
           <w:lang w:val="en-US"/>
         </w:rPr>
         <w:t xml:space="preserve">        </w:t>
       </w:r>
+      <w:proofErr w:type="spellStart"/>
       <w:r>
         <w:rPr>
           <w:rFonts w:ascii="Cascadia Mono" w:hAnsi="Cascadia Mono" w:cs="Cascadia Mono"/>
           <w:color w:val="2B91AF"/>
-          <w:sz w:val="19"/>
-          <w:szCs w:val="19"/>
+          <w:sz w:val="28"/>
+          <w:szCs w:val="28"/>
           <w:highlight w:val="white"/>
         </w:rPr>
         <w:t>Console</w:t>
@@ -635,18 +666,29 @@
         <w:rPr>
           <w:rFonts w:ascii="Cascadia Mono" w:hAnsi="Cascadia Mono" w:cs="Cascadia Mono"/>
           <w:color w:val="000000"/>
-          <w:sz w:val="19"/>
-          <w:szCs w:val="19"/>
-          <w:highlight w:val="white"/>
-        </w:rPr>
-        <w:t>.Write(</w:t>
+          <w:sz w:val="28"/>
+          <w:szCs w:val="28"/>
+          <w:highlight w:val="white"/>
+        </w:rPr>
+        <w:t>.Write</w:t>
+      </w:r>
+      <w:proofErr w:type="spellEnd"/>
+      <w:r>
+        <w:rPr>
+          <w:rFonts w:ascii="Cascadia Mono" w:hAnsi="Cascadia Mono" w:cs="Cascadia Mono"/>
+          <w:color w:val="000000"/>
+          <w:sz w:val="28"/>
+          <w:szCs w:val="28"/>
+          <w:highlight w:val="white"/>
+        </w:rPr>
+        <w:t>(</w:t>
       </w:r>
       <w:r>
         <w:rPr>
           <w:rFonts w:ascii="Cascadia Mono" w:hAnsi="Cascadia Mono" w:cs="Cascadia Mono"/>
           <w:color w:val="A31515"/>
-          <w:sz w:val="19"/>
-          <w:szCs w:val="19"/>
+          <w:sz w:val="28"/>
+          <w:szCs w:val="28"/>
           <w:highlight w:val="white"/>
         </w:rPr>
         <w:t>"Введите второе число: "</w:t>
@@ -655,8 +697,8 @@
         <w:rPr>
           <w:rFonts w:ascii="Cascadia Mono" w:hAnsi="Cascadia Mono" w:cs="Cascadia Mono"/>
           <w:color w:val="000000"/>
-          <w:sz w:val="19"/>
-          <w:szCs w:val="19"/>
+          <w:sz w:val="28"/>
+          <w:szCs w:val="28"/>
           <w:highlight w:val="white"/>
         </w:rPr>
         <w:t>);</w:t>
@@ -671,8 +713,8 @@
         <w:rPr>
           <w:rFonts w:ascii="Cascadia Mono" w:hAnsi="Cascadia Mono" w:cs="Cascadia Mono"/>
           <w:color w:val="000000"/>
-          <w:sz w:val="19"/>
-          <w:szCs w:val="19"/>
+          <w:sz w:val="28"/>
+          <w:szCs w:val="28"/>
           <w:highlight w:val="white"/>
           <w:lang w:val="en-US"/>
         </w:rPr>
@@ -681,8 +723,8 @@
         <w:rPr>
           <w:rFonts w:ascii="Cascadia Mono" w:hAnsi="Cascadia Mono" w:cs="Cascadia Mono"/>
           <w:color w:val="000000"/>
-          <w:sz w:val="19"/>
-          <w:szCs w:val="19"/>
+          <w:sz w:val="28"/>
+          <w:szCs w:val="28"/>
           <w:highlight w:val="white"/>
         </w:rPr>
         <w:t xml:space="preserve">        </w:t>
@@ -691,19 +733,20 @@
         <w:rPr>
           <w:rFonts w:ascii="Cascadia Mono" w:hAnsi="Cascadia Mono" w:cs="Cascadia Mono"/>
           <w:color w:val="000000"/>
-          <w:sz w:val="19"/>
-          <w:szCs w:val="19"/>
+          <w:sz w:val="28"/>
+          <w:szCs w:val="28"/>
           <w:highlight w:val="white"/>
           <w:lang w:val="en-US"/>
         </w:rPr>
         <w:t xml:space="preserve">num2 = </w:t>
       </w:r>
+      <w:proofErr w:type="spellStart"/>
       <w:r>
         <w:rPr>
           <w:rFonts w:ascii="Cascadia Mono" w:hAnsi="Cascadia Mono" w:cs="Cascadia Mono"/>
           <w:color w:val="2B91AF"/>
-          <w:sz w:val="19"/>
-          <w:szCs w:val="19"/>
+          <w:sz w:val="28"/>
+          <w:szCs w:val="28"/>
           <w:highlight w:val="white"/>
           <w:lang w:val="en-US"/>
         </w:rPr>
@@ -713,19 +756,32 @@
         <w:rPr>
           <w:rFonts w:ascii="Cascadia Mono" w:hAnsi="Cascadia Mono" w:cs="Cascadia Mono"/>
           <w:color w:val="000000"/>
-          <w:sz w:val="19"/>
-          <w:szCs w:val="19"/>
+          <w:sz w:val="28"/>
+          <w:szCs w:val="28"/>
           <w:highlight w:val="white"/>
           <w:lang w:val="en-US"/>
         </w:rPr>
-        <w:t>.ToDouble(</w:t>
-      </w:r>
+        <w:t>.ToDouble</w:t>
+      </w:r>
+      <w:proofErr w:type="spellEnd"/>
+      <w:r>
+        <w:rPr>
+          <w:rFonts w:ascii="Cascadia Mono" w:hAnsi="Cascadia Mono" w:cs="Cascadia Mono"/>
+          <w:color w:val="000000"/>
+          <w:sz w:val="28"/>
+          <w:szCs w:val="28"/>
+          <w:highlight w:val="white"/>
+          <w:lang w:val="en-US"/>
+        </w:rPr>
+        <w:t>(</w:t>
+      </w:r>
+      <w:proofErr w:type="spellStart"/>
       <w:r>
         <w:rPr>
           <w:rFonts w:ascii="Cascadia Mono" w:hAnsi="Cascadia Mono" w:cs="Cascadia Mono"/>
           <w:color w:val="2B91AF"/>
-          <w:sz w:val="19"/>
-          <w:szCs w:val="19"/>
+          <w:sz w:val="28"/>
+          <w:szCs w:val="28"/>
           <w:highlight w:val="white"/>
           <w:lang w:val="en-US"/>
         </w:rPr>
@@ -735,12 +791,24 @@
         <w:rPr>
           <w:rFonts w:ascii="Cascadia Mono" w:hAnsi="Cascadia Mono" w:cs="Cascadia Mono"/>
           <w:color w:val="000000"/>
-          <w:sz w:val="19"/>
-          <w:szCs w:val="19"/>
+          <w:sz w:val="28"/>
+          <w:szCs w:val="28"/>
           <w:highlight w:val="white"/>
           <w:lang w:val="en-US"/>
         </w:rPr>
-        <w:t>.ReadLine());</w:t>
+        <w:t>.ReadLine</w:t>
+      </w:r>
+      <w:proofErr w:type="spellEnd"/>
+      <w:r>
+        <w:rPr>
+          <w:rFonts w:ascii="Cascadia Mono" w:hAnsi="Cascadia Mono" w:cs="Cascadia Mono"/>
+          <w:color w:val="000000"/>
+          <w:sz w:val="28"/>
+          <w:szCs w:val="28"/>
+          <w:highlight w:val="white"/>
+          <w:lang w:val="en-US"/>
+        </w:rPr>
+        <w:t>());</w:t>
       </w:r>
     </w:p>
     <w:p>
@@ -752,8 +820,8 @@
         <w:rPr>
           <w:rFonts w:ascii="Cascadia Mono" w:hAnsi="Cascadia Mono" w:cs="Cascadia Mono"/>
           <w:color w:val="000000"/>
-          <w:sz w:val="19"/>
-          <w:szCs w:val="19"/>
+          <w:sz w:val="28"/>
+          <w:szCs w:val="28"/>
           <w:highlight w:val="white"/>
           <w:lang w:val="en-US"/>
         </w:rPr>
@@ -762,19 +830,20 @@
         <w:rPr>
           <w:rFonts w:ascii="Cascadia Mono" w:hAnsi="Cascadia Mono" w:cs="Cascadia Mono"/>
           <w:color w:val="000000"/>
-          <w:sz w:val="19"/>
-          <w:szCs w:val="19"/>
+          <w:sz w:val="28"/>
+          <w:szCs w:val="28"/>
           <w:highlight w:val="white"/>
           <w:lang w:val="en-US"/>
         </w:rPr>
         <w:t xml:space="preserve">        </w:t>
       </w:r>
+      <w:proofErr w:type="spellStart"/>
       <w:r>
         <w:rPr>
           <w:rFonts w:ascii="Cascadia Mono" w:hAnsi="Cascadia Mono" w:cs="Cascadia Mono"/>
           <w:color w:val="2B91AF"/>
-          <w:sz w:val="19"/>
-          <w:szCs w:val="19"/>
+          <w:sz w:val="28"/>
+          <w:szCs w:val="28"/>
           <w:highlight w:val="white"/>
           <w:lang w:val="en-US"/>
         </w:rPr>
@@ -784,19 +853,31 @@
         <w:rPr>
           <w:rFonts w:ascii="Cascadia Mono" w:hAnsi="Cascadia Mono" w:cs="Cascadia Mono"/>
           <w:color w:val="000000"/>
-          <w:sz w:val="19"/>
-          <w:szCs w:val="19"/>
+          <w:sz w:val="28"/>
+          <w:szCs w:val="28"/>
           <w:highlight w:val="white"/>
           <w:lang w:val="en-US"/>
         </w:rPr>
-        <w:t>.WriteLine(</w:t>
+        <w:t>.WriteLine</w:t>
+      </w:r>
+      <w:proofErr w:type="spellEnd"/>
+      <w:r>
+        <w:rPr>
+          <w:rFonts w:ascii="Cascadia Mono" w:hAnsi="Cascadia Mono" w:cs="Cascadia Mono"/>
+          <w:color w:val="000000"/>
+          <w:sz w:val="28"/>
+          <w:szCs w:val="28"/>
+          <w:highlight w:val="white"/>
+          <w:lang w:val="en-US"/>
+        </w:rPr>
+        <w:t>(</w:t>
       </w:r>
       <w:r>
         <w:rPr>
           <w:rFonts w:ascii="Cascadia Mono" w:hAnsi="Cascadia Mono" w:cs="Cascadia Mono"/>
           <w:color w:val="A31515"/>
-          <w:sz w:val="19"/>
-          <w:szCs w:val="19"/>
+          <w:sz w:val="28"/>
+          <w:szCs w:val="28"/>
           <w:highlight w:val="white"/>
           <w:lang w:val="en-US"/>
         </w:rPr>
@@ -806,8 +887,8 @@
         <w:rPr>
           <w:rFonts w:ascii="Cascadia Mono" w:hAnsi="Cascadia Mono" w:cs="Cascadia Mono"/>
           <w:color w:val="9E5B71"/>
-          <w:sz w:val="19"/>
-          <w:szCs w:val="19"/>
+          <w:sz w:val="28"/>
+          <w:szCs w:val="28"/>
           <w:highlight w:val="white"/>
           <w:lang w:val="en-US"/>
         </w:rPr>
@@ -817,8 +898,8 @@
         <w:rPr>
           <w:rFonts w:ascii="Cascadia Mono" w:hAnsi="Cascadia Mono" w:cs="Cascadia Mono"/>
           <w:color w:val="A31515"/>
-          <w:sz w:val="19"/>
-          <w:szCs w:val="19"/>
+          <w:sz w:val="28"/>
+          <w:szCs w:val="28"/>
           <w:highlight w:val="white"/>
         </w:rPr>
         <w:t>Сумма</w:t>
@@ -827,8 +908,8 @@
         <w:rPr>
           <w:rFonts w:ascii="Cascadia Mono" w:hAnsi="Cascadia Mono" w:cs="Cascadia Mono"/>
           <w:color w:val="A31515"/>
-          <w:sz w:val="19"/>
-          <w:szCs w:val="19"/>
+          <w:sz w:val="28"/>
+          <w:szCs w:val="28"/>
           <w:highlight w:val="white"/>
           <w:lang w:val="en-US"/>
         </w:rPr>
@@ -838,8 +919,8 @@
         <w:rPr>
           <w:rFonts w:ascii="Cascadia Mono" w:hAnsi="Cascadia Mono" w:cs="Cascadia Mono"/>
           <w:color w:val="000000"/>
-          <w:sz w:val="19"/>
-          <w:szCs w:val="19"/>
+          <w:sz w:val="28"/>
+          <w:szCs w:val="28"/>
           <w:highlight w:val="white"/>
           <w:lang w:val="en-US"/>
         </w:rPr>
@@ -849,8 +930,8 @@
         <w:rPr>
           <w:rFonts w:ascii="Cascadia Mono" w:hAnsi="Cascadia Mono" w:cs="Cascadia Mono"/>
           <w:color w:val="A31515"/>
-          <w:sz w:val="19"/>
-          <w:szCs w:val="19"/>
+          <w:sz w:val="28"/>
+          <w:szCs w:val="28"/>
           <w:highlight w:val="white"/>
           <w:lang w:val="en-US"/>
         </w:rPr>
@@ -860,8 +941,8 @@
         <w:rPr>
           <w:rFonts w:ascii="Cascadia Mono" w:hAnsi="Cascadia Mono" w:cs="Cascadia Mono"/>
           <w:color w:val="000000"/>
-          <w:sz w:val="19"/>
-          <w:szCs w:val="19"/>
+          <w:sz w:val="28"/>
+          <w:szCs w:val="28"/>
           <w:highlight w:val="white"/>
           <w:lang w:val="en-US"/>
         </w:rPr>
@@ -871,8 +952,8 @@
         <w:rPr>
           <w:rFonts w:ascii="Cascadia Mono" w:hAnsi="Cascadia Mono" w:cs="Cascadia Mono"/>
           <w:color w:val="A31515"/>
-          <w:sz w:val="19"/>
-          <w:szCs w:val="19"/>
+          <w:sz w:val="28"/>
+          <w:szCs w:val="28"/>
           <w:highlight w:val="white"/>
           <w:lang w:val="en-US"/>
         </w:rPr>
@@ -882,8 +963,8 @@
         <w:rPr>
           <w:rFonts w:ascii="Cascadia Mono" w:hAnsi="Cascadia Mono" w:cs="Cascadia Mono"/>
           <w:color w:val="000000"/>
-          <w:sz w:val="19"/>
-          <w:szCs w:val="19"/>
+          <w:sz w:val="28"/>
+          <w:szCs w:val="28"/>
           <w:highlight w:val="white"/>
           <w:lang w:val="en-US"/>
         </w:rPr>
@@ -893,8 +974,8 @@
         <w:rPr>
           <w:rFonts w:ascii="Cascadia Mono" w:hAnsi="Cascadia Mono" w:cs="Cascadia Mono"/>
           <w:color w:val="A31515"/>
-          <w:sz w:val="19"/>
-          <w:szCs w:val="19"/>
+          <w:sz w:val="28"/>
+          <w:szCs w:val="28"/>
           <w:highlight w:val="white"/>
           <w:lang w:val="en-US"/>
         </w:rPr>
@@ -904,8 +985,8 @@
         <w:rPr>
           <w:rFonts w:ascii="Cascadia Mono" w:hAnsi="Cascadia Mono" w:cs="Cascadia Mono"/>
           <w:color w:val="000000"/>
-          <w:sz w:val="19"/>
-          <w:szCs w:val="19"/>
+          <w:sz w:val="28"/>
+          <w:szCs w:val="28"/>
           <w:highlight w:val="white"/>
           <w:lang w:val="en-US"/>
         </w:rPr>
@@ -921,8 +1002,8 @@
         <w:rPr>
           <w:rFonts w:ascii="Cascadia Mono" w:hAnsi="Cascadia Mono" w:cs="Cascadia Mono"/>
           <w:color w:val="000000"/>
-          <w:sz w:val="19"/>
-          <w:szCs w:val="19"/>
+          <w:sz w:val="28"/>
+          <w:szCs w:val="28"/>
           <w:highlight w:val="white"/>
           <w:lang w:val="en-US"/>
         </w:rPr>
@@ -931,19 +1012,20 @@
         <w:rPr>
           <w:rFonts w:ascii="Cascadia Mono" w:hAnsi="Cascadia Mono" w:cs="Cascadia Mono"/>
           <w:color w:val="000000"/>
-          <w:sz w:val="19"/>
-          <w:szCs w:val="19"/>
+          <w:sz w:val="28"/>
+          <w:szCs w:val="28"/>
           <w:highlight w:val="white"/>
           <w:lang w:val="en-US"/>
         </w:rPr>
         <w:t xml:space="preserve">        </w:t>
       </w:r>
+      <w:proofErr w:type="spellStart"/>
       <w:r>
         <w:rPr>
           <w:rFonts w:ascii="Cascadia Mono" w:hAnsi="Cascadia Mono" w:cs="Cascadia Mono"/>
           <w:color w:val="2B91AF"/>
-          <w:sz w:val="19"/>
-          <w:szCs w:val="19"/>
+          <w:sz w:val="28"/>
+          <w:szCs w:val="28"/>
           <w:highlight w:val="white"/>
           <w:lang w:val="en-US"/>
         </w:rPr>
@@ -953,19 +1035,31 @@
         <w:rPr>
           <w:rFonts w:ascii="Cascadia Mono" w:hAnsi="Cascadia Mono" w:cs="Cascadia Mono"/>
           <w:color w:val="000000"/>
-          <w:sz w:val="19"/>
-          <w:szCs w:val="19"/>
+          <w:sz w:val="28"/>
+          <w:szCs w:val="28"/>
           <w:highlight w:val="white"/>
           <w:lang w:val="en-US"/>
         </w:rPr>
-        <w:t>.WriteLine(</w:t>
+        <w:t>.WriteLine</w:t>
+      </w:r>
+      <w:proofErr w:type="spellEnd"/>
+      <w:r>
+        <w:rPr>
+          <w:rFonts w:ascii="Cascadia Mono" w:hAnsi="Cascadia Mono" w:cs="Cascadia Mono"/>
+          <w:color w:val="000000"/>
+          <w:sz w:val="28"/>
+          <w:szCs w:val="28"/>
+          <w:highlight w:val="white"/>
+          <w:lang w:val="en-US"/>
+        </w:rPr>
+        <w:t>(</w:t>
       </w:r>
       <w:r>
         <w:rPr>
           <w:rFonts w:ascii="Cascadia Mono" w:hAnsi="Cascadia Mono" w:cs="Cascadia Mono"/>
           <w:color w:val="A31515"/>
-          <w:sz w:val="19"/>
-          <w:szCs w:val="19"/>
+          <w:sz w:val="28"/>
+          <w:szCs w:val="28"/>
           <w:highlight w:val="white"/>
           <w:lang w:val="en-US"/>
         </w:rPr>
@@ -975,8 +1069,8 @@
         <w:rPr>
           <w:rFonts w:ascii="Cascadia Mono" w:hAnsi="Cascadia Mono" w:cs="Cascadia Mono"/>
           <w:color w:val="A31515"/>
-          <w:sz w:val="19"/>
-          <w:szCs w:val="19"/>
+          <w:sz w:val="28"/>
+          <w:szCs w:val="28"/>
           <w:highlight w:val="white"/>
         </w:rPr>
         <w:t>Разность</w:t>
@@ -985,8 +1079,8 @@
         <w:rPr>
           <w:rFonts w:ascii="Cascadia Mono" w:hAnsi="Cascadia Mono" w:cs="Cascadia Mono"/>
           <w:color w:val="A31515"/>
-          <w:sz w:val="19"/>
-          <w:szCs w:val="19"/>
+          <w:sz w:val="28"/>
+          <w:szCs w:val="28"/>
           <w:highlight w:val="white"/>
           <w:lang w:val="en-US"/>
         </w:rPr>
@@ -996,8 +1090,8 @@
         <w:rPr>
           <w:rFonts w:ascii="Cascadia Mono" w:hAnsi="Cascadia Mono" w:cs="Cascadia Mono"/>
           <w:color w:val="000000"/>
-          <w:sz w:val="19"/>
-          <w:szCs w:val="19"/>
+          <w:sz w:val="28"/>
+          <w:szCs w:val="28"/>
           <w:highlight w:val="white"/>
           <w:lang w:val="en-US"/>
         </w:rPr>
@@ -1007,8 +1101,8 @@
         <w:rPr>
           <w:rFonts w:ascii="Cascadia Mono" w:hAnsi="Cascadia Mono" w:cs="Cascadia Mono"/>
           <w:color w:val="A31515"/>
-          <w:sz w:val="19"/>
-          <w:szCs w:val="19"/>
+          <w:sz w:val="28"/>
+          <w:szCs w:val="28"/>
           <w:highlight w:val="white"/>
           <w:lang w:val="en-US"/>
         </w:rPr>
@@ -1018,8 +1112,8 @@
         <w:rPr>
           <w:rFonts w:ascii="Cascadia Mono" w:hAnsi="Cascadia Mono" w:cs="Cascadia Mono"/>
           <w:color w:val="000000"/>
-          <w:sz w:val="19"/>
-          <w:szCs w:val="19"/>
+          <w:sz w:val="28"/>
+          <w:szCs w:val="28"/>
           <w:highlight w:val="white"/>
           <w:lang w:val="en-US"/>
         </w:rPr>
@@ -1029,8 +1123,8 @@
         <w:rPr>
           <w:rFonts w:ascii="Cascadia Mono" w:hAnsi="Cascadia Mono" w:cs="Cascadia Mono"/>
           <w:color w:val="A31515"/>
-          <w:sz w:val="19"/>
-          <w:szCs w:val="19"/>
+          <w:sz w:val="28"/>
+          <w:szCs w:val="28"/>
           <w:highlight w:val="white"/>
           <w:lang w:val="en-US"/>
         </w:rPr>
@@ -1040,8 +1134,8 @@
         <w:rPr>
           <w:rFonts w:ascii="Cascadia Mono" w:hAnsi="Cascadia Mono" w:cs="Cascadia Mono"/>
           <w:color w:val="000000"/>
-          <w:sz w:val="19"/>
-          <w:szCs w:val="19"/>
+          <w:sz w:val="28"/>
+          <w:szCs w:val="28"/>
           <w:highlight w:val="white"/>
           <w:lang w:val="en-US"/>
         </w:rPr>
@@ -1051,8 +1145,8 @@
         <w:rPr>
           <w:rFonts w:ascii="Cascadia Mono" w:hAnsi="Cascadia Mono" w:cs="Cascadia Mono"/>
           <w:color w:val="A31515"/>
-          <w:sz w:val="19"/>
-          <w:szCs w:val="19"/>
+          <w:sz w:val="28"/>
+          <w:szCs w:val="28"/>
           <w:highlight w:val="white"/>
           <w:lang w:val="en-US"/>
         </w:rPr>
@@ -1062,8 +1156,8 @@
         <w:rPr>
           <w:rFonts w:ascii="Cascadia Mono" w:hAnsi="Cascadia Mono" w:cs="Cascadia Mono"/>
           <w:color w:val="000000"/>
-          <w:sz w:val="19"/>
-          <w:szCs w:val="19"/>
+          <w:sz w:val="28"/>
+          <w:szCs w:val="28"/>
           <w:highlight w:val="white"/>
           <w:lang w:val="en-US"/>
         </w:rPr>
@@ -1079,8 +1173,8 @@
         <w:rPr>
           <w:rFonts w:ascii="Cascadia Mono" w:hAnsi="Cascadia Mono" w:cs="Cascadia Mono"/>
           <w:color w:val="000000"/>
-          <w:sz w:val="19"/>
-          <w:szCs w:val="19"/>
+          <w:sz w:val="28"/>
+          <w:szCs w:val="28"/>
           <w:highlight w:val="white"/>
           <w:lang w:val="en-US"/>
         </w:rPr>
@@ -1089,19 +1183,20 @@
         <w:rPr>
           <w:rFonts w:ascii="Cascadia Mono" w:hAnsi="Cascadia Mono" w:cs="Cascadia Mono"/>
           <w:color w:val="000000"/>
-          <w:sz w:val="19"/>
-          <w:szCs w:val="19"/>
+          <w:sz w:val="28"/>
+          <w:szCs w:val="28"/>
           <w:highlight w:val="white"/>
           <w:lang w:val="en-US"/>
         </w:rPr>
         <w:t xml:space="preserve">        </w:t>
       </w:r>
+      <w:proofErr w:type="spellStart"/>
       <w:r>
         <w:rPr>
           <w:rFonts w:ascii="Cascadia Mono" w:hAnsi="Cascadia Mono" w:cs="Cascadia Mono"/>
           <w:color w:val="2B91AF"/>
-          <w:sz w:val="19"/>
-          <w:szCs w:val="19"/>
+          <w:sz w:val="28"/>
+          <w:szCs w:val="28"/>
           <w:highlight w:val="white"/>
           <w:lang w:val="en-US"/>
         </w:rPr>
@@ -1111,19 +1206,31 @@
         <w:rPr>
           <w:rFonts w:ascii="Cascadia Mono" w:hAnsi="Cascadia Mono" w:cs="Cascadia Mono"/>
           <w:color w:val="000000"/>
-          <w:sz w:val="19"/>
-          <w:szCs w:val="19"/>
+          <w:sz w:val="28"/>
+          <w:szCs w:val="28"/>
           <w:highlight w:val="white"/>
           <w:lang w:val="en-US"/>
         </w:rPr>
-        <w:t>.WriteLine(</w:t>
+        <w:t>.WriteLine</w:t>
+      </w:r>
+      <w:proofErr w:type="spellEnd"/>
+      <w:r>
+        <w:rPr>
+          <w:rFonts w:ascii="Cascadia Mono" w:hAnsi="Cascadia Mono" w:cs="Cascadia Mono"/>
+          <w:color w:val="000000"/>
+          <w:sz w:val="28"/>
+          <w:szCs w:val="28"/>
+          <w:highlight w:val="white"/>
+          <w:lang w:val="en-US"/>
+        </w:rPr>
+        <w:t>(</w:t>
       </w:r>
       <w:r>
         <w:rPr>
           <w:rFonts w:ascii="Cascadia Mono" w:hAnsi="Cascadia Mono" w:cs="Cascadia Mono"/>
           <w:color w:val="A31515"/>
-          <w:sz w:val="19"/>
-          <w:szCs w:val="19"/>
+          <w:sz w:val="28"/>
+          <w:szCs w:val="28"/>
           <w:highlight w:val="white"/>
           <w:lang w:val="en-US"/>
         </w:rPr>
@@ -1133,8 +1240,8 @@
         <w:rPr>
           <w:rFonts w:ascii="Cascadia Mono" w:hAnsi="Cascadia Mono" w:cs="Cascadia Mono"/>
           <w:color w:val="A31515"/>
-          <w:sz w:val="19"/>
-          <w:szCs w:val="19"/>
+          <w:sz w:val="28"/>
+          <w:szCs w:val="28"/>
           <w:highlight w:val="white"/>
         </w:rPr>
         <w:t>Произведение</w:t>
@@ -1143,8 +1250,8 @@
         <w:rPr>
           <w:rFonts w:ascii="Cascadia Mono" w:hAnsi="Cascadia Mono" w:cs="Cascadia Mono"/>
           <w:color w:val="A31515"/>
-          <w:sz w:val="19"/>
-          <w:szCs w:val="19"/>
+          <w:sz w:val="28"/>
+          <w:szCs w:val="28"/>
           <w:highlight w:val="white"/>
           <w:lang w:val="en-US"/>
         </w:rPr>
@@ -1154,8 +1261,8 @@
         <w:rPr>
           <w:rFonts w:ascii="Cascadia Mono" w:hAnsi="Cascadia Mono" w:cs="Cascadia Mono"/>
           <w:color w:val="000000"/>
-          <w:sz w:val="19"/>
-          <w:szCs w:val="19"/>
+          <w:sz w:val="28"/>
+          <w:szCs w:val="28"/>
           <w:highlight w:val="white"/>
           <w:lang w:val="en-US"/>
         </w:rPr>
@@ -1165,8 +1272,8 @@
         <w:rPr>
           <w:rFonts w:ascii="Cascadia Mono" w:hAnsi="Cascadia Mono" w:cs="Cascadia Mono"/>
           <w:color w:val="A31515"/>
-          <w:sz w:val="19"/>
-          <w:szCs w:val="19"/>
+          <w:sz w:val="28"/>
+          <w:szCs w:val="28"/>
           <w:highlight w:val="white"/>
           <w:lang w:val="en-US"/>
         </w:rPr>
@@ -1176,8 +1283,8 @@
         <w:rPr>
           <w:rFonts w:ascii="Cascadia Mono" w:hAnsi="Cascadia Mono" w:cs="Cascadia Mono"/>
           <w:color w:val="000000"/>
-          <w:sz w:val="19"/>
-          <w:szCs w:val="19"/>
+          <w:sz w:val="28"/>
+          <w:szCs w:val="28"/>
           <w:highlight w:val="white"/>
           <w:lang w:val="en-US"/>
         </w:rPr>
@@ -1187,8 +1294,8 @@
         <w:rPr>
           <w:rFonts w:ascii="Cascadia Mono" w:hAnsi="Cascadia Mono" w:cs="Cascadia Mono"/>
           <w:color w:val="A31515"/>
-          <w:sz w:val="19"/>
-          <w:szCs w:val="19"/>
+          <w:sz w:val="28"/>
+          <w:szCs w:val="28"/>
           <w:highlight w:val="white"/>
           <w:lang w:val="en-US"/>
         </w:rPr>
@@ -1198,8 +1305,8 @@
         <w:rPr>
           <w:rFonts w:ascii="Cascadia Mono" w:hAnsi="Cascadia Mono" w:cs="Cascadia Mono"/>
           <w:color w:val="000000"/>
-          <w:sz w:val="19"/>
-          <w:szCs w:val="19"/>
+          <w:sz w:val="28"/>
+          <w:szCs w:val="28"/>
           <w:highlight w:val="white"/>
           <w:lang w:val="en-US"/>
         </w:rPr>
@@ -1209,8 +1316,8 @@
         <w:rPr>
           <w:rFonts w:ascii="Cascadia Mono" w:hAnsi="Cascadia Mono" w:cs="Cascadia Mono"/>
           <w:color w:val="A31515"/>
-          <w:sz w:val="19"/>
-          <w:szCs w:val="19"/>
+          <w:sz w:val="28"/>
+          <w:szCs w:val="28"/>
           <w:highlight w:val="white"/>
           <w:lang w:val="en-US"/>
         </w:rPr>
@@ -1220,8 +1327,8 @@
         <w:rPr>
           <w:rFonts w:ascii="Cascadia Mono" w:hAnsi="Cascadia Mono" w:cs="Cascadia Mono"/>
           <w:color w:val="000000"/>
-          <w:sz w:val="19"/>
-          <w:szCs w:val="19"/>
+          <w:sz w:val="28"/>
+          <w:szCs w:val="28"/>
           <w:highlight w:val="white"/>
           <w:lang w:val="en-US"/>
         </w:rPr>
@@ -1237,8 +1344,8 @@
         <w:rPr>
           <w:rFonts w:ascii="Cascadia Mono" w:hAnsi="Cascadia Mono" w:cs="Cascadia Mono"/>
           <w:color w:val="000000"/>
-          <w:sz w:val="19"/>
-          <w:szCs w:val="19"/>
+          <w:sz w:val="28"/>
+          <w:szCs w:val="28"/>
           <w:highlight w:val="white"/>
           <w:lang w:val="en-US"/>
         </w:rPr>
@@ -1247,8 +1354,8 @@
         <w:rPr>
           <w:rFonts w:ascii="Cascadia Mono" w:hAnsi="Cascadia Mono" w:cs="Cascadia Mono"/>
           <w:color w:val="000000"/>
-          <w:sz w:val="19"/>
-          <w:szCs w:val="19"/>
+          <w:sz w:val="28"/>
+          <w:szCs w:val="28"/>
           <w:highlight w:val="white"/>
           <w:lang w:val="en-US"/>
         </w:rPr>
@@ -1258,8 +1365,8 @@
         <w:rPr>
           <w:rFonts w:ascii="Cascadia Mono" w:hAnsi="Cascadia Mono" w:cs="Cascadia Mono"/>
           <w:color w:val="0000FF"/>
-          <w:sz w:val="19"/>
-          <w:szCs w:val="19"/>
+          <w:sz w:val="28"/>
+          <w:szCs w:val="28"/>
           <w:highlight w:val="white"/>
           <w:lang w:val="en-US"/>
         </w:rPr>
@@ -1269,12 +1376,36 @@
         <w:rPr>
           <w:rFonts w:ascii="Cascadia Mono" w:hAnsi="Cascadia Mono" w:cs="Cascadia Mono"/>
           <w:color w:val="000000"/>
-          <w:sz w:val="19"/>
-          <w:szCs w:val="19"/>
+          <w:sz w:val="28"/>
+          <w:szCs w:val="28"/>
           <w:highlight w:val="white"/>
           <w:lang w:val="en-US"/>
         </w:rPr>
-        <w:t xml:space="preserve"> (num2 != 0)</w:t>
+        <w:t xml:space="preserve"> (num</w:t>
+      </w:r>
+      <w:proofErr w:type="gramStart"/>
+      <w:r>
+        <w:rPr>
+          <w:rFonts w:ascii="Cascadia Mono" w:hAnsi="Cascadia Mono" w:cs="Cascadia Mono"/>
+          <w:color w:val="000000"/>
+          <w:sz w:val="28"/>
+          <w:szCs w:val="28"/>
+          <w:highlight w:val="white"/>
+          <w:lang w:val="en-US"/>
+        </w:rPr>
+        <w:t>2 !</w:t>
+      </w:r>
+      <w:proofErr w:type="gramEnd"/>
+      <w:r>
+        <w:rPr>
+          <w:rFonts w:ascii="Cascadia Mono" w:hAnsi="Cascadia Mono" w:cs="Cascadia Mono"/>
+          <w:color w:val="000000"/>
+          <w:sz w:val="28"/>
+          <w:szCs w:val="28"/>
+          <w:highlight w:val="white"/>
+          <w:lang w:val="en-US"/>
+        </w:rPr>
+        <w:t>= 0)</w:t>
       </w:r>
     </w:p>
     <w:p>
@@ -1286,8 +1417,8 @@
         <w:rPr>
           <w:rFonts w:ascii="Cascadia Mono" w:hAnsi="Cascadia Mono" w:cs="Cascadia Mono"/>
           <w:color w:val="000000"/>
-          <w:sz w:val="19"/>
-          <w:szCs w:val="19"/>
+          <w:sz w:val="28"/>
+          <w:szCs w:val="28"/>
           <w:highlight w:val="white"/>
           <w:lang w:val="en-US"/>
         </w:rPr>
@@ -1296,19 +1427,20 @@
         <w:rPr>
           <w:rFonts w:ascii="Cascadia Mono" w:hAnsi="Cascadia Mono" w:cs="Cascadia Mono"/>
           <w:color w:val="000000"/>
-          <w:sz w:val="19"/>
-          <w:szCs w:val="19"/>
+          <w:sz w:val="28"/>
+          <w:szCs w:val="28"/>
           <w:highlight w:val="white"/>
           <w:lang w:val="en-US"/>
         </w:rPr>
         <w:t xml:space="preserve">            </w:t>
       </w:r>
+      <w:proofErr w:type="spellStart"/>
       <w:r>
         <w:rPr>
           <w:rFonts w:ascii="Cascadia Mono" w:hAnsi="Cascadia Mono" w:cs="Cascadia Mono"/>
           <w:color w:val="2B91AF"/>
-          <w:sz w:val="19"/>
-          <w:szCs w:val="19"/>
+          <w:sz w:val="28"/>
+          <w:szCs w:val="28"/>
           <w:highlight w:val="white"/>
           <w:lang w:val="en-US"/>
         </w:rPr>
@@ -1318,19 +1450,31 @@
         <w:rPr>
           <w:rFonts w:ascii="Cascadia Mono" w:hAnsi="Cascadia Mono" w:cs="Cascadia Mono"/>
           <w:color w:val="000000"/>
-          <w:sz w:val="19"/>
-          <w:szCs w:val="19"/>
+          <w:sz w:val="28"/>
+          <w:szCs w:val="28"/>
           <w:highlight w:val="white"/>
           <w:lang w:val="en-US"/>
         </w:rPr>
-        <w:t>.WriteLine(</w:t>
+        <w:t>.WriteLine</w:t>
+      </w:r>
+      <w:proofErr w:type="spellEnd"/>
+      <w:r>
+        <w:rPr>
+          <w:rFonts w:ascii="Cascadia Mono" w:hAnsi="Cascadia Mono" w:cs="Cascadia Mono"/>
+          <w:color w:val="000000"/>
+          <w:sz w:val="28"/>
+          <w:szCs w:val="28"/>
+          <w:highlight w:val="white"/>
+          <w:lang w:val="en-US"/>
+        </w:rPr>
+        <w:t>(</w:t>
       </w:r>
       <w:r>
         <w:rPr>
           <w:rFonts w:ascii="Cascadia Mono" w:hAnsi="Cascadia Mono" w:cs="Cascadia Mono"/>
           <w:color w:val="A31515"/>
-          <w:sz w:val="19"/>
-          <w:szCs w:val="19"/>
+          <w:sz w:val="28"/>
+          <w:szCs w:val="28"/>
           <w:highlight w:val="white"/>
           <w:lang w:val="en-US"/>
         </w:rPr>
@@ -1340,8 +1484,8 @@
         <w:rPr>
           <w:rFonts w:ascii="Cascadia Mono" w:hAnsi="Cascadia Mono" w:cs="Cascadia Mono"/>
           <w:color w:val="A31515"/>
-          <w:sz w:val="19"/>
-          <w:szCs w:val="19"/>
+          <w:sz w:val="28"/>
+          <w:szCs w:val="28"/>
           <w:highlight w:val="white"/>
         </w:rPr>
         <w:t>Частное</w:t>
@@ -1350,8 +1494,8 @@
         <w:rPr>
           <w:rFonts w:ascii="Cascadia Mono" w:hAnsi="Cascadia Mono" w:cs="Cascadia Mono"/>
           <w:color w:val="A31515"/>
-          <w:sz w:val="19"/>
-          <w:szCs w:val="19"/>
+          <w:sz w:val="28"/>
+          <w:szCs w:val="28"/>
           <w:highlight w:val="white"/>
           <w:lang w:val="en-US"/>
         </w:rPr>
@@ -1361,8 +1505,8 @@
         <w:rPr>
           <w:rFonts w:ascii="Cascadia Mono" w:hAnsi="Cascadia Mono" w:cs="Cascadia Mono"/>
           <w:color w:val="000000"/>
-          <w:sz w:val="19"/>
-          <w:szCs w:val="19"/>
+          <w:sz w:val="28"/>
+          <w:szCs w:val="28"/>
           <w:highlight w:val="white"/>
           <w:lang w:val="en-US"/>
         </w:rPr>
@@ -1372,8 +1516,8 @@
         <w:rPr>
           <w:rFonts w:ascii="Cascadia Mono" w:hAnsi="Cascadia Mono" w:cs="Cascadia Mono"/>
           <w:color w:val="A31515"/>
-          <w:sz w:val="19"/>
-          <w:szCs w:val="19"/>
+          <w:sz w:val="28"/>
+          <w:szCs w:val="28"/>
           <w:highlight w:val="white"/>
           <w:lang w:val="en-US"/>
         </w:rPr>
@@ -1383,8 +1527,8 @@
         <w:rPr>
           <w:rFonts w:ascii="Cascadia Mono" w:hAnsi="Cascadia Mono" w:cs="Cascadia Mono"/>
           <w:color w:val="000000"/>
-          <w:sz w:val="19"/>
-          <w:szCs w:val="19"/>
+          <w:sz w:val="28"/>
+          <w:szCs w:val="28"/>
           <w:highlight w:val="white"/>
           <w:lang w:val="en-US"/>
         </w:rPr>
@@ -1394,8 +1538,8 @@
         <w:rPr>
           <w:rFonts w:ascii="Cascadia Mono" w:hAnsi="Cascadia Mono" w:cs="Cascadia Mono"/>
           <w:color w:val="A31515"/>
-          <w:sz w:val="19"/>
-          <w:szCs w:val="19"/>
+          <w:sz w:val="28"/>
+          <w:szCs w:val="28"/>
           <w:highlight w:val="white"/>
           <w:lang w:val="en-US"/>
         </w:rPr>
@@ -1405,8 +1549,8 @@
         <w:rPr>
           <w:rFonts w:ascii="Cascadia Mono" w:hAnsi="Cascadia Mono" w:cs="Cascadia Mono"/>
           <w:color w:val="000000"/>
-          <w:sz w:val="19"/>
-          <w:szCs w:val="19"/>
+          <w:sz w:val="28"/>
+          <w:szCs w:val="28"/>
           <w:highlight w:val="white"/>
           <w:lang w:val="en-US"/>
         </w:rPr>
@@ -1416,8 +1560,8 @@
         <w:rPr>
           <w:rFonts w:ascii="Cascadia Mono" w:hAnsi="Cascadia Mono" w:cs="Cascadia Mono"/>
           <w:color w:val="A31515"/>
-          <w:sz w:val="19"/>
-          <w:szCs w:val="19"/>
+          <w:sz w:val="28"/>
+          <w:szCs w:val="28"/>
           <w:highlight w:val="white"/>
           <w:lang w:val="en-US"/>
         </w:rPr>
@@ -1427,8 +1571,8 @@
         <w:rPr>
           <w:rFonts w:ascii="Cascadia Mono" w:hAnsi="Cascadia Mono" w:cs="Cascadia Mono"/>
           <w:color w:val="000000"/>
-          <w:sz w:val="19"/>
-          <w:szCs w:val="19"/>
+          <w:sz w:val="28"/>
+          <w:szCs w:val="28"/>
           <w:highlight w:val="white"/>
           <w:lang w:val="en-US"/>
         </w:rPr>
@@ -1444,8 +1588,8 @@
         <w:rPr>
           <w:rFonts w:ascii="Cascadia Mono" w:hAnsi="Cascadia Mono" w:cs="Cascadia Mono"/>
           <w:color w:val="000000"/>
-          <w:sz w:val="19"/>
-          <w:szCs w:val="19"/>
+          <w:sz w:val="28"/>
+          <w:szCs w:val="28"/>
           <w:highlight w:val="white"/>
         </w:rPr>
       </w:pPr>
@@ -1453,23 +1597,25 @@
         <w:rPr>
           <w:rFonts w:ascii="Cascadia Mono" w:hAnsi="Cascadia Mono" w:cs="Cascadia Mono"/>
           <w:color w:val="000000"/>
-          <w:sz w:val="19"/>
-          <w:szCs w:val="19"/>
+          <w:sz w:val="28"/>
+          <w:szCs w:val="28"/>
           <w:highlight w:val="white"/>
           <w:lang w:val="en-US"/>
         </w:rPr>
         <w:t xml:space="preserve">        </w:t>
       </w:r>
+      <w:proofErr w:type="spellStart"/>
       <w:r>
         <w:rPr>
           <w:rFonts w:ascii="Cascadia Mono" w:hAnsi="Cascadia Mono" w:cs="Cascadia Mono"/>
           <w:color w:val="0000FF"/>
-          <w:sz w:val="19"/>
-          <w:szCs w:val="19"/>
+          <w:sz w:val="28"/>
+          <w:szCs w:val="28"/>
           <w:highlight w:val="white"/>
         </w:rPr>
         <w:t>else</w:t>
       </w:r>
+      <w:proofErr w:type="spellEnd"/>
     </w:p>
     <w:p>
       <w:pPr>
@@ -1480,8 +1626,8 @@
         <w:rPr>
           <w:rFonts w:ascii="Cascadia Mono" w:hAnsi="Cascadia Mono" w:cs="Cascadia Mono"/>
           <w:color w:val="000000"/>
-          <w:sz w:val="19"/>
-          <w:szCs w:val="19"/>
+          <w:sz w:val="28"/>
+          <w:szCs w:val="28"/>
           <w:highlight w:val="white"/>
         </w:rPr>
       </w:pPr>
@@ -1489,18 +1635,19 @@
         <w:rPr>
           <w:rFonts w:ascii="Cascadia Mono" w:hAnsi="Cascadia Mono" w:cs="Cascadia Mono"/>
           <w:color w:val="000000"/>
-          <w:sz w:val="19"/>
-          <w:szCs w:val="19"/>
+          <w:sz w:val="28"/>
+          <w:szCs w:val="28"/>
           <w:highlight w:val="white"/>
         </w:rPr>
         <w:t xml:space="preserve">            </w:t>
       </w:r>
+      <w:proofErr w:type="spellStart"/>
       <w:r>
         <w:rPr>
           <w:rFonts w:ascii="Cascadia Mono" w:hAnsi="Cascadia Mono" w:cs="Cascadia Mono"/>
           <w:color w:val="2B91AF"/>
-          <w:sz w:val="19"/>
-          <w:szCs w:val="19"/>
+          <w:sz w:val="28"/>
+          <w:szCs w:val="28"/>
           <w:highlight w:val="white"/>
         </w:rPr>
         <w:t>Console</w:t>
@@ -1509,18 +1656,29 @@
         <w:rPr>
           <w:rFonts w:ascii="Cascadia Mono" w:hAnsi="Cascadia Mono" w:cs="Cascadia Mono"/>
           <w:color w:val="000000"/>
-          <w:sz w:val="19"/>
-          <w:szCs w:val="19"/>
-          <w:highlight w:val="white"/>
-        </w:rPr>
-        <w:t>.WriteLine(</w:t>
+          <w:sz w:val="28"/>
+          <w:szCs w:val="28"/>
+          <w:highlight w:val="white"/>
+        </w:rPr>
+        <w:t>.WriteLine</w:t>
+      </w:r>
+      <w:proofErr w:type="spellEnd"/>
+      <w:r>
+        <w:rPr>
+          <w:rFonts w:ascii="Cascadia Mono" w:hAnsi="Cascadia Mono" w:cs="Cascadia Mono"/>
+          <w:color w:val="000000"/>
+          <w:sz w:val="28"/>
+          <w:szCs w:val="28"/>
+          <w:highlight w:val="white"/>
+        </w:rPr>
+        <w:t>(</w:t>
       </w:r>
       <w:r>
         <w:rPr>
           <w:rFonts w:ascii="Cascadia Mono" w:hAnsi="Cascadia Mono" w:cs="Cascadia Mono"/>
           <w:color w:val="A31515"/>
-          <w:sz w:val="19"/>
-          <w:szCs w:val="19"/>
+          <w:sz w:val="28"/>
+          <w:szCs w:val="28"/>
           <w:highlight w:val="white"/>
         </w:rPr>
         <w:t>"Деление на ноль невозможно"</w:t>
@@ -1529,8 +1687,8 @@
         <w:rPr>
           <w:rFonts w:ascii="Cascadia Mono" w:hAnsi="Cascadia Mono" w:cs="Cascadia Mono"/>
           <w:color w:val="000000"/>
-          <w:sz w:val="19"/>
-          <w:szCs w:val="19"/>
+          <w:sz w:val="28"/>
+          <w:szCs w:val="28"/>
           <w:highlight w:val="white"/>
         </w:rPr>
         <w:t>);</w:t>
@@ -1545,8 +1703,8 @@
         <w:rPr>
           <w:rFonts w:ascii="Cascadia Mono" w:hAnsi="Cascadia Mono" w:cs="Cascadia Mono"/>
           <w:color w:val="000000"/>
-          <w:sz w:val="19"/>
-          <w:szCs w:val="19"/>
+          <w:sz w:val="28"/>
+          <w:szCs w:val="28"/>
           <w:highlight w:val="white"/>
         </w:rPr>
       </w:pPr>
@@ -1554,8 +1712,8 @@
         <w:rPr>
           <w:rFonts w:ascii="Cascadia Mono" w:hAnsi="Cascadia Mono" w:cs="Cascadia Mono"/>
           <w:color w:val="000000"/>
-          <w:sz w:val="19"/>
-          <w:szCs w:val="19"/>
+          <w:sz w:val="28"/>
+          <w:szCs w:val="28"/>
           <w:highlight w:val="white"/>
         </w:rPr>
         <w:t xml:space="preserve">    }</w:t>
@@ -1573,8 +1731,8 @@
         <w:rPr>
           <w:rFonts w:ascii="Cascadia Mono" w:hAnsi="Cascadia Mono" w:cs="Cascadia Mono"/>
           <w:color w:val="000000"/>
-          <w:sz w:val="19"/>
-          <w:szCs w:val="19"/>
+          <w:sz w:val="28"/>
+          <w:szCs w:val="28"/>
           <w:highlight w:val="white"/>
         </w:rPr>
         <w:t>}</w:t>
@@ -1712,11 +1870,84 @@
           <w:szCs w:val="28"/>
         </w:rPr>
       </w:pPr>
-      <w:r>
-        <w:rPr>
-          <w:sz w:val="28"/>
-          <w:szCs w:val="28"/>
-        </w:rPr>
+    </w:p>
+    <w:p>
+      <w:pPr>
+        <w:ind w:firstLine="709"/>
+        <w:rPr>
+          <w:sz w:val="28"/>
+          <w:szCs w:val="28"/>
+        </w:rPr>
+      </w:pPr>
+    </w:p>
+    <w:p>
+      <w:pPr>
+        <w:ind w:firstLine="709"/>
+        <w:rPr>
+          <w:sz w:val="28"/>
+          <w:szCs w:val="28"/>
+        </w:rPr>
+      </w:pPr>
+    </w:p>
+    <w:p>
+      <w:pPr>
+        <w:ind w:firstLine="709"/>
+        <w:rPr>
+          <w:sz w:val="28"/>
+          <w:szCs w:val="28"/>
+        </w:rPr>
+      </w:pPr>
+    </w:p>
+    <w:p>
+      <w:pPr>
+        <w:ind w:firstLine="709"/>
+        <w:rPr>
+          <w:sz w:val="28"/>
+          <w:szCs w:val="28"/>
+        </w:rPr>
+      </w:pPr>
+    </w:p>
+    <w:p>
+      <w:pPr>
+        <w:ind w:firstLine="709"/>
+        <w:rPr>
+          <w:sz w:val="28"/>
+          <w:szCs w:val="28"/>
+        </w:rPr>
+      </w:pPr>
+    </w:p>
+    <w:p>
+      <w:pPr>
+        <w:ind w:firstLine="709"/>
+        <w:rPr>
+          <w:sz w:val="28"/>
+          <w:szCs w:val="28"/>
+        </w:rPr>
+      </w:pPr>
+    </w:p>
+    <w:p>
+      <w:pPr>
+        <w:ind w:firstLine="709"/>
+        <w:rPr>
+          <w:sz w:val="28"/>
+          <w:szCs w:val="28"/>
+        </w:rPr>
+      </w:pPr>
+    </w:p>
+    <w:p>
+      <w:pPr>
+        <w:ind w:firstLine="709"/>
+        <w:rPr>
+          <w:sz w:val="28"/>
+          <w:szCs w:val="28"/>
+        </w:rPr>
+      </w:pPr>
+      <w:r>
+        <w:rPr>
+          <w:sz w:val="28"/>
+          <w:szCs w:val="28"/>
+        </w:rPr>
+        <w:lastRenderedPageBreak/>
         <w:t>Анализ результатов:</w:t>
       </w:r>
       <w:r>
@@ -1873,1849 +2104,14 @@
           <w:szCs w:val="28"/>
         </w:rPr>
       </w:pPr>
-      <w:r>
-        <w:rPr>
-          <w:sz w:val="28"/>
-          <w:szCs w:val="28"/>
-        </w:rPr>
-        <w:t xml:space="preserve">Задание </w:t>
-      </w:r>
-      <w:r>
-        <w:rPr>
-          <w:sz w:val="28"/>
-          <w:szCs w:val="28"/>
-        </w:rPr>
-        <w:t>2</w:t>
-      </w:r>
-      <w:r>
-        <w:rPr>
-          <w:sz w:val="28"/>
-          <w:szCs w:val="28"/>
-        </w:rPr>
-        <w:t>.</w:t>
-      </w:r>
-    </w:p>
-    <w:p>
-      <w:pPr>
-        <w:ind w:firstLine="709"/>
-        <w:rPr>
-          <w:sz w:val="28"/>
-          <w:szCs w:val="28"/>
-        </w:rPr>
-      </w:pPr>
-      <w:r>
-        <w:rPr>
-          <w:sz w:val="28"/>
-          <w:szCs w:val="28"/>
-        </w:rPr>
-        <w:t>Проверить истинность высказывания:</w:t>
-      </w:r>
-      <w:r>
-        <w:rPr>
-          <w:sz w:val="28"/>
-          <w:szCs w:val="28"/>
-        </w:rPr>
-        <w:t xml:space="preserve"> «</w:t>
-      </w:r>
-      <w:r>
-        <w:rPr>
-          <w:sz w:val="28"/>
-          <w:szCs w:val="28"/>
-        </w:rPr>
-        <w:t>Цифры данного</w:t>
-      </w:r>
-    </w:p>
-    <w:p>
-      <w:pPr>
-        <w:ind w:firstLine="709"/>
-        <w:rPr>
-          <w:sz w:val="28"/>
-          <w:szCs w:val="28"/>
-        </w:rPr>
-      </w:pPr>
-      <w:r>
-        <w:rPr>
-          <w:sz w:val="28"/>
-          <w:szCs w:val="28"/>
-        </w:rPr>
-        <w:t>трехзначного числа образуют возрастающую или убывающую</w:t>
-      </w:r>
-    </w:p>
-    <w:p>
-      <w:pPr>
-        <w:ind w:firstLine="709"/>
-        <w:rPr>
-          <w:sz w:val="28"/>
-          <w:szCs w:val="28"/>
-        </w:rPr>
-      </w:pPr>
-      <w:r>
-        <w:rPr>
-          <w:sz w:val="28"/>
-          <w:szCs w:val="28"/>
-        </w:rPr>
-        <w:t>последовательност</w:t>
-      </w:r>
-      <w:r>
-        <w:rPr>
-          <w:sz w:val="28"/>
-          <w:szCs w:val="28"/>
-        </w:rPr>
-        <w:t>ь»</w:t>
-      </w:r>
-      <w:r>
-        <w:rPr>
-          <w:sz w:val="28"/>
-          <w:szCs w:val="28"/>
-        </w:rPr>
-        <w:t>;.</w:t>
-      </w:r>
-    </w:p>
-    <w:p>
-      <w:pPr>
-        <w:ind w:firstLine="709"/>
-        <w:rPr>
-          <w:sz w:val="28"/>
-          <w:szCs w:val="28"/>
-        </w:rPr>
-      </w:pPr>
-      <w:r>
-        <w:br w:type="page"/>
-      </w:r>
-    </w:p>
-    <w:p>
-      <w:pPr>
-        <w:ind w:firstLine="709"/>
-        <w:rPr>
-          <w:sz w:val="28"/>
-          <w:szCs w:val="28"/>
-        </w:rPr>
-      </w:pPr>
-    </w:p>
-    <w:p>
-      <w:pPr>
-        <w:ind w:firstLine="709"/>
-        <w:rPr>
-          <w:sz w:val="28"/>
-          <w:szCs w:val="28"/>
-          <w:lang w:val="en-US"/>
-        </w:rPr>
-      </w:pPr>
-      <w:r>
-        <w:rPr>
-          <w:sz w:val="28"/>
-          <w:szCs w:val="28"/>
-        </w:rPr>
-        <w:t>Листинг</w:t>
-      </w:r>
-      <w:r>
-        <w:rPr>
-          <w:sz w:val="28"/>
-          <w:szCs w:val="28"/>
-          <w:lang w:val="en-US"/>
-        </w:rPr>
-        <w:t xml:space="preserve"> </w:t>
-      </w:r>
-      <w:r>
-        <w:rPr>
-          <w:sz w:val="28"/>
-          <w:szCs w:val="28"/>
-        </w:rPr>
-        <w:t>программы</w:t>
-      </w:r>
-      <w:r>
-        <w:rPr>
-          <w:sz w:val="28"/>
-          <w:szCs w:val="28"/>
-          <w:lang w:val="en-US"/>
-        </w:rPr>
-        <w:t>:</w:t>
-      </w:r>
-      <w:r>
-        <w:rPr>
-          <w:sz w:val="28"/>
-          <w:szCs w:val="28"/>
-          <w:lang w:val="en-US"/>
-        </w:rPr>
-        <w:tab/>
-      </w:r>
-    </w:p>
-    <w:p>
-      <w:pPr>
-        <w:autoSpaceDE w:val="0"/>
-        <w:autoSpaceDN w:val="0"/>
-        <w:adjustRightInd w:val="0"/>
-        <w:ind w:left="567"/>
-        <w:rPr>
-          <w:rFonts w:ascii="Cascadia Mono" w:hAnsi="Cascadia Mono" w:cs="Cascadia Mono"/>
-          <w:color w:val="000000"/>
-          <w:sz w:val="19"/>
-          <w:szCs w:val="19"/>
-          <w:highlight w:val="white"/>
-          <w:lang w:val="en-US"/>
-        </w:rPr>
-      </w:pPr>
-      <w:r>
-        <w:rPr>
-          <w:rFonts w:ascii="Cascadia Mono" w:hAnsi="Cascadia Mono" w:cs="Cascadia Mono"/>
-          <w:color w:val="0000FF"/>
-          <w:sz w:val="19"/>
-          <w:szCs w:val="19"/>
-          <w:highlight w:val="white"/>
-          <w:lang w:val="en-US"/>
-        </w:rPr>
-        <w:t>using</w:t>
-      </w:r>
-      <w:r>
-        <w:rPr>
-          <w:rFonts w:ascii="Cascadia Mono" w:hAnsi="Cascadia Mono" w:cs="Cascadia Mono"/>
-          <w:color w:val="000000"/>
-          <w:sz w:val="19"/>
-          <w:szCs w:val="19"/>
-          <w:highlight w:val="white"/>
-          <w:lang w:val="en-US"/>
-        </w:rPr>
-        <w:t xml:space="preserve"> System;</w:t>
-      </w:r>
-    </w:p>
-    <w:p>
-      <w:pPr>
-        <w:autoSpaceDE w:val="0"/>
-        <w:autoSpaceDN w:val="0"/>
-        <w:adjustRightInd w:val="0"/>
-        <w:ind w:left="567"/>
-        <w:rPr>
-          <w:rFonts w:ascii="Cascadia Mono" w:hAnsi="Cascadia Mono" w:cs="Cascadia Mono"/>
-          <w:color w:val="000000"/>
-          <w:sz w:val="19"/>
-          <w:szCs w:val="19"/>
-          <w:highlight w:val="white"/>
-          <w:lang w:val="en-US"/>
-        </w:rPr>
-      </w:pPr>
-    </w:p>
-    <w:p>
-      <w:pPr>
-        <w:autoSpaceDE w:val="0"/>
-        <w:autoSpaceDN w:val="0"/>
-        <w:adjustRightInd w:val="0"/>
-        <w:ind w:left="567"/>
-        <w:rPr>
-          <w:rFonts w:ascii="Cascadia Mono" w:hAnsi="Cascadia Mono" w:cs="Cascadia Mono"/>
-          <w:color w:val="000000"/>
-          <w:sz w:val="19"/>
-          <w:szCs w:val="19"/>
-          <w:highlight w:val="white"/>
-          <w:lang w:val="en-US"/>
-        </w:rPr>
-      </w:pPr>
-      <w:r>
-        <w:rPr>
-          <w:rFonts w:ascii="Cascadia Mono" w:hAnsi="Cascadia Mono" w:cs="Cascadia Mono"/>
-          <w:color w:val="0000FF"/>
-          <w:sz w:val="19"/>
-          <w:szCs w:val="19"/>
-          <w:highlight w:val="white"/>
-          <w:lang w:val="en-US"/>
-        </w:rPr>
-        <w:t>class</w:t>
-      </w:r>
-      <w:r>
-        <w:rPr>
-          <w:rFonts w:ascii="Cascadia Mono" w:hAnsi="Cascadia Mono" w:cs="Cascadia Mono"/>
-          <w:color w:val="000000"/>
-          <w:sz w:val="19"/>
-          <w:szCs w:val="19"/>
-          <w:highlight w:val="white"/>
-          <w:lang w:val="en-US"/>
-        </w:rPr>
-        <w:t xml:space="preserve"> </w:t>
-      </w:r>
-      <w:r>
-        <w:rPr>
-          <w:rFonts w:ascii="Cascadia Mono" w:hAnsi="Cascadia Mono" w:cs="Cascadia Mono"/>
-          <w:color w:val="2B91AF"/>
-          <w:sz w:val="19"/>
-          <w:szCs w:val="19"/>
-          <w:highlight w:val="white"/>
-          <w:lang w:val="en-US"/>
-        </w:rPr>
-        <w:t>Program</w:t>
-      </w:r>
-    </w:p>
-    <w:p>
-      <w:pPr>
-        <w:autoSpaceDE w:val="0"/>
-        <w:autoSpaceDN w:val="0"/>
-        <w:adjustRightInd w:val="0"/>
-        <w:ind w:left="567"/>
-        <w:rPr>
-          <w:rFonts w:ascii="Cascadia Mono" w:hAnsi="Cascadia Mono" w:cs="Cascadia Mono"/>
-          <w:color w:val="000000"/>
-          <w:sz w:val="19"/>
-          <w:szCs w:val="19"/>
-          <w:highlight w:val="white"/>
-          <w:lang w:val="en-US"/>
-        </w:rPr>
-      </w:pPr>
-      <w:r>
-        <w:rPr>
-          <w:rFonts w:ascii="Cascadia Mono" w:hAnsi="Cascadia Mono" w:cs="Cascadia Mono"/>
-          <w:color w:val="000000"/>
-          <w:sz w:val="19"/>
-          <w:szCs w:val="19"/>
-          <w:highlight w:val="white"/>
-          <w:lang w:val="en-US"/>
-        </w:rPr>
-        <w:t>{</w:t>
-      </w:r>
-    </w:p>
-    <w:p>
-      <w:pPr>
-        <w:autoSpaceDE w:val="0"/>
-        <w:autoSpaceDN w:val="0"/>
-        <w:adjustRightInd w:val="0"/>
-        <w:ind w:left="567"/>
-        <w:rPr>
-          <w:rFonts w:ascii="Cascadia Mono" w:hAnsi="Cascadia Mono" w:cs="Cascadia Mono"/>
-          <w:color w:val="000000"/>
-          <w:sz w:val="19"/>
-          <w:szCs w:val="19"/>
-          <w:highlight w:val="white"/>
-          <w:lang w:val="en-US"/>
-        </w:rPr>
-      </w:pPr>
-      <w:r>
-        <w:rPr>
-          <w:rFonts w:ascii="Cascadia Mono" w:hAnsi="Cascadia Mono" w:cs="Cascadia Mono"/>
-          <w:color w:val="000000"/>
-          <w:sz w:val="19"/>
-          <w:szCs w:val="19"/>
-          <w:highlight w:val="white"/>
-          <w:lang w:val="en-US"/>
-        </w:rPr>
-        <w:t xml:space="preserve">    </w:t>
-      </w:r>
-      <w:r>
-        <w:rPr>
-          <w:rFonts w:ascii="Cascadia Mono" w:hAnsi="Cascadia Mono" w:cs="Cascadia Mono"/>
-          <w:color w:val="0000FF"/>
-          <w:sz w:val="19"/>
-          <w:szCs w:val="19"/>
-          <w:highlight w:val="white"/>
-          <w:lang w:val="en-US"/>
-        </w:rPr>
-        <w:t>static</w:t>
-      </w:r>
-      <w:r>
-        <w:rPr>
-          <w:rFonts w:ascii="Cascadia Mono" w:hAnsi="Cascadia Mono" w:cs="Cascadia Mono"/>
-          <w:color w:val="000000"/>
-          <w:sz w:val="19"/>
-          <w:szCs w:val="19"/>
-          <w:highlight w:val="white"/>
-          <w:lang w:val="en-US"/>
-        </w:rPr>
-        <w:t xml:space="preserve"> </w:t>
-      </w:r>
-      <w:r>
-        <w:rPr>
-          <w:rFonts w:ascii="Cascadia Mono" w:hAnsi="Cascadia Mono" w:cs="Cascadia Mono"/>
-          <w:color w:val="0000FF"/>
-          <w:sz w:val="19"/>
-          <w:szCs w:val="19"/>
-          <w:highlight w:val="white"/>
-          <w:lang w:val="en-US"/>
-        </w:rPr>
-        <w:t>void</w:t>
-      </w:r>
-      <w:r>
-        <w:rPr>
-          <w:rFonts w:ascii="Cascadia Mono" w:hAnsi="Cascadia Mono" w:cs="Cascadia Mono"/>
-          <w:color w:val="000000"/>
-          <w:sz w:val="19"/>
-          <w:szCs w:val="19"/>
-          <w:highlight w:val="white"/>
-          <w:lang w:val="en-US"/>
-        </w:rPr>
-        <w:t xml:space="preserve"> Main()</w:t>
-      </w:r>
-    </w:p>
-    <w:p>
-      <w:pPr>
-        <w:autoSpaceDE w:val="0"/>
-        <w:autoSpaceDN w:val="0"/>
-        <w:adjustRightInd w:val="0"/>
-        <w:ind w:left="567"/>
-        <w:rPr>
-          <w:rFonts w:ascii="Cascadia Mono" w:hAnsi="Cascadia Mono" w:cs="Cascadia Mono"/>
-          <w:color w:val="000000"/>
-          <w:sz w:val="19"/>
-          <w:szCs w:val="19"/>
-          <w:highlight w:val="white"/>
-        </w:rPr>
-      </w:pPr>
-      <w:r>
-        <w:rPr>
-          <w:rFonts w:ascii="Cascadia Mono" w:hAnsi="Cascadia Mono" w:cs="Cascadia Mono"/>
-          <w:color w:val="000000"/>
-          <w:sz w:val="19"/>
-          <w:szCs w:val="19"/>
-          <w:highlight w:val="white"/>
-          <w:lang w:val="en-US"/>
-        </w:rPr>
-        <w:t xml:space="preserve">    </w:t>
-      </w:r>
-      <w:r>
-        <w:rPr>
-          <w:rFonts w:ascii="Cascadia Mono" w:hAnsi="Cascadia Mono" w:cs="Cascadia Mono"/>
-          <w:color w:val="000000"/>
-          <w:sz w:val="19"/>
-          <w:szCs w:val="19"/>
-          <w:highlight w:val="white"/>
-        </w:rPr>
-        <w:t>{</w:t>
-      </w:r>
-    </w:p>
-    <w:p>
-      <w:pPr>
-        <w:autoSpaceDE w:val="0"/>
-        <w:autoSpaceDN w:val="0"/>
-        <w:adjustRightInd w:val="0"/>
-        <w:ind w:left="567"/>
-        <w:rPr>
-          <w:rFonts w:ascii="Cascadia Mono" w:hAnsi="Cascadia Mono" w:cs="Cascadia Mono"/>
-          <w:color w:val="000000"/>
-          <w:sz w:val="19"/>
-          <w:szCs w:val="19"/>
-          <w:highlight w:val="white"/>
-        </w:rPr>
-      </w:pPr>
-      <w:r>
-        <w:rPr>
-          <w:rFonts w:ascii="Cascadia Mono" w:hAnsi="Cascadia Mono" w:cs="Cascadia Mono"/>
-          <w:color w:val="000000"/>
-          <w:sz w:val="19"/>
-          <w:szCs w:val="19"/>
-          <w:highlight w:val="white"/>
-        </w:rPr>
-        <w:t xml:space="preserve">        </w:t>
-      </w:r>
-      <w:r>
-        <w:rPr>
-          <w:rFonts w:ascii="Cascadia Mono" w:hAnsi="Cascadia Mono" w:cs="Cascadia Mono"/>
-          <w:color w:val="2B91AF"/>
-          <w:sz w:val="19"/>
-          <w:szCs w:val="19"/>
-          <w:highlight w:val="white"/>
-        </w:rPr>
-        <w:t>Console</w:t>
-      </w:r>
-      <w:r>
-        <w:rPr>
-          <w:rFonts w:ascii="Cascadia Mono" w:hAnsi="Cascadia Mono" w:cs="Cascadia Mono"/>
-          <w:color w:val="000000"/>
-          <w:sz w:val="19"/>
-          <w:szCs w:val="19"/>
-          <w:highlight w:val="white"/>
-        </w:rPr>
-        <w:t>.Write(</w:t>
-      </w:r>
-      <w:r>
-        <w:rPr>
-          <w:rFonts w:ascii="Cascadia Mono" w:hAnsi="Cascadia Mono" w:cs="Cascadia Mono"/>
-          <w:color w:val="A31515"/>
-          <w:sz w:val="19"/>
-          <w:szCs w:val="19"/>
-          <w:highlight w:val="white"/>
-        </w:rPr>
-        <w:t>"Введите трехзначное число: "</w:t>
-      </w:r>
-      <w:r>
-        <w:rPr>
-          <w:rFonts w:ascii="Cascadia Mono" w:hAnsi="Cascadia Mono" w:cs="Cascadia Mono"/>
-          <w:color w:val="000000"/>
-          <w:sz w:val="19"/>
-          <w:szCs w:val="19"/>
-          <w:highlight w:val="white"/>
-        </w:rPr>
-        <w:t>);</w:t>
-      </w:r>
-    </w:p>
-    <w:p>
-      <w:pPr>
-        <w:autoSpaceDE w:val="0"/>
-        <w:autoSpaceDN w:val="0"/>
-        <w:adjustRightInd w:val="0"/>
-        <w:ind w:left="567"/>
-        <w:rPr>
-          <w:rFonts w:ascii="Cascadia Mono" w:hAnsi="Cascadia Mono" w:cs="Cascadia Mono"/>
-          <w:color w:val="000000"/>
-          <w:sz w:val="19"/>
-          <w:szCs w:val="19"/>
-          <w:highlight w:val="white"/>
-          <w:lang w:val="en-US"/>
-        </w:rPr>
-      </w:pPr>
-      <w:r>
-        <w:rPr>
-          <w:rFonts w:ascii="Cascadia Mono" w:hAnsi="Cascadia Mono" w:cs="Cascadia Mono"/>
-          <w:color w:val="000000"/>
-          <w:sz w:val="19"/>
-          <w:szCs w:val="19"/>
-          <w:highlight w:val="white"/>
-        </w:rPr>
-        <w:t xml:space="preserve">        </w:t>
-      </w:r>
-      <w:r>
-        <w:rPr>
-          <w:rFonts w:ascii="Cascadia Mono" w:hAnsi="Cascadia Mono" w:cs="Cascadia Mono"/>
-          <w:color w:val="0000FF"/>
-          <w:sz w:val="19"/>
-          <w:szCs w:val="19"/>
-          <w:highlight w:val="white"/>
-          <w:lang w:val="en-US"/>
-        </w:rPr>
-        <w:t>int</w:t>
-      </w:r>
-      <w:r>
-        <w:rPr>
-          <w:rFonts w:ascii="Cascadia Mono" w:hAnsi="Cascadia Mono" w:cs="Cascadia Mono"/>
-          <w:color w:val="000000"/>
-          <w:sz w:val="19"/>
-          <w:szCs w:val="19"/>
-          <w:highlight w:val="white"/>
-          <w:lang w:val="en-US"/>
-        </w:rPr>
-        <w:t xml:space="preserve"> number = </w:t>
-      </w:r>
-      <w:r>
-        <w:rPr>
-          <w:rFonts w:ascii="Cascadia Mono" w:hAnsi="Cascadia Mono" w:cs="Cascadia Mono"/>
-          <w:color w:val="2B91AF"/>
-          <w:sz w:val="19"/>
-          <w:szCs w:val="19"/>
-          <w:highlight w:val="white"/>
-          <w:lang w:val="en-US"/>
-        </w:rPr>
-        <w:t>Convert</w:t>
-      </w:r>
-      <w:r>
-        <w:rPr>
-          <w:rFonts w:ascii="Cascadia Mono" w:hAnsi="Cascadia Mono" w:cs="Cascadia Mono"/>
-          <w:color w:val="000000"/>
-          <w:sz w:val="19"/>
-          <w:szCs w:val="19"/>
-          <w:highlight w:val="white"/>
-          <w:lang w:val="en-US"/>
-        </w:rPr>
-        <w:t>.ToInt32(</w:t>
-      </w:r>
-      <w:r>
-        <w:rPr>
-          <w:rFonts w:ascii="Cascadia Mono" w:hAnsi="Cascadia Mono" w:cs="Cascadia Mono"/>
-          <w:color w:val="2B91AF"/>
-          <w:sz w:val="19"/>
-          <w:szCs w:val="19"/>
-          <w:highlight w:val="white"/>
-          <w:lang w:val="en-US"/>
-        </w:rPr>
-        <w:t>Console</w:t>
-      </w:r>
-      <w:r>
-        <w:rPr>
-          <w:rFonts w:ascii="Cascadia Mono" w:hAnsi="Cascadia Mono" w:cs="Cascadia Mono"/>
-          <w:color w:val="000000"/>
-          <w:sz w:val="19"/>
-          <w:szCs w:val="19"/>
-          <w:highlight w:val="white"/>
-          <w:lang w:val="en-US"/>
-        </w:rPr>
-        <w:t>.ReadLine());</w:t>
-      </w:r>
-    </w:p>
-    <w:p>
-      <w:pPr>
-        <w:autoSpaceDE w:val="0"/>
-        <w:autoSpaceDN w:val="0"/>
-        <w:adjustRightInd w:val="0"/>
-        <w:ind w:left="567"/>
-        <w:rPr>
-          <w:rFonts w:ascii="Cascadia Mono" w:hAnsi="Cascadia Mono" w:cs="Cascadia Mono"/>
-          <w:color w:val="000000"/>
-          <w:sz w:val="19"/>
-          <w:szCs w:val="19"/>
-          <w:highlight w:val="white"/>
-          <w:lang w:val="en-US"/>
-        </w:rPr>
-      </w:pPr>
-    </w:p>
-    <w:p>
-      <w:pPr>
-        <w:autoSpaceDE w:val="0"/>
-        <w:autoSpaceDN w:val="0"/>
-        <w:adjustRightInd w:val="0"/>
-        <w:ind w:left="567"/>
-        <w:rPr>
-          <w:rFonts w:ascii="Cascadia Mono" w:hAnsi="Cascadia Mono" w:cs="Cascadia Mono"/>
-          <w:color w:val="000000"/>
-          <w:sz w:val="19"/>
-          <w:szCs w:val="19"/>
-          <w:highlight w:val="white"/>
-          <w:lang w:val="en-US"/>
-        </w:rPr>
-      </w:pPr>
-      <w:r>
-        <w:rPr>
-          <w:rFonts w:ascii="Cascadia Mono" w:hAnsi="Cascadia Mono" w:cs="Cascadia Mono"/>
-          <w:color w:val="000000"/>
-          <w:sz w:val="19"/>
-          <w:szCs w:val="19"/>
-          <w:highlight w:val="white"/>
-          <w:lang w:val="en-US"/>
-        </w:rPr>
-        <w:t xml:space="preserve">        </w:t>
-      </w:r>
-      <w:r>
-        <w:rPr>
-          <w:rFonts w:ascii="Cascadia Mono" w:hAnsi="Cascadia Mono" w:cs="Cascadia Mono"/>
-          <w:color w:val="0000FF"/>
-          <w:sz w:val="19"/>
-          <w:szCs w:val="19"/>
-          <w:highlight w:val="white"/>
-          <w:lang w:val="en-US"/>
-        </w:rPr>
-        <w:t>if</w:t>
-      </w:r>
-      <w:r>
-        <w:rPr>
-          <w:rFonts w:ascii="Cascadia Mono" w:hAnsi="Cascadia Mono" w:cs="Cascadia Mono"/>
-          <w:color w:val="000000"/>
-          <w:sz w:val="19"/>
-          <w:szCs w:val="19"/>
-          <w:highlight w:val="white"/>
-          <w:lang w:val="en-US"/>
-        </w:rPr>
-        <w:t xml:space="preserve"> (number &lt; 100 || number &gt; 999)</w:t>
-      </w:r>
-    </w:p>
-    <w:p>
-      <w:pPr>
-        <w:autoSpaceDE w:val="0"/>
-        <w:autoSpaceDN w:val="0"/>
-        <w:adjustRightInd w:val="0"/>
-        <w:ind w:left="567"/>
-        <w:rPr>
-          <w:rFonts w:ascii="Cascadia Mono" w:hAnsi="Cascadia Mono" w:cs="Cascadia Mono"/>
-          <w:color w:val="000000"/>
-          <w:sz w:val="19"/>
-          <w:szCs w:val="19"/>
-          <w:highlight w:val="white"/>
-          <w:lang w:val="en-US"/>
-        </w:rPr>
-      </w:pPr>
-      <w:r>
-        <w:rPr>
-          <w:rFonts w:ascii="Cascadia Mono" w:hAnsi="Cascadia Mono" w:cs="Cascadia Mono"/>
-          <w:color w:val="000000"/>
-          <w:sz w:val="19"/>
-          <w:szCs w:val="19"/>
-          <w:highlight w:val="white"/>
-          <w:lang w:val="en-US"/>
-        </w:rPr>
-        <w:t xml:space="preserve">        {</w:t>
-      </w:r>
-    </w:p>
-    <w:p>
-      <w:pPr>
-        <w:autoSpaceDE w:val="0"/>
-        <w:autoSpaceDN w:val="0"/>
-        <w:adjustRightInd w:val="0"/>
-        <w:ind w:left="567"/>
-        <w:rPr>
-          <w:rFonts w:ascii="Cascadia Mono" w:hAnsi="Cascadia Mono" w:cs="Cascadia Mono"/>
-          <w:color w:val="000000"/>
-          <w:sz w:val="19"/>
-          <w:szCs w:val="19"/>
-          <w:highlight w:val="white"/>
-          <w:lang w:val="en-US"/>
-        </w:rPr>
-      </w:pPr>
-      <w:r>
-        <w:rPr>
-          <w:rFonts w:ascii="Cascadia Mono" w:hAnsi="Cascadia Mono" w:cs="Cascadia Mono"/>
-          <w:color w:val="000000"/>
-          <w:sz w:val="19"/>
-          <w:szCs w:val="19"/>
-          <w:highlight w:val="white"/>
-          <w:lang w:val="en-US"/>
-        </w:rPr>
-        <w:t xml:space="preserve">            </w:t>
-      </w:r>
-      <w:r>
-        <w:rPr>
-          <w:rFonts w:ascii="Cascadia Mono" w:hAnsi="Cascadia Mono" w:cs="Cascadia Mono"/>
-          <w:color w:val="2B91AF"/>
-          <w:sz w:val="19"/>
-          <w:szCs w:val="19"/>
-          <w:highlight w:val="white"/>
-          <w:lang w:val="en-US"/>
-        </w:rPr>
-        <w:t>Console</w:t>
-      </w:r>
-      <w:r>
-        <w:rPr>
-          <w:rFonts w:ascii="Cascadia Mono" w:hAnsi="Cascadia Mono" w:cs="Cascadia Mono"/>
-          <w:color w:val="000000"/>
-          <w:sz w:val="19"/>
-          <w:szCs w:val="19"/>
-          <w:highlight w:val="white"/>
-          <w:lang w:val="en-US"/>
-        </w:rPr>
-        <w:t>.WriteLine(</w:t>
-      </w:r>
-      <w:r>
-        <w:rPr>
-          <w:rFonts w:ascii="Cascadia Mono" w:hAnsi="Cascadia Mono" w:cs="Cascadia Mono"/>
-          <w:color w:val="A31515"/>
-          <w:sz w:val="19"/>
-          <w:szCs w:val="19"/>
-          <w:highlight w:val="white"/>
-          <w:lang w:val="en-US"/>
-        </w:rPr>
-        <w:t>"</w:t>
-      </w:r>
-      <w:r>
-        <w:rPr>
-          <w:rFonts w:ascii="Cascadia Mono" w:hAnsi="Cascadia Mono" w:cs="Cascadia Mono"/>
-          <w:color w:val="A31515"/>
-          <w:sz w:val="19"/>
-          <w:szCs w:val="19"/>
-          <w:highlight w:val="white"/>
-        </w:rPr>
-        <w:t>Число</w:t>
-      </w:r>
-      <w:r>
-        <w:rPr>
-          <w:rFonts w:ascii="Cascadia Mono" w:hAnsi="Cascadia Mono" w:cs="Cascadia Mono"/>
-          <w:color w:val="A31515"/>
-          <w:sz w:val="19"/>
-          <w:szCs w:val="19"/>
-          <w:highlight w:val="white"/>
-          <w:lang w:val="en-US"/>
-        </w:rPr>
-        <w:t xml:space="preserve"> </w:t>
-      </w:r>
-      <w:r>
-        <w:rPr>
-          <w:rFonts w:ascii="Cascadia Mono" w:hAnsi="Cascadia Mono" w:cs="Cascadia Mono"/>
-          <w:color w:val="A31515"/>
-          <w:sz w:val="19"/>
-          <w:szCs w:val="19"/>
-          <w:highlight w:val="white"/>
-        </w:rPr>
-        <w:t>должно</w:t>
-      </w:r>
-      <w:r>
-        <w:rPr>
-          <w:rFonts w:ascii="Cascadia Mono" w:hAnsi="Cascadia Mono" w:cs="Cascadia Mono"/>
-          <w:color w:val="A31515"/>
-          <w:sz w:val="19"/>
-          <w:szCs w:val="19"/>
-          <w:highlight w:val="white"/>
-          <w:lang w:val="en-US"/>
-        </w:rPr>
-        <w:t xml:space="preserve"> </w:t>
-      </w:r>
-      <w:r>
-        <w:rPr>
-          <w:rFonts w:ascii="Cascadia Mono" w:hAnsi="Cascadia Mono" w:cs="Cascadia Mono"/>
-          <w:color w:val="A31515"/>
-          <w:sz w:val="19"/>
-          <w:szCs w:val="19"/>
-          <w:highlight w:val="white"/>
-        </w:rPr>
-        <w:t>быть</w:t>
-      </w:r>
-      <w:r>
-        <w:rPr>
-          <w:rFonts w:ascii="Cascadia Mono" w:hAnsi="Cascadia Mono" w:cs="Cascadia Mono"/>
-          <w:color w:val="A31515"/>
-          <w:sz w:val="19"/>
-          <w:szCs w:val="19"/>
-          <w:highlight w:val="white"/>
-          <w:lang w:val="en-US"/>
-        </w:rPr>
-        <w:t xml:space="preserve"> </w:t>
-      </w:r>
-      <w:r>
-        <w:rPr>
-          <w:rFonts w:ascii="Cascadia Mono" w:hAnsi="Cascadia Mono" w:cs="Cascadia Mono"/>
-          <w:color w:val="A31515"/>
-          <w:sz w:val="19"/>
-          <w:szCs w:val="19"/>
-          <w:highlight w:val="white"/>
-        </w:rPr>
-        <w:t>трехзначным</w:t>
-      </w:r>
-      <w:r>
-        <w:rPr>
-          <w:rFonts w:ascii="Cascadia Mono" w:hAnsi="Cascadia Mono" w:cs="Cascadia Mono"/>
-          <w:color w:val="A31515"/>
-          <w:sz w:val="19"/>
-          <w:szCs w:val="19"/>
-          <w:highlight w:val="white"/>
-          <w:lang w:val="en-US"/>
-        </w:rPr>
-        <w:t>!"</w:t>
-      </w:r>
-      <w:r>
-        <w:rPr>
-          <w:rFonts w:ascii="Cascadia Mono" w:hAnsi="Cascadia Mono" w:cs="Cascadia Mono"/>
-          <w:color w:val="000000"/>
-          <w:sz w:val="19"/>
-          <w:szCs w:val="19"/>
-          <w:highlight w:val="white"/>
-          <w:lang w:val="en-US"/>
-        </w:rPr>
-        <w:t>);</w:t>
-      </w:r>
-    </w:p>
-    <w:p>
-      <w:pPr>
-        <w:autoSpaceDE w:val="0"/>
-        <w:autoSpaceDN w:val="0"/>
-        <w:adjustRightInd w:val="0"/>
-        <w:ind w:left="567"/>
-        <w:rPr>
-          <w:rFonts w:ascii="Cascadia Mono" w:hAnsi="Cascadia Mono" w:cs="Cascadia Mono"/>
-          <w:color w:val="000000"/>
-          <w:sz w:val="19"/>
-          <w:szCs w:val="19"/>
-          <w:highlight w:val="white"/>
-          <w:lang w:val="en-US"/>
-        </w:rPr>
-      </w:pPr>
-      <w:r>
-        <w:rPr>
-          <w:rFonts w:ascii="Cascadia Mono" w:hAnsi="Cascadia Mono" w:cs="Cascadia Mono"/>
-          <w:color w:val="000000"/>
-          <w:sz w:val="19"/>
-          <w:szCs w:val="19"/>
-          <w:highlight w:val="white"/>
-          <w:lang w:val="en-US"/>
-        </w:rPr>
-        <w:t xml:space="preserve">            </w:t>
-      </w:r>
-      <w:r>
-        <w:rPr>
-          <w:rFonts w:ascii="Cascadia Mono" w:hAnsi="Cascadia Mono" w:cs="Cascadia Mono"/>
-          <w:color w:val="0000FF"/>
-          <w:sz w:val="19"/>
-          <w:szCs w:val="19"/>
-          <w:highlight w:val="white"/>
-          <w:lang w:val="en-US"/>
-        </w:rPr>
-        <w:t>return</w:t>
-      </w:r>
-      <w:r>
-        <w:rPr>
-          <w:rFonts w:ascii="Cascadia Mono" w:hAnsi="Cascadia Mono" w:cs="Cascadia Mono"/>
-          <w:color w:val="000000"/>
-          <w:sz w:val="19"/>
-          <w:szCs w:val="19"/>
-          <w:highlight w:val="white"/>
-          <w:lang w:val="en-US"/>
-        </w:rPr>
-        <w:t>;</w:t>
-      </w:r>
-    </w:p>
-    <w:p>
-      <w:pPr>
-        <w:autoSpaceDE w:val="0"/>
-        <w:autoSpaceDN w:val="0"/>
-        <w:adjustRightInd w:val="0"/>
-        <w:ind w:left="567"/>
-        <w:rPr>
-          <w:rFonts w:ascii="Cascadia Mono" w:hAnsi="Cascadia Mono" w:cs="Cascadia Mono"/>
-          <w:color w:val="000000"/>
-          <w:sz w:val="19"/>
-          <w:szCs w:val="19"/>
-          <w:highlight w:val="white"/>
-          <w:lang w:val="en-US"/>
-        </w:rPr>
-      </w:pPr>
-      <w:r>
-        <w:rPr>
-          <w:rFonts w:ascii="Cascadia Mono" w:hAnsi="Cascadia Mono" w:cs="Cascadia Mono"/>
-          <w:color w:val="000000"/>
-          <w:sz w:val="19"/>
-          <w:szCs w:val="19"/>
-          <w:highlight w:val="white"/>
-          <w:lang w:val="en-US"/>
-        </w:rPr>
-        <w:t xml:space="preserve">        }</w:t>
-      </w:r>
-    </w:p>
-    <w:p>
-      <w:pPr>
-        <w:autoSpaceDE w:val="0"/>
-        <w:autoSpaceDN w:val="0"/>
-        <w:adjustRightInd w:val="0"/>
-        <w:ind w:left="567"/>
-        <w:rPr>
-          <w:rFonts w:ascii="Cascadia Mono" w:hAnsi="Cascadia Mono" w:cs="Cascadia Mono"/>
-          <w:color w:val="000000"/>
-          <w:sz w:val="19"/>
-          <w:szCs w:val="19"/>
-          <w:highlight w:val="white"/>
-          <w:lang w:val="en-US"/>
-        </w:rPr>
-      </w:pPr>
-    </w:p>
-    <w:p>
-      <w:pPr>
-        <w:autoSpaceDE w:val="0"/>
-        <w:autoSpaceDN w:val="0"/>
-        <w:adjustRightInd w:val="0"/>
-        <w:ind w:left="567"/>
-        <w:rPr>
-          <w:rFonts w:ascii="Cascadia Mono" w:hAnsi="Cascadia Mono" w:cs="Cascadia Mono"/>
-          <w:color w:val="000000"/>
-          <w:sz w:val="19"/>
-          <w:szCs w:val="19"/>
-          <w:highlight w:val="white"/>
-          <w:lang w:val="en-US"/>
-        </w:rPr>
-      </w:pPr>
-      <w:r>
-        <w:rPr>
-          <w:rFonts w:ascii="Cascadia Mono" w:hAnsi="Cascadia Mono" w:cs="Cascadia Mono"/>
-          <w:color w:val="000000"/>
-          <w:sz w:val="19"/>
-          <w:szCs w:val="19"/>
-          <w:highlight w:val="white"/>
-          <w:lang w:val="en-US"/>
-        </w:rPr>
-        <w:t xml:space="preserve">        </w:t>
-      </w:r>
-      <w:r>
-        <w:rPr>
-          <w:rFonts w:ascii="Cascadia Mono" w:hAnsi="Cascadia Mono" w:cs="Cascadia Mono"/>
-          <w:color w:val="0000FF"/>
-          <w:sz w:val="19"/>
-          <w:szCs w:val="19"/>
-          <w:highlight w:val="white"/>
-          <w:lang w:val="en-US"/>
-        </w:rPr>
-        <w:t>int</w:t>
-      </w:r>
-      <w:r>
-        <w:rPr>
-          <w:rFonts w:ascii="Cascadia Mono" w:hAnsi="Cascadia Mono" w:cs="Cascadia Mono"/>
-          <w:color w:val="000000"/>
-          <w:sz w:val="19"/>
-          <w:szCs w:val="19"/>
-          <w:highlight w:val="white"/>
-          <w:lang w:val="en-US"/>
-        </w:rPr>
-        <w:t xml:space="preserve"> digit1 = number / 100;</w:t>
-      </w:r>
-    </w:p>
-    <w:p>
-      <w:pPr>
-        <w:autoSpaceDE w:val="0"/>
-        <w:autoSpaceDN w:val="0"/>
-        <w:adjustRightInd w:val="0"/>
-        <w:ind w:left="567"/>
-        <w:rPr>
-          <w:rFonts w:ascii="Cascadia Mono" w:hAnsi="Cascadia Mono" w:cs="Cascadia Mono"/>
-          <w:color w:val="000000"/>
-          <w:sz w:val="19"/>
-          <w:szCs w:val="19"/>
-          <w:highlight w:val="white"/>
-          <w:lang w:val="en-US"/>
-        </w:rPr>
-      </w:pPr>
-      <w:r>
-        <w:rPr>
-          <w:rFonts w:ascii="Cascadia Mono" w:hAnsi="Cascadia Mono" w:cs="Cascadia Mono"/>
-          <w:color w:val="000000"/>
-          <w:sz w:val="19"/>
-          <w:szCs w:val="19"/>
-          <w:highlight w:val="white"/>
-          <w:lang w:val="en-US"/>
-        </w:rPr>
-        <w:t xml:space="preserve">        </w:t>
-      </w:r>
-      <w:r>
-        <w:rPr>
-          <w:rFonts w:ascii="Cascadia Mono" w:hAnsi="Cascadia Mono" w:cs="Cascadia Mono"/>
-          <w:color w:val="0000FF"/>
-          <w:sz w:val="19"/>
-          <w:szCs w:val="19"/>
-          <w:highlight w:val="white"/>
-          <w:lang w:val="en-US"/>
-        </w:rPr>
-        <w:t>int</w:t>
-      </w:r>
-      <w:r>
-        <w:rPr>
-          <w:rFonts w:ascii="Cascadia Mono" w:hAnsi="Cascadia Mono" w:cs="Cascadia Mono"/>
-          <w:color w:val="000000"/>
-          <w:sz w:val="19"/>
-          <w:szCs w:val="19"/>
-          <w:highlight w:val="white"/>
-          <w:lang w:val="en-US"/>
-        </w:rPr>
-        <w:t xml:space="preserve"> digit2 = (number / 10) % 10;</w:t>
-      </w:r>
-    </w:p>
-    <w:p>
-      <w:pPr>
-        <w:autoSpaceDE w:val="0"/>
-        <w:autoSpaceDN w:val="0"/>
-        <w:adjustRightInd w:val="0"/>
-        <w:ind w:left="567"/>
-        <w:rPr>
-          <w:rFonts w:ascii="Cascadia Mono" w:hAnsi="Cascadia Mono" w:cs="Cascadia Mono"/>
-          <w:color w:val="000000"/>
-          <w:sz w:val="19"/>
-          <w:szCs w:val="19"/>
-          <w:highlight w:val="white"/>
-          <w:lang w:val="en-US"/>
-        </w:rPr>
-      </w:pPr>
-      <w:r>
-        <w:rPr>
-          <w:rFonts w:ascii="Cascadia Mono" w:hAnsi="Cascadia Mono" w:cs="Cascadia Mono"/>
-          <w:color w:val="000000"/>
-          <w:sz w:val="19"/>
-          <w:szCs w:val="19"/>
-          <w:highlight w:val="white"/>
-          <w:lang w:val="en-US"/>
-        </w:rPr>
-        <w:t xml:space="preserve">        </w:t>
-      </w:r>
-      <w:r>
-        <w:rPr>
-          <w:rFonts w:ascii="Cascadia Mono" w:hAnsi="Cascadia Mono" w:cs="Cascadia Mono"/>
-          <w:color w:val="0000FF"/>
-          <w:sz w:val="19"/>
-          <w:szCs w:val="19"/>
-          <w:highlight w:val="white"/>
-          <w:lang w:val="en-US"/>
-        </w:rPr>
-        <w:t>int</w:t>
-      </w:r>
-      <w:r>
-        <w:rPr>
-          <w:rFonts w:ascii="Cascadia Mono" w:hAnsi="Cascadia Mono" w:cs="Cascadia Mono"/>
-          <w:color w:val="000000"/>
-          <w:sz w:val="19"/>
-          <w:szCs w:val="19"/>
-          <w:highlight w:val="white"/>
-          <w:lang w:val="en-US"/>
-        </w:rPr>
-        <w:t xml:space="preserve"> digit3 = number % 10;</w:t>
-      </w:r>
-    </w:p>
-    <w:p>
-      <w:pPr>
-        <w:autoSpaceDE w:val="0"/>
-        <w:autoSpaceDN w:val="0"/>
-        <w:adjustRightInd w:val="0"/>
-        <w:ind w:left="567"/>
-        <w:rPr>
-          <w:rFonts w:ascii="Cascadia Mono" w:hAnsi="Cascadia Mono" w:cs="Cascadia Mono"/>
-          <w:color w:val="000000"/>
-          <w:sz w:val="19"/>
-          <w:szCs w:val="19"/>
-          <w:highlight w:val="white"/>
-          <w:lang w:val="en-US"/>
-        </w:rPr>
-      </w:pPr>
-    </w:p>
-    <w:p>
-      <w:pPr>
-        <w:autoSpaceDE w:val="0"/>
-        <w:autoSpaceDN w:val="0"/>
-        <w:adjustRightInd w:val="0"/>
-        <w:ind w:left="567"/>
-        <w:rPr>
-          <w:rFonts w:ascii="Cascadia Mono" w:hAnsi="Cascadia Mono" w:cs="Cascadia Mono"/>
-          <w:color w:val="000000"/>
-          <w:sz w:val="19"/>
-          <w:szCs w:val="19"/>
-          <w:highlight w:val="white"/>
-          <w:lang w:val="en-US"/>
-        </w:rPr>
-      </w:pPr>
-      <w:r>
-        <w:rPr>
-          <w:rFonts w:ascii="Cascadia Mono" w:hAnsi="Cascadia Mono" w:cs="Cascadia Mono"/>
-          <w:color w:val="000000"/>
-          <w:sz w:val="19"/>
-          <w:szCs w:val="19"/>
-          <w:highlight w:val="white"/>
-          <w:lang w:val="en-US"/>
-        </w:rPr>
-        <w:t xml:space="preserve">        </w:t>
-      </w:r>
-      <w:r>
-        <w:rPr>
-          <w:rFonts w:ascii="Cascadia Mono" w:hAnsi="Cascadia Mono" w:cs="Cascadia Mono"/>
-          <w:color w:val="0000FF"/>
-          <w:sz w:val="19"/>
-          <w:szCs w:val="19"/>
-          <w:highlight w:val="white"/>
-          <w:lang w:val="en-US"/>
-        </w:rPr>
-        <w:t>bool</w:t>
-      </w:r>
-      <w:r>
-        <w:rPr>
-          <w:rFonts w:ascii="Cascadia Mono" w:hAnsi="Cascadia Mono" w:cs="Cascadia Mono"/>
-          <w:color w:val="000000"/>
-          <w:sz w:val="19"/>
-          <w:szCs w:val="19"/>
-          <w:highlight w:val="white"/>
-          <w:lang w:val="en-US"/>
-        </w:rPr>
-        <w:t xml:space="preserve"> isIncreasing = (digit1 &lt; digit2) &amp;&amp; (digit2 &lt; digit3);</w:t>
-      </w:r>
-    </w:p>
-    <w:p>
-      <w:pPr>
-        <w:autoSpaceDE w:val="0"/>
-        <w:autoSpaceDN w:val="0"/>
-        <w:adjustRightInd w:val="0"/>
-        <w:ind w:left="567"/>
-        <w:rPr>
-          <w:rFonts w:ascii="Cascadia Mono" w:hAnsi="Cascadia Mono" w:cs="Cascadia Mono"/>
-          <w:color w:val="000000"/>
-          <w:sz w:val="19"/>
-          <w:szCs w:val="19"/>
-          <w:highlight w:val="white"/>
-          <w:lang w:val="en-US"/>
-        </w:rPr>
-      </w:pPr>
-      <w:r>
-        <w:rPr>
-          <w:rFonts w:ascii="Cascadia Mono" w:hAnsi="Cascadia Mono" w:cs="Cascadia Mono"/>
-          <w:color w:val="000000"/>
-          <w:sz w:val="19"/>
-          <w:szCs w:val="19"/>
-          <w:highlight w:val="white"/>
-          <w:lang w:val="en-US"/>
-        </w:rPr>
-        <w:t xml:space="preserve">        </w:t>
-      </w:r>
-      <w:r>
-        <w:rPr>
-          <w:rFonts w:ascii="Cascadia Mono" w:hAnsi="Cascadia Mono" w:cs="Cascadia Mono"/>
-          <w:color w:val="0000FF"/>
-          <w:sz w:val="19"/>
-          <w:szCs w:val="19"/>
-          <w:highlight w:val="white"/>
-          <w:lang w:val="en-US"/>
-        </w:rPr>
-        <w:t>bool</w:t>
-      </w:r>
-      <w:r>
-        <w:rPr>
-          <w:rFonts w:ascii="Cascadia Mono" w:hAnsi="Cascadia Mono" w:cs="Cascadia Mono"/>
-          <w:color w:val="000000"/>
-          <w:sz w:val="19"/>
-          <w:szCs w:val="19"/>
-          <w:highlight w:val="white"/>
-          <w:lang w:val="en-US"/>
-        </w:rPr>
-        <w:t xml:space="preserve"> isDecreasing = (digit1 &gt; digit2) &amp;&amp; (digit2 &gt; digit3);</w:t>
-      </w:r>
-    </w:p>
-    <w:p>
-      <w:pPr>
-        <w:autoSpaceDE w:val="0"/>
-        <w:autoSpaceDN w:val="0"/>
-        <w:adjustRightInd w:val="0"/>
-        <w:ind w:left="567"/>
-        <w:rPr>
-          <w:rFonts w:ascii="Cascadia Mono" w:hAnsi="Cascadia Mono" w:cs="Cascadia Mono"/>
-          <w:color w:val="000000"/>
-          <w:sz w:val="19"/>
-          <w:szCs w:val="19"/>
-          <w:highlight w:val="white"/>
-          <w:lang w:val="en-US"/>
-        </w:rPr>
-      </w:pPr>
-    </w:p>
-    <w:p>
-      <w:pPr>
-        <w:autoSpaceDE w:val="0"/>
-        <w:autoSpaceDN w:val="0"/>
-        <w:adjustRightInd w:val="0"/>
-        <w:ind w:left="567"/>
-        <w:rPr>
-          <w:rFonts w:ascii="Cascadia Mono" w:hAnsi="Cascadia Mono" w:cs="Cascadia Mono"/>
-          <w:color w:val="000000"/>
-          <w:sz w:val="19"/>
-          <w:szCs w:val="19"/>
-          <w:highlight w:val="white"/>
-          <w:lang w:val="en-US"/>
-        </w:rPr>
-      </w:pPr>
-      <w:r>
-        <w:rPr>
-          <w:rFonts w:ascii="Cascadia Mono" w:hAnsi="Cascadia Mono" w:cs="Cascadia Mono"/>
-          <w:color w:val="000000"/>
-          <w:sz w:val="19"/>
-          <w:szCs w:val="19"/>
-          <w:highlight w:val="white"/>
-          <w:lang w:val="en-US"/>
-        </w:rPr>
-        <w:t xml:space="preserve">        </w:t>
-      </w:r>
-      <w:r>
-        <w:rPr>
-          <w:rFonts w:ascii="Cascadia Mono" w:hAnsi="Cascadia Mono" w:cs="Cascadia Mono"/>
-          <w:color w:val="0000FF"/>
-          <w:sz w:val="19"/>
-          <w:szCs w:val="19"/>
-          <w:highlight w:val="white"/>
-          <w:lang w:val="en-US"/>
-        </w:rPr>
-        <w:t>if</w:t>
-      </w:r>
-      <w:r>
-        <w:rPr>
-          <w:rFonts w:ascii="Cascadia Mono" w:hAnsi="Cascadia Mono" w:cs="Cascadia Mono"/>
-          <w:color w:val="000000"/>
-          <w:sz w:val="19"/>
-          <w:szCs w:val="19"/>
-          <w:highlight w:val="white"/>
-          <w:lang w:val="en-US"/>
-        </w:rPr>
-        <w:t xml:space="preserve"> (isIncreasing || isDecreasing)</w:t>
-      </w:r>
-    </w:p>
-    <w:p>
-      <w:pPr>
-        <w:autoSpaceDE w:val="0"/>
-        <w:autoSpaceDN w:val="0"/>
-        <w:adjustRightInd w:val="0"/>
-        <w:ind w:left="567"/>
-        <w:rPr>
-          <w:rFonts w:ascii="Cascadia Mono" w:hAnsi="Cascadia Mono" w:cs="Cascadia Mono"/>
-          <w:color w:val="000000"/>
-          <w:sz w:val="19"/>
-          <w:szCs w:val="19"/>
-          <w:highlight w:val="white"/>
-          <w:lang w:val="en-US"/>
-        </w:rPr>
-      </w:pPr>
-      <w:r>
-        <w:rPr>
-          <w:rFonts w:ascii="Cascadia Mono" w:hAnsi="Cascadia Mono" w:cs="Cascadia Mono"/>
-          <w:color w:val="000000"/>
-          <w:sz w:val="19"/>
-          <w:szCs w:val="19"/>
-          <w:highlight w:val="white"/>
-          <w:lang w:val="en-US"/>
-        </w:rPr>
-        <w:t xml:space="preserve">            </w:t>
-      </w:r>
-      <w:r>
-        <w:rPr>
-          <w:rFonts w:ascii="Cascadia Mono" w:hAnsi="Cascadia Mono" w:cs="Cascadia Mono"/>
-          <w:color w:val="2B91AF"/>
-          <w:sz w:val="19"/>
-          <w:szCs w:val="19"/>
-          <w:highlight w:val="white"/>
-          <w:lang w:val="en-US"/>
-        </w:rPr>
-        <w:t>Console</w:t>
-      </w:r>
-      <w:r>
-        <w:rPr>
-          <w:rFonts w:ascii="Cascadia Mono" w:hAnsi="Cascadia Mono" w:cs="Cascadia Mono"/>
-          <w:color w:val="000000"/>
-          <w:sz w:val="19"/>
-          <w:szCs w:val="19"/>
-          <w:highlight w:val="white"/>
-          <w:lang w:val="en-US"/>
-        </w:rPr>
-        <w:t>.WriteLine(</w:t>
-      </w:r>
-      <w:r>
-        <w:rPr>
-          <w:rFonts w:ascii="Cascadia Mono" w:hAnsi="Cascadia Mono" w:cs="Cascadia Mono"/>
-          <w:color w:val="A31515"/>
-          <w:sz w:val="19"/>
-          <w:szCs w:val="19"/>
-          <w:highlight w:val="white"/>
-          <w:lang w:val="en-US"/>
-        </w:rPr>
-        <w:t>"</w:t>
-      </w:r>
-      <w:r>
-        <w:rPr>
-          <w:rFonts w:ascii="Cascadia Mono" w:hAnsi="Cascadia Mono" w:cs="Cascadia Mono"/>
-          <w:color w:val="A31515"/>
-          <w:sz w:val="19"/>
-          <w:szCs w:val="19"/>
-          <w:highlight w:val="white"/>
-        </w:rPr>
-        <w:t>Цифры</w:t>
-      </w:r>
-      <w:r>
-        <w:rPr>
-          <w:rFonts w:ascii="Cascadia Mono" w:hAnsi="Cascadia Mono" w:cs="Cascadia Mono"/>
-          <w:color w:val="A31515"/>
-          <w:sz w:val="19"/>
-          <w:szCs w:val="19"/>
-          <w:highlight w:val="white"/>
-          <w:lang w:val="en-US"/>
-        </w:rPr>
-        <w:t xml:space="preserve"> </w:t>
-      </w:r>
-      <w:r>
-        <w:rPr>
-          <w:rFonts w:ascii="Cascadia Mono" w:hAnsi="Cascadia Mono" w:cs="Cascadia Mono"/>
-          <w:color w:val="A31515"/>
-          <w:sz w:val="19"/>
-          <w:szCs w:val="19"/>
-          <w:highlight w:val="white"/>
-        </w:rPr>
-        <w:t>образуют</w:t>
-      </w:r>
-      <w:r>
-        <w:rPr>
-          <w:rFonts w:ascii="Cascadia Mono" w:hAnsi="Cascadia Mono" w:cs="Cascadia Mono"/>
-          <w:color w:val="A31515"/>
-          <w:sz w:val="19"/>
-          <w:szCs w:val="19"/>
-          <w:highlight w:val="white"/>
-          <w:lang w:val="en-US"/>
-        </w:rPr>
-        <w:t xml:space="preserve"> </w:t>
-      </w:r>
-      <w:r>
-        <w:rPr>
-          <w:rFonts w:ascii="Cascadia Mono" w:hAnsi="Cascadia Mono" w:cs="Cascadia Mono"/>
-          <w:color w:val="A31515"/>
-          <w:sz w:val="19"/>
-          <w:szCs w:val="19"/>
-          <w:highlight w:val="white"/>
-        </w:rPr>
-        <w:t>возрастающую</w:t>
-      </w:r>
-      <w:r>
-        <w:rPr>
-          <w:rFonts w:ascii="Cascadia Mono" w:hAnsi="Cascadia Mono" w:cs="Cascadia Mono"/>
-          <w:color w:val="A31515"/>
-          <w:sz w:val="19"/>
-          <w:szCs w:val="19"/>
-          <w:highlight w:val="white"/>
-          <w:lang w:val="en-US"/>
-        </w:rPr>
-        <w:t xml:space="preserve"> </w:t>
-      </w:r>
-      <w:r>
-        <w:rPr>
-          <w:rFonts w:ascii="Cascadia Mono" w:hAnsi="Cascadia Mono" w:cs="Cascadia Mono"/>
-          <w:color w:val="A31515"/>
-          <w:sz w:val="19"/>
-          <w:szCs w:val="19"/>
-          <w:highlight w:val="white"/>
-        </w:rPr>
-        <w:t>или</w:t>
-      </w:r>
-      <w:r>
-        <w:rPr>
-          <w:rFonts w:ascii="Cascadia Mono" w:hAnsi="Cascadia Mono" w:cs="Cascadia Mono"/>
-          <w:color w:val="A31515"/>
-          <w:sz w:val="19"/>
-          <w:szCs w:val="19"/>
-          <w:highlight w:val="white"/>
-          <w:lang w:val="en-US"/>
-        </w:rPr>
-        <w:t xml:space="preserve"> </w:t>
-      </w:r>
-      <w:r>
-        <w:rPr>
-          <w:rFonts w:ascii="Cascadia Mono" w:hAnsi="Cascadia Mono" w:cs="Cascadia Mono"/>
-          <w:color w:val="A31515"/>
-          <w:sz w:val="19"/>
-          <w:szCs w:val="19"/>
-          <w:highlight w:val="white"/>
-        </w:rPr>
-        <w:t>убывающую</w:t>
-      </w:r>
-      <w:r>
-        <w:rPr>
-          <w:rFonts w:ascii="Cascadia Mono" w:hAnsi="Cascadia Mono" w:cs="Cascadia Mono"/>
-          <w:color w:val="A31515"/>
-          <w:sz w:val="19"/>
-          <w:szCs w:val="19"/>
-          <w:highlight w:val="white"/>
-          <w:lang w:val="en-US"/>
-        </w:rPr>
-        <w:t xml:space="preserve"> </w:t>
-      </w:r>
-      <w:r>
-        <w:rPr>
-          <w:rFonts w:ascii="Cascadia Mono" w:hAnsi="Cascadia Mono" w:cs="Cascadia Mono"/>
-          <w:color w:val="A31515"/>
-          <w:sz w:val="19"/>
-          <w:szCs w:val="19"/>
-          <w:highlight w:val="white"/>
-        </w:rPr>
-        <w:t>последовательность</w:t>
-      </w:r>
-      <w:r>
-        <w:rPr>
-          <w:rFonts w:ascii="Cascadia Mono" w:hAnsi="Cascadia Mono" w:cs="Cascadia Mono"/>
-          <w:color w:val="A31515"/>
-          <w:sz w:val="19"/>
-          <w:szCs w:val="19"/>
-          <w:highlight w:val="white"/>
-          <w:lang w:val="en-US"/>
-        </w:rPr>
-        <w:t>"</w:t>
-      </w:r>
-      <w:r>
-        <w:rPr>
-          <w:rFonts w:ascii="Cascadia Mono" w:hAnsi="Cascadia Mono" w:cs="Cascadia Mono"/>
-          <w:color w:val="000000"/>
-          <w:sz w:val="19"/>
-          <w:szCs w:val="19"/>
-          <w:highlight w:val="white"/>
-          <w:lang w:val="en-US"/>
-        </w:rPr>
-        <w:t>);</w:t>
-      </w:r>
-    </w:p>
-    <w:p>
-      <w:pPr>
-        <w:autoSpaceDE w:val="0"/>
-        <w:autoSpaceDN w:val="0"/>
-        <w:adjustRightInd w:val="0"/>
-        <w:ind w:left="567"/>
-        <w:rPr>
-          <w:rFonts w:ascii="Cascadia Mono" w:hAnsi="Cascadia Mono" w:cs="Cascadia Mono"/>
-          <w:color w:val="000000"/>
-          <w:sz w:val="19"/>
-          <w:szCs w:val="19"/>
-          <w:highlight w:val="white"/>
-        </w:rPr>
-      </w:pPr>
-      <w:r>
-        <w:rPr>
-          <w:rFonts w:ascii="Cascadia Mono" w:hAnsi="Cascadia Mono" w:cs="Cascadia Mono"/>
-          <w:color w:val="000000"/>
-          <w:sz w:val="19"/>
-          <w:szCs w:val="19"/>
-          <w:highlight w:val="white"/>
-          <w:lang w:val="en-US"/>
-        </w:rPr>
-        <w:t xml:space="preserve">        </w:t>
-      </w:r>
-      <w:r>
-        <w:rPr>
-          <w:rFonts w:ascii="Cascadia Mono" w:hAnsi="Cascadia Mono" w:cs="Cascadia Mono"/>
-          <w:color w:val="0000FF"/>
-          <w:sz w:val="19"/>
-          <w:szCs w:val="19"/>
-          <w:highlight w:val="white"/>
-        </w:rPr>
-        <w:t>else</w:t>
-      </w:r>
-    </w:p>
-    <w:p>
-      <w:pPr>
-        <w:autoSpaceDE w:val="0"/>
-        <w:autoSpaceDN w:val="0"/>
-        <w:adjustRightInd w:val="0"/>
-        <w:ind w:left="567"/>
-        <w:rPr>
-          <w:rFonts w:ascii="Cascadia Mono" w:hAnsi="Cascadia Mono" w:cs="Cascadia Mono"/>
-          <w:color w:val="000000"/>
-          <w:sz w:val="19"/>
-          <w:szCs w:val="19"/>
-          <w:highlight w:val="white"/>
-        </w:rPr>
-      </w:pPr>
-      <w:r>
-        <w:rPr>
-          <w:rFonts w:ascii="Cascadia Mono" w:hAnsi="Cascadia Mono" w:cs="Cascadia Mono"/>
-          <w:color w:val="000000"/>
-          <w:sz w:val="19"/>
-          <w:szCs w:val="19"/>
-          <w:highlight w:val="white"/>
-        </w:rPr>
-        <w:t xml:space="preserve">            </w:t>
-      </w:r>
-      <w:r>
-        <w:rPr>
-          <w:rFonts w:ascii="Cascadia Mono" w:hAnsi="Cascadia Mono" w:cs="Cascadia Mono"/>
-          <w:color w:val="2B91AF"/>
-          <w:sz w:val="19"/>
-          <w:szCs w:val="19"/>
-          <w:highlight w:val="white"/>
-        </w:rPr>
-        <w:t>Console</w:t>
-      </w:r>
-      <w:r>
-        <w:rPr>
-          <w:rFonts w:ascii="Cascadia Mono" w:hAnsi="Cascadia Mono" w:cs="Cascadia Mono"/>
-          <w:color w:val="000000"/>
-          <w:sz w:val="19"/>
-          <w:szCs w:val="19"/>
-          <w:highlight w:val="white"/>
-        </w:rPr>
-        <w:t>.WriteLine(</w:t>
-      </w:r>
-      <w:r>
-        <w:rPr>
-          <w:rFonts w:ascii="Cascadia Mono" w:hAnsi="Cascadia Mono" w:cs="Cascadia Mono"/>
-          <w:color w:val="A31515"/>
-          <w:sz w:val="19"/>
-          <w:szCs w:val="19"/>
-          <w:highlight w:val="white"/>
-        </w:rPr>
-        <w:t>"Цифры не образуют возрастающую или убывающую последовательность"</w:t>
-      </w:r>
-      <w:r>
-        <w:rPr>
-          <w:rFonts w:ascii="Cascadia Mono" w:hAnsi="Cascadia Mono" w:cs="Cascadia Mono"/>
-          <w:color w:val="000000"/>
-          <w:sz w:val="19"/>
-          <w:szCs w:val="19"/>
-          <w:highlight w:val="white"/>
-        </w:rPr>
-        <w:t>);</w:t>
-      </w:r>
-    </w:p>
-    <w:p>
-      <w:pPr>
-        <w:autoSpaceDE w:val="0"/>
-        <w:autoSpaceDN w:val="0"/>
-        <w:adjustRightInd w:val="0"/>
-        <w:ind w:left="567"/>
-        <w:rPr>
-          <w:rFonts w:ascii="Cascadia Mono" w:hAnsi="Cascadia Mono" w:cs="Cascadia Mono"/>
-          <w:color w:val="000000"/>
-          <w:sz w:val="19"/>
-          <w:szCs w:val="19"/>
-          <w:highlight w:val="white"/>
-        </w:rPr>
-      </w:pPr>
-      <w:r>
-        <w:rPr>
-          <w:rFonts w:ascii="Cascadia Mono" w:hAnsi="Cascadia Mono" w:cs="Cascadia Mono"/>
-          <w:color w:val="000000"/>
-          <w:sz w:val="19"/>
-          <w:szCs w:val="19"/>
-          <w:highlight w:val="white"/>
-        </w:rPr>
-        <w:t xml:space="preserve">    }</w:t>
-      </w:r>
-    </w:p>
-    <w:p>
-      <w:pPr>
-        <w:ind w:left="567"/>
-        <w:rPr>
-          <w:rFonts w:ascii="Cascadia Mono" w:hAnsi="Cascadia Mono" w:cs="Cascadia Mono"/>
-          <w:color w:val="000000"/>
-          <w:sz w:val="19"/>
-          <w:szCs w:val="19"/>
-        </w:rPr>
-      </w:pPr>
-      <w:r>
-        <w:rPr>
-          <w:rFonts w:ascii="Cascadia Mono" w:hAnsi="Cascadia Mono" w:cs="Cascadia Mono"/>
-          <w:color w:val="000000"/>
-          <w:sz w:val="19"/>
-          <w:szCs w:val="19"/>
-          <w:highlight w:val="white"/>
-        </w:rPr>
-        <w:t>}</w:t>
-      </w:r>
-    </w:p>
-    <w:p>
-      <w:pPr>
-        <w:ind w:left="567"/>
-        <w:rPr>
-          <w:sz w:val="28"/>
-          <w:szCs w:val="28"/>
-        </w:rPr>
-      </w:pPr>
-      <w:r>
-        <w:rPr>
-          <w:sz w:val="28"/>
-          <w:szCs w:val="28"/>
-        </w:rPr>
-        <w:t>Таблица 1.</w:t>
-      </w:r>
-      <w:r>
-        <w:rPr>
-          <w:sz w:val="28"/>
-          <w:szCs w:val="28"/>
-        </w:rPr>
-        <w:t>2</w:t>
-      </w:r>
-      <w:r>
-        <w:rPr>
-          <w:sz w:val="28"/>
-          <w:szCs w:val="28"/>
-        </w:rPr>
-        <w:t xml:space="preserve"> – Входные и выходные данные</w:t>
-      </w:r>
-    </w:p>
-    <w:tbl>
-      <w:tblPr>
-        <w:tblStyle w:val="a7"/>
-        <w:tblW w:w="0" w:type="auto"/>
-        <w:tblLook w:val="04A0" w:firstRow="1" w:lastRow="0" w:firstColumn="1" w:lastColumn="0" w:noHBand="0" w:noVBand="1"/>
-      </w:tblPr>
-      <w:tblGrid>
-        <w:gridCol w:w="4931"/>
-        <w:gridCol w:w="4980"/>
-      </w:tblGrid>
-      <w:tr>
-        <w:tc>
-          <w:tcPr>
-            <w:tcW w:w="5068" w:type="dxa"/>
-          </w:tcPr>
-          <w:p>
-            <w:pPr>
-              <w:jc w:val="center"/>
-              <w:rPr>
-                <w:sz w:val="28"/>
-                <w:szCs w:val="28"/>
-              </w:rPr>
-            </w:pPr>
-            <w:r>
-              <w:rPr>
-                <w:sz w:val="28"/>
-                <w:szCs w:val="28"/>
-              </w:rPr>
-              <w:t>Входные данные</w:t>
-            </w:r>
-          </w:p>
-        </w:tc>
-        <w:tc>
-          <w:tcPr>
-            <w:tcW w:w="5069" w:type="dxa"/>
-          </w:tcPr>
-          <w:p>
-            <w:pPr>
-              <w:jc w:val="center"/>
-              <w:rPr>
-                <w:sz w:val="28"/>
-                <w:szCs w:val="28"/>
-              </w:rPr>
-            </w:pPr>
-            <w:r>
-              <w:rPr>
-                <w:sz w:val="28"/>
-                <w:szCs w:val="28"/>
-              </w:rPr>
-              <w:t>Выходные данные</w:t>
-            </w:r>
-          </w:p>
-        </w:tc>
-      </w:tr>
-      <w:tr>
-        <w:tc>
-          <w:tcPr>
-            <w:tcW w:w="5068" w:type="dxa"/>
-          </w:tcPr>
-          <w:p>
-            <w:pPr>
-              <w:jc w:val="center"/>
-              <w:rPr>
-                <w:sz w:val="28"/>
-                <w:szCs w:val="28"/>
-              </w:rPr>
-            </w:pPr>
-            <w:r>
-              <w:rPr>
-                <w:sz w:val="28"/>
-                <w:szCs w:val="28"/>
-              </w:rPr>
-              <w:t>333</w:t>
-            </w:r>
-          </w:p>
-        </w:tc>
-        <w:tc>
-          <w:tcPr>
-            <w:tcW w:w="5069" w:type="dxa"/>
-          </w:tcPr>
-          <w:p>
-            <w:pPr>
-              <w:jc w:val="center"/>
-              <w:rPr>
-                <w:sz w:val="28"/>
-                <w:szCs w:val="28"/>
-              </w:rPr>
-            </w:pPr>
-            <w:r>
-              <w:rPr>
-                <w:sz w:val="28"/>
-                <w:szCs w:val="28"/>
-              </w:rPr>
-              <w:t>Цифры не образуют возрастающую или убывающую последовательность</w:t>
-            </w:r>
-          </w:p>
-        </w:tc>
-      </w:tr>
-    </w:tbl>
-    <w:p>
-      <w:pPr>
-        <w:ind w:firstLine="709"/>
-        <w:rPr>
-          <w:sz w:val="28"/>
-          <w:szCs w:val="28"/>
-        </w:rPr>
-      </w:pPr>
-    </w:p>
-    <w:p>
-      <w:pPr>
-        <w:ind w:firstLine="709"/>
-        <w:rPr>
-          <w:sz w:val="28"/>
-          <w:szCs w:val="28"/>
-        </w:rPr>
-      </w:pPr>
-      <w:r>
-        <w:rPr>
-          <w:sz w:val="28"/>
-          <w:szCs w:val="28"/>
-        </w:rPr>
-        <w:t>Анализ результатов:</w:t>
-      </w:r>
-      <w:r>
-        <w:rPr>
-          <w:sz w:val="28"/>
-          <w:szCs w:val="28"/>
-        </w:rPr>
-        <w:tab/>
-      </w:r>
-    </w:p>
-    <w:p>
-      <w:pPr>
-        <w:ind w:firstLine="709"/>
-        <w:rPr>
-          <w:sz w:val="28"/>
-          <w:szCs w:val="28"/>
-        </w:rPr>
-      </w:pPr>
-    </w:p>
-    <w:p>
-      <w:pPr>
-        <w:keepNext/>
-        <w:spacing w:line="360" w:lineRule="auto"/>
-        <w:ind w:firstLine="709"/>
-        <w:jc w:val="center"/>
-        <w:rPr>
-          <w:sz w:val="24"/>
-          <w:szCs w:val="24"/>
-        </w:rPr>
-      </w:pPr>
-      <w:r>
-        <w:rPr>
-          <w:noProof/>
-        </w:rPr>
-        <w:drawing>
-          <wp:inline distT="0" distB="0" distL="0" distR="0" wp14:anchorId="262CD1F5" wp14:editId="207F7800">
-            <wp:extent cx="5553075" cy="561975"/>
-            <wp:effectExtent l="0" t="0" r="9525" b="9525"/>
-            <wp:docPr id="2" name="Рисунок 2"/>
-            <wp:cNvGraphicFramePr>
-              <a:graphicFrameLocks xmlns:a="http://schemas.openxmlformats.org/drawingml/2006/main" noChangeAspect="1"/>
-            </wp:cNvGraphicFramePr>
-            <a:graphic xmlns:a="http://schemas.openxmlformats.org/drawingml/2006/main">
-              <a:graphicData uri="http://schemas.openxmlformats.org/drawingml/2006/picture">
-                <pic:pic xmlns:pic="http://schemas.openxmlformats.org/drawingml/2006/picture">
-                  <pic:nvPicPr>
-                    <pic:cNvPr id="1" name=""/>
-                    <pic:cNvPicPr/>
-                  </pic:nvPicPr>
-                  <pic:blipFill>
-                    <a:blip r:embed="rId9"/>
-                    <a:stretch>
-                      <a:fillRect/>
-                    </a:stretch>
-                  </pic:blipFill>
-                  <pic:spPr>
-                    <a:xfrm>
-                      <a:off x="0" y="0"/>
-                      <a:ext cx="5553075" cy="561975"/>
-                    </a:xfrm>
-                    <a:prstGeom prst="rect">
-                      <a:avLst/>
-                    </a:prstGeom>
-                  </pic:spPr>
-                </pic:pic>
-              </a:graphicData>
-            </a:graphic>
-          </wp:inline>
-        </w:drawing>
-      </w:r>
-    </w:p>
-    <w:p>
-      <w:pPr>
-        <w:pStyle w:val="af0"/>
-        <w:jc w:val="center"/>
-        <w:rPr>
-          <w:i w:val="0"/>
-          <w:iCs w:val="0"/>
-          <w:color w:val="auto"/>
-          <w:sz w:val="28"/>
-          <w:szCs w:val="28"/>
-        </w:rPr>
-      </w:pPr>
-      <w:r>
-        <w:rPr>
-          <w:i w:val="0"/>
-          <w:iCs w:val="0"/>
-          <w:color w:val="auto"/>
-          <w:sz w:val="28"/>
-          <w:szCs w:val="28"/>
-        </w:rPr>
-        <w:t xml:space="preserve">Рисунок </w:t>
-      </w:r>
-      <w:r>
-        <w:rPr>
-          <w:i w:val="0"/>
-          <w:iCs w:val="0"/>
-          <w:color w:val="auto"/>
-          <w:sz w:val="28"/>
-          <w:szCs w:val="28"/>
-        </w:rPr>
-        <w:t>2</w:t>
-      </w:r>
-      <w:r>
-        <w:rPr>
-          <w:i w:val="0"/>
-          <w:iCs w:val="0"/>
-          <w:color w:val="auto"/>
-          <w:sz w:val="28"/>
-          <w:szCs w:val="28"/>
-        </w:rPr>
-        <w:t xml:space="preserve"> – Результат работы программы</w:t>
-      </w:r>
     </w:p>
     <w:p/>
-    <w:p/>
     <w:sectPr>
-      <w:headerReference w:type="default" r:id="rId10"/>
-      <w:footerReference w:type="even" r:id="rId11"/>
-      <w:footerReference w:type="default" r:id="rId12"/>
-      <w:headerReference w:type="first" r:id="rId13"/>
-      <w:footerReference w:type="first" r:id="rId14"/>
+      <w:headerReference w:type="default" r:id="rId9"/>
+      <w:footerReference w:type="even" r:id="rId10"/>
+      <w:footerReference w:type="default" r:id="rId11"/>
+      <w:headerReference w:type="first" r:id="rId12"/>
+      <w:footerReference w:type="first" r:id="rId13"/>
       <w:pgSz w:w="11906" w:h="16838"/>
       <w:pgMar w:top="851" w:right="567" w:bottom="1560" w:left="1418" w:header="720" w:footer="720" w:gutter="0"/>
       <w:pgNumType w:start="4"/>
@@ -4698,6 +3094,7 @@
                             <w:rPr>
                               <w:sz w:val="28"/>
                               <w:szCs w:val="28"/>
+                              <w:lang w:val="en-US"/>
                             </w:rPr>
                           </w:pPr>
                           <w:r>
@@ -4705,14 +3102,30 @@
                               <w:sz w:val="28"/>
                               <w:szCs w:val="28"/>
                             </w:rPr>
-                            <w:t>УП 5-04-0612-02.41ТП.</w:t>
+                            <w:t>УП 5-04-0612-</w:t>
+                          </w:r>
+                          <w:proofErr w:type="gramStart"/>
+                          <w:r>
+                            <w:rPr>
+                              <w:sz w:val="28"/>
+                              <w:szCs w:val="28"/>
+                            </w:rPr>
+                            <w:t>02.41ТП.</w:t>
                           </w:r>
                           <w:r>
                             <w:rPr>
                               <w:sz w:val="28"/>
                               <w:szCs w:val="28"/>
                             </w:rPr>
-                            <w:t>Ш-5</w:t>
+                            <w:t>Ш</w:t>
+                          </w:r>
+                          <w:proofErr w:type="gramEnd"/>
+                          <w:r>
+                            <w:rPr>
+                              <w:sz w:val="28"/>
+                              <w:szCs w:val="28"/>
+                            </w:rPr>
+                            <w:t>-5</w:t>
                           </w:r>
                           <w:r>
                             <w:rPr>
@@ -4727,7 +3140,15 @@
                               <w:sz w:val="28"/>
                               <w:szCs w:val="28"/>
                             </w:rPr>
-                            <w:t>.25.00</w:t>
+                            <w:t>.25.0</w:t>
+                          </w:r>
+                          <w:r>
+                            <w:rPr>
+                              <w:sz w:val="28"/>
+                              <w:szCs w:val="28"/>
+                              <w:lang w:val="en-US"/>
+                            </w:rPr>
+                            <w:t>2</w:t>
                           </w:r>
                         </w:p>
                         <w:p>
@@ -4765,6 +3186,7 @@
                       <w:rPr>
                         <w:sz w:val="28"/>
                         <w:szCs w:val="28"/>
+                        <w:lang w:val="en-US"/>
                       </w:rPr>
                     </w:pPr>
                     <w:r>
@@ -4772,14 +3194,30 @@
                         <w:sz w:val="28"/>
                         <w:szCs w:val="28"/>
                       </w:rPr>
-                      <w:t>УП 5-04-0612-02.41ТП.</w:t>
+                      <w:t>УП 5-04-0612-</w:t>
+                    </w:r>
+                    <w:proofErr w:type="gramStart"/>
+                    <w:r>
+                      <w:rPr>
+                        <w:sz w:val="28"/>
+                        <w:szCs w:val="28"/>
+                      </w:rPr>
+                      <w:t>02.41ТП.</w:t>
                     </w:r>
                     <w:r>
                       <w:rPr>
                         <w:sz w:val="28"/>
                         <w:szCs w:val="28"/>
                       </w:rPr>
-                      <w:t>Ш-5</w:t>
+                      <w:t>Ш</w:t>
+                    </w:r>
+                    <w:proofErr w:type="gramEnd"/>
+                    <w:r>
+                      <w:rPr>
+                        <w:sz w:val="28"/>
+                        <w:szCs w:val="28"/>
+                      </w:rPr>
+                      <w:t>-5</w:t>
                     </w:r>
                     <w:r>
                       <w:rPr>
@@ -4794,7 +3232,15 @@
                         <w:sz w:val="28"/>
                         <w:szCs w:val="28"/>
                       </w:rPr>
-                      <w:t>.25.00</w:t>
+                      <w:t>.25.0</w:t>
+                    </w:r>
+                    <w:r>
+                      <w:rPr>
+                        <w:sz w:val="28"/>
+                        <w:szCs w:val="28"/>
+                        <w:lang w:val="en-US"/>
+                      </w:rPr>
+                      <w:t>2</w:t>
                     </w:r>
                   </w:p>
                   <w:p>
@@ -4884,6 +3330,7 @@
                               <w:lang w:val="en-US"/>
                             </w:rPr>
                           </w:pPr>
+                          <w:proofErr w:type="spellStart"/>
                           <w:r>
                             <w:rPr>
                               <w:rFonts w:ascii="ISOCPEUR" w:hAnsi="ISOCPEUR" w:cs="Arial"/>
@@ -4893,6 +3340,7 @@
                             </w:rPr>
                             <w:t>Изм</w:t>
                           </w:r>
+                          <w:proofErr w:type="spellEnd"/>
                           <w:r>
                             <w:rPr>
                               <w:rFonts w:ascii="ISOCPEUR" w:hAnsi="ISOCPEUR" w:cs="Arial"/>
@@ -4937,6 +3385,7 @@
                         <w:lang w:val="en-US"/>
                       </w:rPr>
                     </w:pPr>
+                    <w:proofErr w:type="spellStart"/>
                     <w:r>
                       <w:rPr>
                         <w:rFonts w:ascii="ISOCPEUR" w:hAnsi="ISOCPEUR" w:cs="Arial"/>
@@ -4946,6 +3395,7 @@
                       </w:rPr>
                       <w:t>Изм</w:t>
                     </w:r>
+                    <w:proofErr w:type="spellEnd"/>
                     <w:r>
                       <w:rPr>
                         <w:rFonts w:ascii="ISOCPEUR" w:hAnsi="ISOCPEUR" w:cs="Arial"/>
@@ -5915,13 +4365,25 @@
                           <w:r>
                             <w:t xml:space="preserve"> </w:t>
                           </w:r>
+                          <w:proofErr w:type="spellStart"/>
+                          <w:proofErr w:type="gramStart"/>
                           <w:r>
                             <w:rPr>
                               <w:rFonts w:ascii="ISOCPEUR" w:hAnsi="ISOCPEUR"/>
                               <w:i/>
                               <w:sz w:val="22"/>
                             </w:rPr>
-                            <w:t>Н.контр.</w:t>
+                            <w:t>Н.контр</w:t>
+                          </w:r>
+                          <w:proofErr w:type="spellEnd"/>
+                          <w:proofErr w:type="gramEnd"/>
+                          <w:r>
+                            <w:rPr>
+                              <w:rFonts w:ascii="ISOCPEUR" w:hAnsi="ISOCPEUR"/>
+                              <w:i/>
+                              <w:sz w:val="22"/>
+                            </w:rPr>
+                            <w:t>.</w:t>
                           </w:r>
                         </w:p>
                       </w:txbxContent>
@@ -5961,13 +4423,25 @@
                     <w:r>
                       <w:t xml:space="preserve"> </w:t>
                     </w:r>
+                    <w:proofErr w:type="spellStart"/>
+                    <w:proofErr w:type="gramStart"/>
                     <w:r>
                       <w:rPr>
                         <w:rFonts w:ascii="ISOCPEUR" w:hAnsi="ISOCPEUR"/>
                         <w:i/>
                         <w:sz w:val="22"/>
                       </w:rPr>
-                      <w:t>Н.контр.</w:t>
+                      <w:t>Н.контр</w:t>
+                    </w:r>
+                    <w:proofErr w:type="spellEnd"/>
+                    <w:proofErr w:type="gramEnd"/>
+                    <w:r>
+                      <w:rPr>
+                        <w:rFonts w:ascii="ISOCPEUR" w:hAnsi="ISOCPEUR"/>
+                        <w:i/>
+                        <w:sz w:val="22"/>
+                      </w:rPr>
+                      <w:t>.</w:t>
                     </w:r>
                   </w:p>
                 </w:txbxContent>
@@ -6089,7 +4563,23 @@
         <w:rFonts w:ascii="GOST type B" w:hAnsi="GOST type B"/>
         <w:i/>
       </w:rPr>
-      <w:t xml:space="preserve"> Консульт.</w:t>
+      <w:t xml:space="preserve"> </w:t>
+    </w:r>
+    <w:proofErr w:type="spellStart"/>
+    <w:r>
+      <w:rPr>
+        <w:rFonts w:ascii="GOST type B" w:hAnsi="GOST type B"/>
+        <w:i/>
+      </w:rPr>
+      <w:t>Консульт</w:t>
+    </w:r>
+    <w:proofErr w:type="spellEnd"/>
+    <w:r>
+      <w:rPr>
+        <w:rFonts w:ascii="GOST type B" w:hAnsi="GOST type B"/>
+        <w:i/>
+      </w:rPr>
+      <w:t>.</w:t>
     </w:r>
   </w:p>
   <w:p>
@@ -6100,6 +4590,197 @@
         <w:rFonts w:ascii="GOST type B" w:hAnsi="GOST type B"/>
       </w:rPr>
     </w:pPr>
+    <w:r>
+      <w:rPr>
+        <w:noProof/>
+      </w:rPr>
+      <mc:AlternateContent>
+        <mc:Choice Requires="wps">
+          <w:drawing>
+            <wp:anchor distT="0" distB="0" distL="114300" distR="114300" simplePos="0" relativeHeight="251673600" behindDoc="0" locked="0" layoutInCell="1" allowOverlap="1" wp14:anchorId="4C1FE96A" wp14:editId="564B3ED7">
+              <wp:simplePos x="0" y="0"/>
+              <wp:positionH relativeFrom="column">
+                <wp:posOffset>515620</wp:posOffset>
+              </wp:positionH>
+              <wp:positionV relativeFrom="paragraph">
+                <wp:posOffset>-478155</wp:posOffset>
+              </wp:positionV>
+              <wp:extent cx="721360" cy="140335"/>
+              <wp:effectExtent l="0" t="635" r="0" b="1905"/>
+              <wp:wrapNone/>
+              <wp:docPr id="529435021" name="Text Box 52"/>
+              <wp:cNvGraphicFramePr>
+                <a:graphicFrameLocks xmlns:a="http://schemas.openxmlformats.org/drawingml/2006/main"/>
+              </wp:cNvGraphicFramePr>
+              <a:graphic xmlns:a="http://schemas.openxmlformats.org/drawingml/2006/main">
+                <a:graphicData uri="http://schemas.microsoft.com/office/word/2010/wordprocessingShape">
+                  <wps:wsp>
+                    <wps:cNvSpPr txBox="1">
+                      <a:spLocks noChangeArrowheads="1"/>
+                    </wps:cNvSpPr>
+                    <wps:spPr bwMode="auto">
+                      <a:xfrm>
+                        <a:off x="0" y="0"/>
+                        <a:ext cx="721360" cy="140335"/>
+                      </a:xfrm>
+                      <a:prstGeom prst="rect">
+                        <a:avLst/>
+                      </a:prstGeom>
+                      <a:noFill/>
+                      <a:ln>
+                        <a:noFill/>
+                      </a:ln>
+                      <a:extLst>
+                        <a:ext uri="{909E8E84-426E-40DD-AFC4-6F175D3DCCD1}">
+                          <a14:hiddenFill xmlns:a14="http://schemas.microsoft.com/office/drawing/2010/main">
+                            <a:solidFill>
+                              <a:srgbClr val="FFFFFF"/>
+                            </a:solidFill>
+                          </a14:hiddenFill>
+                        </a:ext>
+                        <a:ext uri="{91240B29-F687-4F45-9708-019B960494DF}">
+                          <a14:hiddenLine xmlns:a14="http://schemas.microsoft.com/office/drawing/2010/main" w="9525">
+                            <a:solidFill>
+                              <a:srgbClr val="000000"/>
+                            </a:solidFill>
+                            <a:miter lim="800000"/>
+                            <a:headEnd/>
+                            <a:tailEnd/>
+                          </a14:hiddenLine>
+                        </a:ext>
+                      </a:extLst>
+                    </wps:spPr>
+                    <wps:txbx>
+                      <w:txbxContent>
+                        <w:p>
+                          <w:pPr>
+                            <w:rPr>
+                              <w:sz w:val="16"/>
+                              <w:szCs w:val="16"/>
+                            </w:rPr>
+                          </w:pPr>
+                          <w:r>
+                            <w:rPr>
+                              <w:sz w:val="16"/>
+                              <w:szCs w:val="16"/>
+                            </w:rPr>
+                            <w:t>Шаталин</w:t>
+                          </w:r>
+                          <w:r>
+                            <w:rPr>
+                              <w:szCs w:val="22"/>
+                            </w:rPr>
+                            <w:t xml:space="preserve"> </w:t>
+                          </w:r>
+                          <w:r>
+                            <w:rPr>
+                              <w:sz w:val="16"/>
+                              <w:szCs w:val="16"/>
+                            </w:rPr>
+                            <w:t>А.А.</w:t>
+                          </w:r>
+                        </w:p>
+                        <w:p>
+                          <w:pPr>
+                            <w:rPr>
+                              <w:szCs w:val="22"/>
+                            </w:rPr>
+                          </w:pPr>
+                        </w:p>
+                        <w:p>
+                          <w:pPr>
+                            <w:rPr>
+                              <w:szCs w:val="22"/>
+                            </w:rPr>
+                          </w:pPr>
+                        </w:p>
+                        <w:p>
+                          <w:pPr>
+                            <w:rPr>
+                              <w:szCs w:val="22"/>
+                              <w:lang w:val="en-US"/>
+                            </w:rPr>
+                          </w:pPr>
+                        </w:p>
+                      </w:txbxContent>
+                    </wps:txbx>
+                    <wps:bodyPr rot="0" vert="horz" wrap="square" lIns="0" tIns="0" rIns="0" bIns="0" anchor="t" anchorCtr="0" upright="1">
+                      <a:noAutofit/>
+                    </wps:bodyPr>
+                  </wps:wsp>
+                </a:graphicData>
+              </a:graphic>
+              <wp14:sizeRelH relativeFrom="page">
+                <wp14:pctWidth>0</wp14:pctWidth>
+              </wp14:sizeRelH>
+              <wp14:sizeRelV relativeFrom="page">
+                <wp14:pctHeight>0</wp14:pctHeight>
+              </wp14:sizeRelV>
+            </wp:anchor>
+          </w:drawing>
+        </mc:Choice>
+        <mc:Fallback>
+          <w:pict>
+            <v:shape w14:anchorId="4C1FE96A" id="Text Box 52" o:spid="_x0000_s1037" type="#_x0000_t202" style="position:absolute;margin-left:40.6pt;margin-top:-37.65pt;width:56.8pt;height:11.05pt;z-index:251673600;visibility:visible;mso-wrap-style:square;mso-width-percent:0;mso-height-percent:0;mso-wrap-distance-left:9pt;mso-wrap-distance-top:0;mso-wrap-distance-right:9pt;mso-wrap-distance-bottom:0;mso-position-horizontal:absolute;mso-position-horizontal-relative:text;mso-position-vertical:absolute;mso-position-vertical-relative:text;mso-width-percent:0;mso-height-percent:0;mso-width-relative:page;mso-height-relative:page;v-text-anchor:top" o:gfxdata="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" filled="f" stroked="f">
+              <v:textbox inset="0,0,0,0">
+                <w:txbxContent>
+                  <w:p>
+                    <w:pPr>
+                      <w:rPr>
+                        <w:sz w:val="16"/>
+                        <w:szCs w:val="16"/>
+                      </w:rPr>
+                    </w:pPr>
+                    <w:r>
+                      <w:rPr>
+                        <w:sz w:val="16"/>
+                        <w:szCs w:val="16"/>
+                      </w:rPr>
+                      <w:t>Шаталин</w:t>
+                    </w:r>
+                    <w:r>
+                      <w:rPr>
+                        <w:szCs w:val="22"/>
+                      </w:rPr>
+                      <w:t xml:space="preserve"> </w:t>
+                    </w:r>
+                    <w:r>
+                      <w:rPr>
+                        <w:sz w:val="16"/>
+                        <w:szCs w:val="16"/>
+                      </w:rPr>
+                      <w:t>А.А.</w:t>
+                    </w:r>
+                  </w:p>
+                  <w:p>
+                    <w:pPr>
+                      <w:rPr>
+                        <w:szCs w:val="22"/>
+                      </w:rPr>
+                    </w:pPr>
+                  </w:p>
+                  <w:p>
+                    <w:pPr>
+                      <w:rPr>
+                        <w:szCs w:val="22"/>
+                      </w:rPr>
+                    </w:pPr>
+                  </w:p>
+                  <w:p>
+                    <w:pPr>
+                      <w:rPr>
+                        <w:szCs w:val="22"/>
+                        <w:lang w:val="en-US"/>
+                      </w:rPr>
+                    </w:pPr>
+                  </w:p>
+                </w:txbxContent>
+              </v:textbox>
+            </v:shape>
+          </w:pict>
+        </mc:Fallback>
+      </mc:AlternateContent>
+    </w:r>
     <w:r>
       <w:rPr>
         <w:noProof/>
@@ -6212,7 +4893,7 @@
         </mc:Choice>
         <mc:Fallback>
           <w:pict>
-            <v:shape w14:anchorId="021CA070" id="Text Box 45" o:spid="_x0000_s1037" type="#_x0000_t202" style="position:absolute;margin-left:9.3pt;margin-top:-55.05pt;width:28.4pt;height:11.85pt;z-index:251666432;visibility:visible;mso-wrap-style:square;mso-width-percent:0;mso-height-percent:0;mso-wrap-distance-left:9pt;mso-wrap-distance-top:0;mso-wrap-distance-right:9pt;mso-wrap-distance-bottom:0;mso-position-horizontal:absolute;mso-position-horizontal-relative:text;mso-position-vertical:absolute;mso-position-vertical-relative:text;mso-width-percent:0;mso-height-percent:0;mso-width-relative:page;mso-height-relative:page;v-text-anchor:top" o:gfxdata="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" filled="f" stroked="f">
+            <v:shape w14:anchorId="021CA070" id="Text Box 45" o:spid="_x0000_s1038" type="#_x0000_t202" style="position:absolute;margin-left:9.3pt;margin-top:-55.05pt;width:28.4pt;height:11.85pt;z-index:251666432;visibility:visible;mso-wrap-style:square;mso-width-percent:0;mso-height-percent:0;mso-wrap-distance-left:9pt;mso-wrap-distance-top:0;mso-wrap-distance-right:9pt;mso-wrap-distance-bottom:0;mso-position-horizontal:absolute;mso-position-horizontal-relative:text;mso-position-vertical:absolute;mso-position-vertical-relative:text;mso-width-percent:0;mso-height-percent:0;mso-width-relative:page;mso-height-relative:page;v-text-anchor:top" o:gfxdata="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" filled="f" stroked="f">
               <v:textbox inset="0,0,0,0">
                 <w:txbxContent>
                   <w:p>
@@ -6482,8 +5163,19 @@
                               <w:spacing w:val="-20"/>
                               <w:sz w:val="22"/>
                             </w:rPr>
-                            <w:t>№ докум</w:t>
+                            <w:t xml:space="preserve">№ </w:t>
                           </w:r>
+                          <w:proofErr w:type="spellStart"/>
+                          <w:r>
+                            <w:rPr>
+                              <w:rFonts w:ascii="ISOCPEUR" w:hAnsi="ISOCPEUR"/>
+                              <w:i/>
+                              <w:spacing w:val="-20"/>
+                              <w:sz w:val="22"/>
+                            </w:rPr>
+                            <w:t>докум</w:t>
+                          </w:r>
+                          <w:proofErr w:type="spellEnd"/>
                         </w:p>
                       </w:txbxContent>
                     </wps:txbx>
@@ -6504,7 +5196,7 @@
         </mc:Choice>
         <mc:Fallback>
           <w:pict>
-            <v:shape w14:anchorId="7806131F" id="Text Box 47" o:spid="_x0000_s1038" type="#_x0000_t202" style="position:absolute;margin-left:43.5pt;margin-top:-54.85pt;width:54.65pt;height:12.6pt;z-index:251668480;visibility:visible;mso-wrap-style:square;mso-width-percent:0;mso-height-percent:0;mso-wrap-distance-left:9pt;mso-wrap-distance-top:0;mso-wrap-distance-right:9pt;mso-wrap-distance-bottom:0;mso-position-horizontal:absolute;mso-position-horizontal-relative:text;mso-position-vertical:absolute;mso-position-vertical-relative:text;mso-width-percent:0;mso-height-percent:0;mso-width-relative:page;mso-height-relative:page;v-text-anchor:top" o:gfxdata="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" filled="f" stroked="f">
+            <v:shape w14:anchorId="7806131F" id="Text Box 47" o:spid="_x0000_s1039" type="#_x0000_t202" style="position:absolute;margin-left:43.5pt;margin-top:-54.85pt;width:54.65pt;height:12.6pt;z-index:251668480;visibility:visible;mso-wrap-style:square;mso-width-percent:0;mso-height-percent:0;mso-wrap-distance-left:9pt;mso-wrap-distance-top:0;mso-wrap-distance-right:9pt;mso-wrap-distance-bottom:0;mso-position-horizontal:absolute;mso-position-horizontal-relative:text;mso-position-vertical:absolute;mso-position-vertical-relative:text;mso-width-percent:0;mso-height-percent:0;mso-width-relative:page;mso-height-relative:page;v-text-anchor:top" o:gfxdata="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" filled="f" stroked="f">
               <v:textbox inset="0,0,0,0">
                 <w:txbxContent>
                   <w:p>
@@ -6524,8 +5216,19 @@
                         <w:spacing w:val="-20"/>
                         <w:sz w:val="22"/>
                       </w:rPr>
-                      <w:t>№ докум</w:t>
+                      <w:t xml:space="preserve">№ </w:t>
                     </w:r>
+                    <w:proofErr w:type="spellStart"/>
+                    <w:r>
+                      <w:rPr>
+                        <w:rFonts w:ascii="ISOCPEUR" w:hAnsi="ISOCPEUR"/>
+                        <w:i/>
+                        <w:spacing w:val="-20"/>
+                        <w:sz w:val="22"/>
+                      </w:rPr>
+                      <w:t>докум</w:t>
+                    </w:r>
+                    <w:proofErr w:type="spellEnd"/>
                   </w:p>
                 </w:txbxContent>
               </v:textbox>
@@ -6628,7 +5331,7 @@
         </mc:Choice>
         <mc:Fallback>
           <w:pict>
-            <v:shape w14:anchorId="1C1872C4" id="Text Box 92" o:spid="_x0000_s1039" type="#_x0000_t202" style="position:absolute;margin-left:410.4pt;margin-top:-26.95pt;width:100.75pt;height:19.15pt;z-index:251678720;visibility:visible;mso-wrap-style:square;mso-width-percent:0;mso-height-percent:0;mso-wrap-distance-left:9pt;mso-wrap-distance-top:0;mso-wrap-distance-right:9pt;mso-wrap-distance-bottom:0;mso-position-horizontal:absolute;mso-position-horizontal-relative:text;mso-position-vertical:absolute;mso-position-vertical-relative:text;mso-width-percent:0;mso-height-percent:0;mso-width-relative:page;mso-height-relative:page;v-text-anchor:top" o:gfxdata="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" filled="f" stroked="f">
+            <v:shape w14:anchorId="1C1872C4" id="Text Box 92" o:spid="_x0000_s1040" type="#_x0000_t202" style="position:absolute;margin-left:410.4pt;margin-top:-26.95pt;width:100.75pt;height:19.15pt;z-index:251678720;visibility:visible;mso-wrap-style:square;mso-width-percent:0;mso-height-percent:0;mso-wrap-distance-left:9pt;mso-wrap-distance-top:0;mso-wrap-distance-right:9pt;mso-wrap-distance-bottom:0;mso-position-horizontal:absolute;mso-position-horizontal-relative:text;mso-position-vertical:absolute;mso-position-vertical-relative:text;mso-width-percent:0;mso-height-percent:0;mso-width-relative:page;mso-height-relative:page;v-text-anchor:top" o:gfxdata="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" filled="f" stroked="f">
               <v:textbox inset="0,0,0,0">
                 <w:txbxContent>
                   <w:p>
@@ -6961,7 +5664,7 @@
         </mc:Choice>
         <mc:Fallback>
           <w:pict>
-            <v:shape w14:anchorId="7DAA8C82" id="Text Box 114" o:spid="_x0000_s1040" type="#_x0000_t202" style="position:absolute;margin-left:42.45pt;margin-top:15.9pt;width:56.75pt;height:14.2pt;z-index:251687936;visibility:visible;mso-wrap-style:square;mso-width-percent:0;mso-height-percent:0;mso-wrap-distance-left:9pt;mso-wrap-distance-top:0;mso-wrap-distance-right:9pt;mso-wrap-distance-bottom:0;mso-position-horizontal:absolute;mso-position-horizontal-relative:text;mso-position-vertical:absolute;mso-position-vertical-relative:text;mso-width-percent:0;mso-height-percent:0;mso-width-relative:page;mso-height-relative:page;v-text-anchor:top" o:gfxdata="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" stroked="f">
+            <v:shape w14:anchorId="7DAA8C82" id="Text Box 114" o:spid="_x0000_s1041" type="#_x0000_t202" style="position:absolute;margin-left:42.45pt;margin-top:15.9pt;width:56.75pt;height:14.2pt;z-index:251687936;visibility:visible;mso-wrap-style:square;mso-width-percent:0;mso-height-percent:0;mso-wrap-distance-left:9pt;mso-wrap-distance-top:0;mso-wrap-distance-right:9pt;mso-wrap-distance-bottom:0;mso-position-horizontal:absolute;mso-position-horizontal-relative:text;mso-position-vertical:absolute;mso-position-vertical-relative:text;mso-width-percent:0;mso-height-percent:0;mso-width-relative:page;mso-height-relative:page;v-text-anchor:top" o:gfxdata="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" stroked="f">
               <v:fill opacity="0"/>
               <v:textbox inset="0,0,0,0">
                 <w:txbxContent>
@@ -7058,7 +5761,7 @@
         </mc:Choice>
         <mc:Fallback>
           <w:pict>
-            <v:shape w14:anchorId="12DD4D18" id="Text Box 113" o:spid="_x0000_s1041" type="#_x0000_t202" style="position:absolute;margin-left:42.65pt;margin-top:1.8pt;width:56.45pt;height:13.9pt;z-index:251686912;visibility:visible;mso-wrap-style:square;mso-width-percent:0;mso-height-percent:0;mso-wrap-distance-left:9pt;mso-wrap-distance-top:0;mso-wrap-distance-right:9pt;mso-wrap-distance-bottom:0;mso-position-horizontal:absolute;mso-position-horizontal-relative:text;mso-position-vertical:absolute;mso-position-vertical-relative:text;mso-width-percent:0;mso-height-percent:0;mso-width-relative:page;mso-height-relative:page;v-text-anchor:top" o:gfxdata="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" stroked="f">
+            <v:shape w14:anchorId="12DD4D18" id="Text Box 113" o:spid="_x0000_s1042" type="#_x0000_t202" style="position:absolute;margin-left:42.65pt;margin-top:1.8pt;width:56.45pt;height:13.9pt;z-index:251686912;visibility:visible;mso-wrap-style:square;mso-width-percent:0;mso-height-percent:0;mso-wrap-distance-left:9pt;mso-wrap-distance-top:0;mso-wrap-distance-right:9pt;mso-wrap-distance-bottom:0;mso-position-horizontal:absolute;mso-position-horizontal-relative:text;mso-position-vertical:absolute;mso-position-vertical-relative:text;mso-width-percent:0;mso-height-percent:0;mso-width-relative:page;mso-height-relative:page;v-text-anchor:top" o:gfxdata="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" stroked="f">
               <v:fill opacity="0"/>
               <v:textbox inset="0,0,0,0">
                 <w:txbxContent>
@@ -7153,7 +5856,7 @@
         </mc:Choice>
         <mc:Fallback>
           <w:pict>
-            <v:shape w14:anchorId="4EE33A8E" id="Text Box 112" o:spid="_x0000_s1042" type="#_x0000_t202" style="position:absolute;margin-left:42.45pt;margin-top:-12.45pt;width:56.75pt;height:14.2pt;z-index:251685888;visibility:visible;mso-wrap-style:square;mso-width-percent:0;mso-height-percent:0;mso-wrap-distance-left:9pt;mso-wrap-distance-top:0;mso-wrap-distance-right:9pt;mso-wrap-distance-bottom:0;mso-position-horizontal:absolute;mso-position-horizontal-relative:text;mso-position-vertical:absolute;mso-position-vertical-relative:text;mso-width-percent:0;mso-height-percent:0;mso-width-relative:page;mso-height-relative:page;v-text-anchor:top" o:gfxdata="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" stroked="f">
+            <v:shape w14:anchorId="4EE33A8E" id="Text Box 112" o:spid="_x0000_s1043" type="#_x0000_t202" style="position:absolute;margin-left:42.45pt;margin-top:-12.45pt;width:56.75pt;height:14.2pt;z-index:251685888;visibility:visible;mso-wrap-style:square;mso-width-percent:0;mso-height-percent:0;mso-wrap-distance-left:9pt;mso-wrap-distance-top:0;mso-wrap-distance-right:9pt;mso-wrap-distance-bottom:0;mso-position-horizontal:absolute;mso-position-horizontal-relative:text;mso-position-vertical:absolute;mso-position-vertical-relative:text;mso-width-percent:0;mso-height-percent:0;mso-width-relative:page;mso-height-relative:page;v-text-anchor:top" o:gfxdata="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" stroked="f">
               <v:fill opacity="0"/>
               <v:textbox inset="0,0,0,0">
                 <w:txbxContent>
@@ -7270,7 +5973,7 @@
         </mc:Choice>
         <mc:Fallback>
           <w:pict>
-            <v:shape w14:anchorId="7E4A3332" id="Text Box 111" o:spid="_x0000_s1043" type="#_x0000_t202" style="position:absolute;margin-left:-14pt;margin-top:16.05pt;width:56.8pt;height:13.5pt;z-index:251684864;visibility:visible;mso-wrap-style:square;mso-width-percent:0;mso-height-percent:0;mso-wrap-distance-left:9pt;mso-wrap-distance-top:0;mso-wrap-distance-right:9pt;mso-wrap-distance-bottom:0;mso-position-horizontal:absolute;mso-position-horizontal-relative:text;mso-position-vertical:absolute;mso-position-vertical-relative:text;mso-width-percent:0;mso-height-percent:0;mso-width-relative:page;mso-height-relative:page;v-text-anchor:top" o:gfxdata="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" stroked="f">
+            <v:shape w14:anchorId="7E4A3332" id="Text Box 111" o:spid="_x0000_s1044" type="#_x0000_t202" style="position:absolute;margin-left:-14pt;margin-top:16.05pt;width:56.8pt;height:13.5pt;z-index:251684864;visibility:visible;mso-wrap-style:square;mso-width-percent:0;mso-height-percent:0;mso-wrap-distance-left:9pt;mso-wrap-distance-top:0;mso-wrap-distance-right:9pt;mso-wrap-distance-bottom:0;mso-position-horizontal:absolute;mso-position-horizontal-relative:text;mso-position-vertical:absolute;mso-position-vertical-relative:text;mso-width-percent:0;mso-height-percent:0;mso-width-relative:page;mso-height-relative:page;v-text-anchor:top" o:gfxdata="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" stroked="f">
               <v:fill opacity="0"/>
               <v:textbox inset="0,0,0,0">
                 <w:txbxContent>
@@ -7382,13 +6085,23 @@
                             </w:rPr>
                             <w:t xml:space="preserve"> </w:t>
                           </w:r>
+                          <w:proofErr w:type="spellStart"/>
                           <w:r>
                             <w:rPr>
                               <w:rFonts w:ascii="ISOCPEUR" w:hAnsi="ISOCPEUR"/>
                               <w:i/>
                               <w:sz w:val="22"/>
                             </w:rPr>
-                            <w:t>Разраб.</w:t>
+                            <w:t>Разраб</w:t>
+                          </w:r>
+                          <w:proofErr w:type="spellEnd"/>
+                          <w:r>
+                            <w:rPr>
+                              <w:rFonts w:ascii="ISOCPEUR" w:hAnsi="ISOCPEUR"/>
+                              <w:i/>
+                              <w:sz w:val="22"/>
+                            </w:rPr>
+                            <w:t>.</w:t>
                           </w:r>
                         </w:p>
                       </w:txbxContent>
@@ -7410,7 +6123,7 @@
         </mc:Choice>
         <mc:Fallback>
           <w:pict>
-            <v:shape w14:anchorId="7F9B0EA7" id="Text Box 50" o:spid="_x0000_s1044" type="#_x0000_t202" style="position:absolute;margin-left:-13.3pt;margin-top:-41.4pt;width:56.8pt;height:14.2pt;z-index:251671552;visibility:visible;mso-wrap-style:square;mso-width-percent:0;mso-height-percent:0;mso-wrap-distance-left:9pt;mso-wrap-distance-top:0;mso-wrap-distance-right:9pt;mso-wrap-distance-bottom:0;mso-position-horizontal:absolute;mso-position-horizontal-relative:text;mso-position-vertical:absolute;mso-position-vertical-relative:text;mso-width-percent:0;mso-height-percent:0;mso-width-relative:page;mso-height-relative:page;v-text-anchor:top" o:gfxdata="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" filled="f" stroked="f">
+            <v:shape w14:anchorId="7F9B0EA7" id="Text Box 50" o:spid="_x0000_s1045" type="#_x0000_t202" style="position:absolute;margin-left:-13.3pt;margin-top:-41.4pt;width:56.8pt;height:14.2pt;z-index:251671552;visibility:visible;mso-wrap-style:square;mso-width-percent:0;mso-height-percent:0;mso-wrap-distance-left:9pt;mso-wrap-distance-top:0;mso-wrap-distance-right:9pt;mso-wrap-distance-bottom:0;mso-position-horizontal:absolute;mso-position-horizontal-relative:text;mso-position-vertical:absolute;mso-position-vertical-relative:text;mso-width-percent:0;mso-height-percent:0;mso-width-relative:page;mso-height-relative:page;v-text-anchor:top" o:gfxdata="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" filled="f" stroked="f">
               <v:textbox inset="0,0,0,0">
                 <w:txbxContent>
                   <w:p>
@@ -7429,13 +6142,23 @@
                       </w:rPr>
                       <w:t xml:space="preserve"> </w:t>
                     </w:r>
+                    <w:proofErr w:type="spellStart"/>
                     <w:r>
                       <w:rPr>
                         <w:rFonts w:ascii="ISOCPEUR" w:hAnsi="ISOCPEUR"/>
                         <w:i/>
                         <w:sz w:val="22"/>
                       </w:rPr>
-                      <w:t>Разраб.</w:t>
+                      <w:t>Разраб</w:t>
+                    </w:r>
+                    <w:proofErr w:type="spellEnd"/>
+                    <w:r>
+                      <w:rPr>
+                        <w:rFonts w:ascii="ISOCPEUR" w:hAnsi="ISOCPEUR"/>
+                        <w:i/>
+                        <w:sz w:val="22"/>
+                      </w:rPr>
+                      <w:t>.</w:t>
                     </w:r>
                   </w:p>
                 </w:txbxContent>
@@ -7607,7 +6330,7 @@
         </mc:Choice>
         <mc:Fallback>
           <w:pict>
-            <v:shape w14:anchorId="7A8E28DB" id="Text Box 51" o:spid="_x0000_s1045" type="#_x0000_t202" style="position:absolute;margin-left:-14.4pt;margin-top:-26.95pt;width:56.8pt;height:14.2pt;z-index:251672576;visibility:visible;mso-wrap-style:square;mso-width-percent:0;mso-height-percent:0;mso-wrap-distance-left:9pt;mso-wrap-distance-top:0;mso-wrap-distance-right:9pt;mso-wrap-distance-bottom:0;mso-position-horizontal:absolute;mso-position-horizontal-relative:text;mso-position-vertical:absolute;mso-position-vertical-relative:text;mso-width-percent:0;mso-height-percent:0;mso-width-relative:page;mso-height-relative:page;v-text-anchor:top" o:gfxdata="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" filled="f" stroked="f">
+            <v:shape w14:anchorId="7A8E28DB" id="Text Box 51" o:spid="_x0000_s1046" type="#_x0000_t202" style="position:absolute;margin-left:-14.4pt;margin-top:-26.95pt;width:56.8pt;height:14.2pt;z-index:251672576;visibility:visible;mso-wrap-style:square;mso-width-percent:0;mso-height-percent:0;mso-wrap-distance-left:9pt;mso-wrap-distance-top:0;mso-wrap-distance-right:9pt;mso-wrap-distance-bottom:0;mso-position-horizontal:absolute;mso-position-horizontal-relative:text;mso-position-vertical:absolute;mso-position-vertical-relative:text;mso-width-percent:0;mso-height-percent:0;mso-width-relative:page;mso-height-relative:page;v-text-anchor:top" o:gfxdata="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" filled="f" stroked="f">
               <v:textbox inset="0,0,0,0">
                 <w:txbxContent>
                   <w:p>
@@ -7705,7 +6428,7 @@
       <mc:AlternateContent>
         <mc:Choice Requires="wps">
           <w:drawing>
-            <wp:anchor distT="0" distB="0" distL="114300" distR="114300" simplePos="0" relativeHeight="251674624" behindDoc="0" locked="0" layoutInCell="1" allowOverlap="1" wp14:anchorId="3AC25411" wp14:editId="6ACDD5DA">
+            <wp:anchor distT="0" distB="0" distL="114300" distR="114300" simplePos="0" relativeHeight="251674624" behindDoc="0" locked="0" layoutInCell="1" allowOverlap="1" wp14:anchorId="3AC25411" wp14:editId="57708BB1">
               <wp:simplePos x="0" y="0"/>
               <wp:positionH relativeFrom="column">
                 <wp:posOffset>537845</wp:posOffset>
@@ -7768,15 +6491,23 @@
                           </w:pPr>
                           <w:r>
                             <w:rPr>
-                              <w:szCs w:val="18"/>
+                              <w:sz w:val="16"/>
+                              <w:szCs w:val="16"/>
                             </w:rPr>
                             <w:t>Новик</w:t>
                           </w:r>
                           <w:r>
                             <w:rPr>
+                              <w:sz w:val="16"/>
+                              <w:szCs w:val="16"/>
+                            </w:rPr>
+                            <w:t xml:space="preserve"> А.И</w:t>
+                          </w:r>
+                          <w:r>
+                            <w:rPr>
                               <w:szCs w:val="18"/>
                             </w:rPr>
-                            <w:t xml:space="preserve"> А.И.</w:t>
+                            <w:t>.</w:t>
                           </w:r>
                         </w:p>
                       </w:txbxContent>
@@ -7798,7 +6529,7 @@
         </mc:Choice>
         <mc:Fallback>
           <w:pict>
-            <v:shape w14:anchorId="3AC25411" id="Text Box 53" o:spid="_x0000_s1046" type="#_x0000_t202" style="position:absolute;margin-left:42.35pt;margin-top:-26.35pt;width:56.8pt;height:12.4pt;z-index:251674624;visibility:visible;mso-wrap-style:square;mso-width-percent:0;mso-height-percent:0;mso-wrap-distance-left:9pt;mso-wrap-distance-top:0;mso-wrap-distance-right:9pt;mso-wrap-distance-bottom:0;mso-position-horizontal:absolute;mso-position-horizontal-relative:text;mso-position-vertical:absolute;mso-position-vertical-relative:text;mso-width-percent:0;mso-height-percent:0;mso-width-relative:page;mso-height-relative:page;v-text-anchor:top" o:gfxdata="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" filled="f" stroked="f">
+            <v:shape w14:anchorId="3AC25411" id="Text Box 53" o:spid="_x0000_s1047" type="#_x0000_t202" style="position:absolute;margin-left:42.35pt;margin-top:-26.35pt;width:56.8pt;height:12.4pt;z-index:251674624;visibility:visible;mso-wrap-style:square;mso-width-percent:0;mso-height-percent:0;mso-wrap-distance-left:9pt;mso-wrap-distance-top:0;mso-wrap-distance-right:9pt;mso-wrap-distance-bottom:0;mso-position-horizontal:absolute;mso-position-horizontal-relative:text;mso-position-vertical:absolute;mso-position-vertical-relative:text;mso-width-percent:0;mso-height-percent:0;mso-width-relative:page;mso-height-relative:page;v-text-anchor:top" o:gfxdata="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" filled="f" stroked="f">
               <v:textbox inset="0,0,0,0">
                 <w:txbxContent>
                   <w:p>
@@ -7809,177 +6540,24 @@
                     </w:pPr>
                     <w:r>
                       <w:rPr>
-                        <w:szCs w:val="18"/>
+                        <w:sz w:val="16"/>
+                        <w:szCs w:val="16"/>
                       </w:rPr>
                       <w:t>Новик</w:t>
                     </w:r>
                     <w:r>
                       <w:rPr>
+                        <w:sz w:val="16"/>
+                        <w:szCs w:val="16"/>
+                      </w:rPr>
+                      <w:t xml:space="preserve"> А.И</w:t>
+                    </w:r>
+                    <w:r>
+                      <w:rPr>
                         <w:szCs w:val="18"/>
                       </w:rPr>
-                      <w:t xml:space="preserve"> А.И.</w:t>
+                      <w:t>.</w:t>
                     </w:r>
-                  </w:p>
-                </w:txbxContent>
-              </v:textbox>
-            </v:shape>
-          </w:pict>
-        </mc:Fallback>
-      </mc:AlternateContent>
-    </w:r>
-    <w:r>
-      <w:rPr>
-        <w:noProof/>
-      </w:rPr>
-      <mc:AlternateContent>
-        <mc:Choice Requires="wps">
-          <w:drawing>
-            <wp:anchor distT="0" distB="0" distL="114300" distR="114300" simplePos="0" relativeHeight="251673600" behindDoc="0" locked="0" layoutInCell="1" allowOverlap="1" wp14:anchorId="4C1FE96A" wp14:editId="5D660B5A">
-              <wp:simplePos x="0" y="0"/>
-              <wp:positionH relativeFrom="column">
-                <wp:posOffset>538480</wp:posOffset>
-              </wp:positionH>
-              <wp:positionV relativeFrom="paragraph">
-                <wp:posOffset>-494665</wp:posOffset>
-              </wp:positionV>
-              <wp:extent cx="721360" cy="140335"/>
-              <wp:effectExtent l="0" t="635" r="0" b="1905"/>
-              <wp:wrapNone/>
-              <wp:docPr id="529435021" name="Text Box 52"/>
-              <wp:cNvGraphicFramePr>
-                <a:graphicFrameLocks xmlns:a="http://schemas.openxmlformats.org/drawingml/2006/main"/>
-              </wp:cNvGraphicFramePr>
-              <a:graphic xmlns:a="http://schemas.openxmlformats.org/drawingml/2006/main">
-                <a:graphicData uri="http://schemas.microsoft.com/office/word/2010/wordprocessingShape">
-                  <wps:wsp>
-                    <wps:cNvSpPr txBox="1">
-                      <a:spLocks noChangeArrowheads="1"/>
-                    </wps:cNvSpPr>
-                    <wps:spPr bwMode="auto">
-                      <a:xfrm>
-                        <a:off x="0" y="0"/>
-                        <a:ext cx="721360" cy="140335"/>
-                      </a:xfrm>
-                      <a:prstGeom prst="rect">
-                        <a:avLst/>
-                      </a:prstGeom>
-                      <a:noFill/>
-                      <a:ln>
-                        <a:noFill/>
-                      </a:ln>
-                      <a:extLst>
-                        <a:ext uri="{909E8E84-426E-40DD-AFC4-6F175D3DCCD1}">
-                          <a14:hiddenFill xmlns:a14="http://schemas.microsoft.com/office/drawing/2010/main">
-                            <a:solidFill>
-                              <a:srgbClr val="FFFFFF"/>
-                            </a:solidFill>
-                          </a14:hiddenFill>
-                        </a:ext>
-                        <a:ext uri="{91240B29-F687-4F45-9708-019B960494DF}">
-                          <a14:hiddenLine xmlns:a14="http://schemas.microsoft.com/office/drawing/2010/main" w="9525">
-                            <a:solidFill>
-                              <a:srgbClr val="000000"/>
-                            </a:solidFill>
-                            <a:miter lim="800000"/>
-                            <a:headEnd/>
-                            <a:tailEnd/>
-                          </a14:hiddenLine>
-                        </a:ext>
-                      </a:extLst>
-                    </wps:spPr>
-                    <wps:txbx>
-                      <w:txbxContent>
-                        <w:p>
-                          <w:pPr>
-                            <w:rPr>
-                              <w:szCs w:val="22"/>
-                            </w:rPr>
-                          </w:pPr>
-                          <w:r>
-                            <w:rPr>
-                              <w:szCs w:val="22"/>
-                            </w:rPr>
-                            <w:t>Шаталин</w:t>
-                          </w:r>
-                        </w:p>
-                        <w:p>
-                          <w:pPr>
-                            <w:rPr>
-                              <w:szCs w:val="22"/>
-                            </w:rPr>
-                          </w:pPr>
-                        </w:p>
-                        <w:p>
-                          <w:pPr>
-                            <w:rPr>
-                              <w:szCs w:val="22"/>
-                            </w:rPr>
-                          </w:pPr>
-                        </w:p>
-                        <w:p>
-                          <w:pPr>
-                            <w:rPr>
-                              <w:szCs w:val="22"/>
-                              <w:lang w:val="en-US"/>
-                            </w:rPr>
-                          </w:pPr>
-                        </w:p>
-                      </w:txbxContent>
-                    </wps:txbx>
-                    <wps:bodyPr rot="0" vert="horz" wrap="square" lIns="0" tIns="0" rIns="0" bIns="0" anchor="t" anchorCtr="0" upright="1">
-                      <a:noAutofit/>
-                    </wps:bodyPr>
-                  </wps:wsp>
-                </a:graphicData>
-              </a:graphic>
-              <wp14:sizeRelH relativeFrom="page">
-                <wp14:pctWidth>0</wp14:pctWidth>
-              </wp14:sizeRelH>
-              <wp14:sizeRelV relativeFrom="page">
-                <wp14:pctHeight>0</wp14:pctHeight>
-              </wp14:sizeRelV>
-            </wp:anchor>
-          </w:drawing>
-        </mc:Choice>
-        <mc:Fallback>
-          <w:pict>
-            <v:shape w14:anchorId="4C1FE96A" id="Text Box 52" o:spid="_x0000_s1047" type="#_x0000_t202" style="position:absolute;margin-left:42.4pt;margin-top:-38.95pt;width:56.8pt;height:11.05pt;z-index:251673600;visibility:visible;mso-wrap-style:square;mso-width-percent:0;mso-height-percent:0;mso-wrap-distance-left:9pt;mso-wrap-distance-top:0;mso-wrap-distance-right:9pt;mso-wrap-distance-bottom:0;mso-position-horizontal:absolute;mso-position-horizontal-relative:text;mso-position-vertical:absolute;mso-position-vertical-relative:text;mso-width-percent:0;mso-height-percent:0;mso-width-relative:page;mso-height-relative:page;v-text-anchor:top" o:gfxdata="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" filled="f" stroked="f">
-              <v:textbox inset="0,0,0,0">
-                <w:txbxContent>
-                  <w:p>
-                    <w:pPr>
-                      <w:rPr>
-                        <w:szCs w:val="22"/>
-                      </w:rPr>
-                    </w:pPr>
-                    <w:r>
-                      <w:rPr>
-                        <w:szCs w:val="22"/>
-                      </w:rPr>
-                      <w:t>Шаталин</w:t>
-                    </w:r>
-                  </w:p>
-                  <w:p>
-                    <w:pPr>
-                      <w:rPr>
-                        <w:szCs w:val="22"/>
-                      </w:rPr>
-                    </w:pPr>
-                  </w:p>
-                  <w:p>
-                    <w:pPr>
-                      <w:rPr>
-                        <w:szCs w:val="22"/>
-                      </w:rPr>
-                    </w:pPr>
-                  </w:p>
-                  <w:p>
-                    <w:pPr>
-                      <w:rPr>
-                        <w:szCs w:val="22"/>
-                        <w:lang w:val="en-US"/>
-                      </w:rPr>
-                    </w:pPr>
                   </w:p>
                 </w:txbxContent>
               </v:textbox>
@@ -8193,14 +6771,37 @@
                               <w:sz w:val="28"/>
                               <w:szCs w:val="28"/>
                             </w:rPr>
-                            <w:t>УП 5-04-0612-02.41ТП.</w:t>
+                            <w:t>УП 5-04-0612-</w:t>
+                          </w:r>
+                          <w:proofErr w:type="gramStart"/>
+                          <w:r>
+                            <w:rPr>
+                              <w:sz w:val="28"/>
+                              <w:szCs w:val="28"/>
+                            </w:rPr>
+                            <w:t>02.41ТП.</w:t>
                           </w:r>
                           <w:r>
                             <w:rPr>
                               <w:sz w:val="28"/>
                               <w:szCs w:val="28"/>
                             </w:rPr>
-                            <w:t>Ш-59.25.00</w:t>
+                            <w:t>Ш</w:t>
+                          </w:r>
+                          <w:proofErr w:type="gramEnd"/>
+                          <w:r>
+                            <w:rPr>
+                              <w:sz w:val="28"/>
+                              <w:szCs w:val="28"/>
+                            </w:rPr>
+                            <w:t>-59.25.0</w:t>
+                          </w:r>
+                          <w:r>
+                            <w:rPr>
+                              <w:sz w:val="28"/>
+                              <w:szCs w:val="28"/>
+                            </w:rPr>
+                            <w:t>2</w:t>
                           </w:r>
                         </w:p>
                         <w:p>
@@ -8248,14 +6849,37 @@
                         <w:sz w:val="28"/>
                         <w:szCs w:val="28"/>
                       </w:rPr>
-                      <w:t>УП 5-04-0612-02.41ТП.</w:t>
+                      <w:t>УП 5-04-0612-</w:t>
+                    </w:r>
+                    <w:proofErr w:type="gramStart"/>
+                    <w:r>
+                      <w:rPr>
+                        <w:sz w:val="28"/>
+                        <w:szCs w:val="28"/>
+                      </w:rPr>
+                      <w:t>02.41ТП.</w:t>
                     </w:r>
                     <w:r>
                       <w:rPr>
                         <w:sz w:val="28"/>
                         <w:szCs w:val="28"/>
                       </w:rPr>
-                      <w:t>Ш-59.25.00</w:t>
+                      <w:t>Ш</w:t>
+                    </w:r>
+                    <w:proofErr w:type="gramEnd"/>
+                    <w:r>
+                      <w:rPr>
+                        <w:sz w:val="28"/>
+                        <w:szCs w:val="28"/>
+                      </w:rPr>
+                      <w:t>-59.25.0</w:t>
+                    </w:r>
+                    <w:r>
+                      <w:rPr>
+                        <w:sz w:val="28"/>
+                        <w:szCs w:val="28"/>
+                      </w:rPr>
+                      <w:t>2</w:t>
                     </w:r>
                   </w:p>
                   <w:p>
@@ -8730,8 +7354,17 @@
                               <w:sz w:val="28"/>
                               <w:szCs w:val="28"/>
                             </w:rPr>
-                            <w:t>Гродненский ГКТТиД</w:t>
+                            <w:t xml:space="preserve">Гродненский </w:t>
                           </w:r>
+                          <w:proofErr w:type="spellStart"/>
+                          <w:r>
+                            <w:rPr>
+                              <w:sz w:val="28"/>
+                              <w:szCs w:val="28"/>
+                            </w:rPr>
+                            <w:t>ГКТТиД</w:t>
+                          </w:r>
+                          <w:proofErr w:type="spellEnd"/>
                         </w:p>
                         <w:p>
                           <w:pPr>
@@ -8774,8 +7407,17 @@
                         <w:sz w:val="28"/>
                         <w:szCs w:val="28"/>
                       </w:rPr>
-                      <w:t>Гродненский ГКТТиД</w:t>
+                      <w:t xml:space="preserve">Гродненский </w:t>
                     </w:r>
+                    <w:proofErr w:type="spellStart"/>
+                    <w:r>
+                      <w:rPr>
+                        <w:sz w:val="28"/>
+                        <w:szCs w:val="28"/>
+                      </w:rPr>
+                      <w:t>ГКТТиД</w:t>
+                    </w:r>
+                    <w:proofErr w:type="spellEnd"/>
                   </w:p>
                   <w:p>
                     <w:pPr>
@@ -8863,6 +7505,7 @@
                               <w:lang w:val="en-US"/>
                             </w:rPr>
                           </w:pPr>
+                          <w:proofErr w:type="spellStart"/>
                           <w:r>
                             <w:rPr>
                               <w:rFonts w:ascii="ISOCPEUR" w:hAnsi="ISOCPEUR"/>
@@ -8871,6 +7514,7 @@
                             </w:rPr>
                             <w:t>Изм</w:t>
                           </w:r>
+                          <w:proofErr w:type="spellEnd"/>
                           <w:r>
                             <w:rPr>
                               <w:rFonts w:ascii="ISOCPEUR" w:hAnsi="ISOCPEUR"/>
@@ -8913,6 +7557,7 @@
                         <w:lang w:val="en-US"/>
                       </w:rPr>
                     </w:pPr>
+                    <w:proofErr w:type="spellStart"/>
                     <w:r>
                       <w:rPr>
                         <w:rFonts w:ascii="ISOCPEUR" w:hAnsi="ISOCPEUR"/>
@@ -8921,6 +7566,7 @@
                       </w:rPr>
                       <w:t>Изм</w:t>
                     </w:r>
+                    <w:proofErr w:type="spellEnd"/>
                     <w:r>
                       <w:rPr>
                         <w:rFonts w:ascii="ISOCPEUR" w:hAnsi="ISOCPEUR"/>
